--- a/CUWebinars.Web/App_Data/mergeTemplates/RecordingIsPostedToExistingUserBW.docx
+++ b/CUWebinars.Web/App_Data/mergeTemplates/RecordingIsPostedToExistingUserBW.docx
@@ -18,8 +18,8 @@
       </w:tblPr>
       <w:tblGrid>
         <w:gridCol w:w="265"/>
-        <w:gridCol w:w="6305"/>
-        <w:gridCol w:w="2516"/>
+        <w:gridCol w:w="5675"/>
+        <w:gridCol w:w="3146"/>
         <w:gridCol w:w="265"/>
       </w:tblGrid>
       <w:tr>
@@ -47,6 +47,9 @@
         </w:tc>
       </w:tr>
       <w:tr>
+        <w:trPr>
+          <w:trHeight w:val="1160"/>
+        </w:trPr>
         <w:tc>
           <w:tcPr>
             <w:tcW w:w="265" w:type="dxa"/>
@@ -59,7 +62,7 @@
         </w:tc>
         <w:tc>
           <w:tcPr>
-            <w:tcW w:w="6305" w:type="dxa"/>
+            <w:tcW w:w="5675" w:type="dxa"/>
             <w:tcBorders>
               <w:top w:val="single" w:sz="4" w:space="0" w:color="000000"/>
               <w:left w:val="single" w:sz="4" w:space="0" w:color="000000"/>
@@ -118,12 +121,19 @@
                 </wp:inline>
               </w:drawing>
             </w:r>
+            <w:r>
+              <w:rPr>
+                <w:noProof/>
+                <w:color w:val="4B5966"/>
+                <w:shd w:val="clear" w:color="auto" w:fill="4B5966"/>
+              </w:rPr>
+              <w:t>|</w:t>
+            </w:r>
           </w:p>
-          <w:p/>
         </w:tc>
         <w:tc>
           <w:tcPr>
-            <w:tcW w:w="2516" w:type="dxa"/>
+            <w:tcW w:w="3146" w:type="dxa"/>
             <w:tcBorders>
               <w:top w:val="single" w:sz="4" w:space="0" w:color="000000"/>
               <w:right w:val="single" w:sz="4" w:space="0" w:color="000000"/>
@@ -138,125 +148,287 @@
                 <w:szCs w:val="18"/>
               </w:rPr>
             </w:pPr>
-            <w:r>
-              <w:rPr>
-                <w:color w:val="7F7F7F" w:themeColor="text1" w:themeTint="80"/>
-                <w:sz w:val="18"/>
-                <w:szCs w:val="18"/>
-              </w:rPr>
-              <w:t xml:space="preserve">Order ID: </w:t>
-            </w:r>
           </w:p>
+          <w:tbl>
+            <w:tblPr>
+              <w:tblStyle w:val="TableGrid"/>
+              <w:tblW w:w="0" w:type="auto"/>
+              <w:tblBorders>
+                <w:top w:val="none" w:sz="0" w:space="0" w:color="auto"/>
+                <w:left w:val="none" w:sz="0" w:space="0" w:color="auto"/>
+                <w:bottom w:val="none" w:sz="0" w:space="0" w:color="auto"/>
+                <w:right w:val="none" w:sz="0" w:space="0" w:color="auto"/>
+                <w:insideH w:val="none" w:sz="0" w:space="0" w:color="auto"/>
+                <w:insideV w:val="none" w:sz="0" w:space="0" w:color="auto"/>
+              </w:tblBorders>
+              <w:tblLook w:val="04A0" w:firstRow="1" w:lastRow="0" w:firstColumn="1" w:lastColumn="0" w:noHBand="0" w:noVBand="1"/>
+            </w:tblPr>
+            <w:tblGrid>
+              <w:gridCol w:w="1373"/>
+              <w:gridCol w:w="1557"/>
+            </w:tblGrid>
+            <w:tr>
+              <w:tc>
+                <w:tcPr>
+                  <w:tcW w:w="1373" w:type="dxa"/>
+                </w:tcPr>
+                <w:p>
+                  <w:pPr>
+                    <w:pStyle w:val="NoSpacing"/>
+                    <w:jc w:val="right"/>
+                    <w:rPr>
+                      <w:noProof/>
+                      <w:color w:val="7F7F7F" w:themeColor="text1" w:themeTint="80"/>
+                      <w:sz w:val="18"/>
+                      <w:szCs w:val="18"/>
+                    </w:rPr>
+                  </w:pPr>
+                  <w:r>
+                    <w:rPr>
+                      <w:color w:val="7F7F7F" w:themeColor="text1" w:themeTint="80"/>
+                      <w:sz w:val="18"/>
+                      <w:szCs w:val="18"/>
+                    </w:rPr>
+                    <w:t>Or</w:t>
+                  </w:r>
+                  <w:bookmarkStart w:id="0" w:name="_GoBack"/>
+                  <w:bookmarkEnd w:id="0"/>
+                  <w:r>
+                    <w:rPr>
+                      <w:color w:val="7F7F7F" w:themeColor="text1" w:themeTint="80"/>
+                      <w:sz w:val="18"/>
+                      <w:szCs w:val="18"/>
+                    </w:rPr>
+                    <w:t>der ID:</w:t>
+                  </w:r>
+                </w:p>
+              </w:tc>
+              <w:tc>
+                <w:tcPr>
+                  <w:tcW w:w="1557" w:type="dxa"/>
+                </w:tcPr>
+                <w:p>
+                  <w:pPr>
+                    <w:pStyle w:val="NoSpacing"/>
+                    <w:rPr>
+                      <w:noProof/>
+                      <w:sz w:val="18"/>
+                      <w:szCs w:val="18"/>
+                    </w:rPr>
+                  </w:pPr>
+                  <w:r>
+                    <w:rPr>
+                      <w:sz w:val="18"/>
+                      <w:szCs w:val="18"/>
+                    </w:rPr>
+                    <w:fldChar w:fldCharType="begin"/>
+                  </w:r>
+                  <w:r>
+                    <w:rPr>
+                      <w:sz w:val="18"/>
+                      <w:szCs w:val="18"/>
+                    </w:rPr>
+                    <w:instrText xml:space="preserve"> MERGEFIELD  OrderID  \* MERGEFORMAT </w:instrText>
+                  </w:r>
+                  <w:r>
+                    <w:rPr>
+                      <w:sz w:val="18"/>
+                      <w:szCs w:val="18"/>
+                    </w:rPr>
+                    <w:fldChar w:fldCharType="separate"/>
+                  </w:r>
+                  <w:r>
+                    <w:rPr>
+                      <w:noProof/>
+                      <w:sz w:val="18"/>
+                      <w:szCs w:val="18"/>
+                    </w:rPr>
+                    <w:t>«OrderID»</w:t>
+                  </w:r>
+                  <w:r>
+                    <w:rPr>
+                      <w:sz w:val="18"/>
+                      <w:szCs w:val="18"/>
+                    </w:rPr>
+                    <w:fldChar w:fldCharType="end"/>
+                  </w:r>
+                </w:p>
+              </w:tc>
+            </w:tr>
+            <w:tr>
+              <w:tc>
+                <w:tcPr>
+                  <w:tcW w:w="1373" w:type="dxa"/>
+                </w:tcPr>
+                <w:p>
+                  <w:pPr>
+                    <w:pStyle w:val="NoSpacing"/>
+                    <w:jc w:val="right"/>
+                    <w:rPr>
+                      <w:noProof/>
+                      <w:color w:val="7F7F7F" w:themeColor="text1" w:themeTint="80"/>
+                      <w:sz w:val="18"/>
+                      <w:szCs w:val="18"/>
+                    </w:rPr>
+                  </w:pPr>
+                  <w:r>
+                    <w:rPr>
+                      <w:color w:val="7F7F7F" w:themeColor="text1" w:themeTint="80"/>
+                      <w:sz w:val="18"/>
+                      <w:szCs w:val="18"/>
+                    </w:rPr>
+                    <w:t>Attendance</w:t>
+                  </w:r>
+                  <w:r>
+                    <w:rPr>
+                      <w:color w:val="7F7F7F" w:themeColor="text1" w:themeTint="80"/>
+                      <w:sz w:val="18"/>
+                      <w:szCs w:val="18"/>
+                    </w:rPr>
+                    <w:t>:</w:t>
+                  </w:r>
+                </w:p>
+              </w:tc>
+              <w:tc>
+                <w:tcPr>
+                  <w:tcW w:w="1557" w:type="dxa"/>
+                </w:tcPr>
+                <w:p>
+                  <w:pPr>
+                    <w:pStyle w:val="NoSpacing"/>
+                    <w:rPr>
+                      <w:noProof/>
+                      <w:sz w:val="18"/>
+                      <w:szCs w:val="18"/>
+                    </w:rPr>
+                  </w:pPr>
+                  <w:r>
+                    <w:rPr>
+                      <w:sz w:val="18"/>
+                      <w:szCs w:val="18"/>
+                    </w:rPr>
+                    <w:fldChar w:fldCharType="begin"/>
+                  </w:r>
+                  <w:r>
+                    <w:rPr>
+                      <w:sz w:val="18"/>
+                      <w:szCs w:val="18"/>
+                    </w:rPr>
+                    <w:instrText xml:space="preserve"> MERGEFIELD  AttendType  \* MERGEFORMAT </w:instrText>
+                  </w:r>
+                  <w:r>
+                    <w:rPr>
+                      <w:sz w:val="18"/>
+                      <w:szCs w:val="18"/>
+                    </w:rPr>
+                    <w:fldChar w:fldCharType="separate"/>
+                  </w:r>
+                  <w:r>
+                    <w:rPr>
+                      <w:noProof/>
+                      <w:sz w:val="18"/>
+                      <w:szCs w:val="18"/>
+                    </w:rPr>
+                    <w:t>«AttendType»</w:t>
+                  </w:r>
+                  <w:r>
+                    <w:rPr>
+                      <w:sz w:val="18"/>
+                      <w:szCs w:val="18"/>
+                    </w:rPr>
+                    <w:fldChar w:fldCharType="end"/>
+                  </w:r>
+                </w:p>
+              </w:tc>
+            </w:tr>
+            <w:tr>
+              <w:tc>
+                <w:tcPr>
+                  <w:tcW w:w="1373" w:type="dxa"/>
+                </w:tcPr>
+                <w:p>
+                  <w:pPr>
+                    <w:pStyle w:val="NoSpacing"/>
+                    <w:jc w:val="right"/>
+                    <w:rPr>
+                      <w:noProof/>
+                      <w:color w:val="7F7F7F" w:themeColor="text1" w:themeTint="80"/>
+                      <w:sz w:val="18"/>
+                      <w:szCs w:val="18"/>
+                    </w:rPr>
+                  </w:pPr>
+                  <w:r>
+                    <w:rPr>
+                      <w:color w:val="7F7F7F" w:themeColor="text1" w:themeTint="80"/>
+                      <w:sz w:val="18"/>
+                      <w:szCs w:val="18"/>
+                    </w:rPr>
+                    <w:t>Status:</w:t>
+                  </w:r>
+                </w:p>
+              </w:tc>
+              <w:tc>
+                <w:tcPr>
+                  <w:tcW w:w="1557" w:type="dxa"/>
+                </w:tcPr>
+                <w:p>
+                  <w:pPr>
+                    <w:pStyle w:val="NoSpacing"/>
+                    <w:rPr>
+                      <w:noProof/>
+                      <w:sz w:val="18"/>
+                      <w:szCs w:val="18"/>
+                    </w:rPr>
+                  </w:pPr>
+                  <w:r>
+                    <w:rPr>
+                      <w:sz w:val="18"/>
+                      <w:szCs w:val="18"/>
+                    </w:rPr>
+                    <w:fldChar w:fldCharType="begin"/>
+                  </w:r>
+                  <w:r>
+                    <w:rPr>
+                      <w:sz w:val="18"/>
+                      <w:szCs w:val="18"/>
+                    </w:rPr>
+                    <w:instrText xml:space="preserve"> MERGEFIELD  PaymentStatus  \* MERGEFORMAT </w:instrText>
+                  </w:r>
+                  <w:r>
+                    <w:rPr>
+                      <w:sz w:val="18"/>
+                      <w:szCs w:val="18"/>
+                    </w:rPr>
+                    <w:fldChar w:fldCharType="separate"/>
+                  </w:r>
+                  <w:r>
+                    <w:rPr>
+                      <w:noProof/>
+                      <w:sz w:val="18"/>
+                      <w:szCs w:val="18"/>
+                    </w:rPr>
+                    <w:t>«PaymentStatus»</w:t>
+                  </w:r>
+                  <w:r>
+                    <w:rPr>
+                      <w:sz w:val="18"/>
+                      <w:szCs w:val="18"/>
+                    </w:rPr>
+                    <w:fldChar w:fldCharType="end"/>
+                  </w:r>
+                </w:p>
+              </w:tc>
+            </w:tr>
+          </w:tbl>
           <w:p>
             <w:pPr>
-              <w:jc w:val="center"/>
               <w:rPr>
                 <w:noProof/>
                 <w:sz w:val="18"/>
                 <w:szCs w:val="18"/>
               </w:rPr>
             </w:pPr>
-            <w:r>
-              <w:rPr>
-                <w:sz w:val="18"/>
-                <w:szCs w:val="18"/>
-              </w:rPr>
-              <w:fldChar w:fldCharType="begin"/>
-            </w:r>
-            <w:r>
-              <w:rPr>
-                <w:sz w:val="18"/>
-                <w:szCs w:val="18"/>
-              </w:rPr>
-              <w:instrText xml:space="preserve"> MERGEFIELD  OrderID  \* MERGEFORMAT </w:instrText>
-            </w:r>
-            <w:r>
-              <w:rPr>
-                <w:sz w:val="18"/>
-                <w:szCs w:val="18"/>
-              </w:rPr>
-              <w:fldChar w:fldCharType="separate"/>
-            </w:r>
-            <w:r>
-              <w:rPr>
-                <w:noProof/>
-                <w:sz w:val="18"/>
-                <w:szCs w:val="18"/>
-              </w:rPr>
-              <w:t>«OrderID»</w:t>
-            </w:r>
-            <w:r>
-              <w:rPr>
-                <w:sz w:val="18"/>
-                <w:szCs w:val="18"/>
-              </w:rPr>
-              <w:fldChar w:fldCharType="end"/>
-            </w:r>
           </w:p>
-          <w:p>
-            <w:pPr>
-              <w:rPr>
-                <w:color w:val="7F7F7F" w:themeColor="text1" w:themeTint="80"/>
-                <w:sz w:val="18"/>
-                <w:szCs w:val="18"/>
-              </w:rPr>
-            </w:pPr>
-            <w:r>
-              <w:rPr>
-                <w:color w:val="7F7F7F" w:themeColor="text1" w:themeTint="80"/>
-                <w:sz w:val="18"/>
-                <w:szCs w:val="18"/>
-              </w:rPr>
-              <w:t>Attendance Type:</w:t>
-            </w:r>
-          </w:p>
-          <w:p>
-            <w:pPr>
-              <w:jc w:val="center"/>
-              <w:rPr>
-                <w:noProof/>
-                <w:sz w:val="18"/>
-                <w:szCs w:val="18"/>
-              </w:rPr>
-            </w:pPr>
-            <w:r>
-              <w:rPr>
-                <w:sz w:val="18"/>
-                <w:szCs w:val="18"/>
-              </w:rPr>
-              <w:fldChar w:fldCharType="begin"/>
-            </w:r>
-            <w:r>
-              <w:rPr>
-                <w:sz w:val="18"/>
-                <w:szCs w:val="18"/>
-              </w:rPr>
-              <w:instrText xml:space="preserve"> MERGEFIELD  AttendType  \* MERGEFORMAT </w:instrText>
-            </w:r>
-            <w:r>
-              <w:rPr>
-                <w:sz w:val="18"/>
-                <w:szCs w:val="18"/>
-              </w:rPr>
-              <w:fldChar w:fldCharType="separate"/>
-            </w:r>
-            <w:r>
-              <w:rPr>
-                <w:noProof/>
-                <w:sz w:val="18"/>
-                <w:szCs w:val="18"/>
-              </w:rPr>
-              <w:t>«AttendType»</w:t>
-            </w:r>
-            <w:r>
-              <w:rPr>
-                <w:sz w:val="18"/>
-                <w:szCs w:val="18"/>
-              </w:rPr>
-              <w:fldChar w:fldCharType="end"/>
-            </w:r>
-          </w:p>
-          <w:p/>
         </w:tc>
         <w:tc>
           <w:tcPr>
@@ -323,8 +495,10 @@
               <w:right w:val="single" w:sz="6" w:space="0" w:color="auto"/>
             </w:tcBorders>
           </w:tcPr>
-          <w:p/>
           <w:p>
+            <w:pPr>
+              <w:spacing w:before="200"/>
+            </w:pPr>
             <w:r>
               <w:t xml:space="preserve">Dear </w:t>
             </w:r>
@@ -340,8 +514,10 @@
               <w:t>,</w:t>
             </w:r>
           </w:p>
-          <w:p/>
           <w:p>
+            <w:pPr>
+              <w:spacing w:before="200"/>
+            </w:pPr>
             <w:r>
               <w:t xml:space="preserve">We hope you enjoyed </w:t>
             </w:r>
@@ -391,18 +567,22 @@
               </w:r>
             </w:fldSimple>
           </w:p>
-          <w:p/>
-          <w:p>
-            <w:r>
-              <w:t>Accessing your recording depends:</w:t>
-            </w:r>
-          </w:p>
           <w:p>
             <w:pPr>
+              <w:spacing w:before="200"/>
               <w:rPr>
                 <w:noProof/>
               </w:rPr>
             </w:pPr>
+            <w:r>
+              <w:t>How To Access Your Recording</w:t>
+            </w:r>
+            <w:r>
+              <w:t>:</w:t>
+            </w:r>
+            <w:r>
+              <w:br/>
+            </w:r>
             <w:r>
               <w:rPr>
                 <w:b/>
@@ -422,6 +602,12 @@
               </w:r>
             </w:fldSimple>
             <w:r>
+              <w:rPr>
+                <w:noProof/>
+              </w:rPr>
+              <w:t xml:space="preserve"> -</w:t>
+            </w:r>
+            <w:r>
               <w:t xml:space="preserve"> you can log into your account </w:t>
             </w:r>
             <w:r>
@@ -431,7 +617,10 @@
               <w:t>ac</w:t>
             </w:r>
             <w:r>
-              <w:t>cess to the full details of you</w:t>
+              <w:t>cess the full details of you</w:t>
+            </w:r>
+            <w:r>
+              <w:t>r order</w:t>
             </w:r>
             <w:r>
               <w:t xml:space="preserve">. </w:t>
@@ -445,17 +634,35 @@
               </w:r>
             </w:fldSimple>
           </w:p>
-          <w:p/>
           <w:p>
+            <w:pPr>
+              <w:spacing w:before="200"/>
+            </w:pPr>
             <w:r>
               <w:rPr>
                 <w:b/>
                 <w:i/>
               </w:rPr>
-              <w:t>If this message is forwarded to you</w:t>
-            </w:r>
-            <w:r>
-              <w:t xml:space="preserve"> by the original registrant (see above),  you may access the content by visiting the link below. No password will be required but you will be prompted for name and email. </w:t>
+              <w:t>If you</w:t>
+            </w:r>
+            <w:r>
+              <w:rPr>
+                <w:b/>
+                <w:i/>
+              </w:rPr>
+              <w:t xml:space="preserve"> are not the original registrant</w:t>
+            </w:r>
+            <w:r>
+              <w:t xml:space="preserve"> -</w:t>
+            </w:r>
+            <w:r>
+              <w:t xml:space="preserve"> you </w:t>
+            </w:r>
+            <w:r>
+              <w:t xml:space="preserve">can </w:t>
+            </w:r>
+            <w:r>
+              <w:t xml:space="preserve">access the content by visiting the link below. No password will be required but you will be prompted for name and email. </w:t>
             </w:r>
             <w:fldSimple w:instr=" MERGEFIELD  OndemandLink  \* MERGEFORMAT ">
               <w:r>
@@ -469,14 +676,34 @@
               <w:t>.</w:t>
             </w:r>
           </w:p>
-          <w:p/>
           <w:p>
+            <w:pPr>
+              <w:spacing w:before="200"/>
+              <w:rPr>
+                <w:noProof/>
+              </w:rPr>
+            </w:pPr>
+            <w:fldSimple w:instr=" MERGEFIELD  PaymentCaption  \* MERGEFORMAT ">
+              <w:r>
+                <w:rPr>
+                  <w:noProof/>
+                </w:rPr>
+                <w:t>«PaymentCaption»</w:t>
+              </w:r>
+            </w:fldSimple>
+          </w:p>
+          <w:p>
+            <w:pPr>
+              <w:spacing w:before="200"/>
+            </w:pPr>
             <w:r>
               <w:t>It is possible that clicking the link directly within the email is prevented by your network’s policies. Pasting the above address into your browser’s window might work better.</w:t>
             </w:r>
           </w:p>
-          <w:p/>
           <w:p>
+            <w:pPr>
+              <w:spacing w:before="200"/>
+            </w:pPr>
             <w:r>
               <w:t xml:space="preserve">The customer service staff at </w:t>
             </w:r>
@@ -559,10 +786,7 @@
             <w:gridSpan w:val="4"/>
             <w:shd w:val="clear" w:color="auto" w:fill="4D677F"/>
           </w:tcPr>
-          <w:p>
-            <w:bookmarkStart w:id="0" w:name="_GoBack"/>
-            <w:bookmarkEnd w:id="0"/>
-          </w:p>
+          <w:p/>
         </w:tc>
       </w:tr>
     </w:tbl>
@@ -1055,6 +1279,15 @@
       </w:tblBorders>
     </w:tblPr>
   </w:style>
+  <w:style w:type="paragraph" w:styleId="NoSpacing">
+    <w:name w:val="No Spacing"/>
+    <w:uiPriority w:val="1"/>
+    <w:qFormat/>
+    <w:rsid w:val="008C6DB1"/>
+    <w:pPr>
+      <w:spacing w:after="0" w:line="240" w:lineRule="auto"/>
+    </w:pPr>
+  </w:style>
 </w:styles>
 </file>
 
@@ -1324,7 +1557,7 @@
 </file>
 
 <file path=customXml/itemProps1.xml><?xml version="1.0" encoding="utf-8"?>
-<ds:datastoreItem xmlns:ds="http://schemas.openxmlformats.org/officeDocument/2006/customXml" ds:itemID="{1D4D1E5E-6873-4BA0-BE64-C782B4629B14}">
+<ds:datastoreItem xmlns:ds="http://schemas.openxmlformats.org/officeDocument/2006/customXml" ds:itemID="{2CB93F1C-455C-4682-B8A8-FDCB6CC740B5}">
   <ds:schemaRefs>
     <ds:schemaRef ds:uri="http://schemas.openxmlformats.org/officeDocument/2006/bibliography"/>
   </ds:schemaRefs>

--- a/CUWebinars.Web/App_Data/mergeTemplates/RecordingIsPostedToExistingUserBW.docx
+++ b/CUWebinars.Web/App_Data/mergeTemplates/RecordingIsPostedToExistingUserBW.docx
@@ -79,47 +79,7 @@
               <w:rPr>
                 <w:noProof/>
               </w:rPr>
-              <w:drawing>
-                <wp:inline distT="0" distB="0" distL="0" distR="0">
-                  <wp:extent cx="2400508" cy="762066"/>
-                  <wp:effectExtent l="0" t="0" r="0" b="0"/>
-                  <wp:docPr id="1" name="Picture 1"/>
-                  <wp:cNvGraphicFramePr>
-                    <a:graphicFrameLocks xmlns:a="http://schemas.openxmlformats.org/drawingml/2006/main" noChangeAspect="1"/>
-                  </wp:cNvGraphicFramePr>
-                  <a:graphic xmlns:a="http://schemas.openxmlformats.org/drawingml/2006/main">
-                    <a:graphicData uri="http://schemas.openxmlformats.org/drawingml/2006/picture">
-                      <pic:pic xmlns:pic="http://schemas.openxmlformats.org/drawingml/2006/picture">
-                        <pic:nvPicPr>
-                          <pic:cNvPr id="1" name="logo_bankwebinars.png"/>
-                          <pic:cNvPicPr/>
-                        </pic:nvPicPr>
-                        <pic:blipFill>
-                          <a:blip r:embed="rId5">
-                            <a:extLst>
-                              <a:ext uri="{28A0092B-C50C-407E-A947-70E740481C1C}">
-                                <a14:useLocalDpi xmlns:a14="http://schemas.microsoft.com/office/drawing/2010/main" val="0"/>
-                              </a:ext>
-                            </a:extLst>
-                          </a:blip>
-                          <a:stretch>
-                            <a:fillRect/>
-                          </a:stretch>
-                        </pic:blipFill>
-                        <pic:spPr>
-                          <a:xfrm>
-                            <a:off x="0" y="0"/>
-                            <a:ext cx="2400508" cy="762066"/>
-                          </a:xfrm>
-                          <a:prstGeom prst="rect">
-                            <a:avLst/>
-                          </a:prstGeom>
-                        </pic:spPr>
-                      </pic:pic>
-                    </a:graphicData>
-                  </a:graphic>
-                </wp:inline>
-              </w:drawing>
+              <w:t>[logo]</w:t>
             </w:r>
             <w:r>
               <w:rPr>
@@ -189,17 +149,7 @@
                       <w:sz w:val="18"/>
                       <w:szCs w:val="18"/>
                     </w:rPr>
-                    <w:t>Or</w:t>
-                  </w:r>
-                  <w:bookmarkStart w:id="0" w:name="_GoBack"/>
-                  <w:bookmarkEnd w:id="0"/>
-                  <w:r>
-                    <w:rPr>
-                      <w:color w:val="7F7F7F" w:themeColor="text1" w:themeTint="80"/>
-                      <w:sz w:val="18"/>
-                      <w:szCs w:val="18"/>
-                    </w:rPr>
-                    <w:t>der ID:</w:t>
+                    <w:t>Order ID:</w:t>
                   </w:r>
                 </w:p>
               </w:tc>
@@ -408,6 +358,91 @@
                       <w:szCs w:val="18"/>
                     </w:rPr>
                     <w:t>«PaymentStatus»</w:t>
+                  </w:r>
+                  <w:r>
+                    <w:rPr>
+                      <w:sz w:val="18"/>
+                      <w:szCs w:val="18"/>
+                    </w:rPr>
+                    <w:fldChar w:fldCharType="end"/>
+                  </w:r>
+                </w:p>
+              </w:tc>
+            </w:tr>
+            <w:tr>
+              <w:tc>
+                <w:tcPr>
+                  <w:tcW w:w="1373" w:type="dxa"/>
+                </w:tcPr>
+                <w:p>
+                  <w:pPr>
+                    <w:pStyle w:val="NoSpacing"/>
+                    <w:jc w:val="right"/>
+                    <w:rPr>
+                      <w:noProof/>
+                      <w:color w:val="7F7F7F" w:themeColor="text1" w:themeTint="80"/>
+                      <w:sz w:val="18"/>
+                      <w:szCs w:val="18"/>
+                    </w:rPr>
+                  </w:pPr>
+                  <w:r>
+                    <w:rPr>
+                      <w:color w:val="7F7F7F" w:themeColor="text1" w:themeTint="80"/>
+                      <w:sz w:val="18"/>
+                      <w:szCs w:val="18"/>
+                    </w:rPr>
+                    <w:t>Expires</w:t>
+                  </w:r>
+                  <w:r>
+                    <w:rPr>
+                      <w:color w:val="7F7F7F" w:themeColor="text1" w:themeTint="80"/>
+                      <w:sz w:val="18"/>
+                      <w:szCs w:val="18"/>
+                    </w:rPr>
+                    <w:t>:</w:t>
+                  </w:r>
+                </w:p>
+              </w:tc>
+              <w:tc>
+                <w:tcPr>
+                  <w:tcW w:w="1557" w:type="dxa"/>
+                </w:tcPr>
+                <w:p>
+                  <w:pPr>
+                    <w:pStyle w:val="NoSpacing"/>
+                    <w:rPr>
+                      <w:sz w:val="18"/>
+                      <w:szCs w:val="18"/>
+                    </w:rPr>
+                  </w:pPr>
+                  <w:r>
+                    <w:rPr>
+                      <w:sz w:val="18"/>
+                      <w:szCs w:val="18"/>
+                    </w:rPr>
+                    <w:fldChar w:fldCharType="begin"/>
+                  </w:r>
+                  <w:r>
+                    <w:rPr>
+                      <w:sz w:val="18"/>
+                      <w:szCs w:val="18"/>
+                    </w:rPr>
+                    <w:instrText xml:space="preserve"> MERGEFIELD  Expires  \* MERGEFORMAT </w:instrText>
+                  </w:r>
+                  <w:r>
+                    <w:rPr>
+                      <w:sz w:val="18"/>
+                      <w:szCs w:val="18"/>
+                    </w:rPr>
+                    <w:fldChar w:fldCharType="separate"/>
+                  </w:r>
+                  <w:r>
+                    <w:rPr>
+                      <w:noProof/>
+                      <w:sz w:val="18"/>
+                      <w:szCs w:val="18"/>
+                    </w:rPr>
+                    <w:t>«Expires»</w:t>
                   </w:r>
                   <w:r>
                     <w:rPr>
@@ -502,14 +537,27 @@
             <w:r>
               <w:t xml:space="preserve">Dear </w:t>
             </w:r>
-            <w:fldSimple w:instr=" MERGEFIELD  FirstName  \* MERGEFORMAT ">
-              <w:r>
-                <w:rPr>
-                  <w:noProof/>
-                </w:rPr>
-                <w:t>«FirstName»</w:t>
-              </w:r>
-            </w:fldSimple>
+            <w:r>
+              <w:fldChar w:fldCharType="begin"/>
+            </w:r>
+            <w:r>
+              <w:instrText xml:space="preserve"> MERGEFIELD  FirstName  \* MERGEFORMAT </w:instrText>
+            </w:r>
+            <w:r>
+              <w:fldChar w:fldCharType="separate"/>
+            </w:r>
+            <w:r>
+              <w:rPr>
+                <w:noProof/>
+              </w:rPr>
+              <w:t>«FirstName»</w:t>
+            </w:r>
+            <w:r>
+              <w:rPr>
+                <w:noProof/>
+              </w:rPr>
+              <w:fldChar w:fldCharType="end"/>
+            </w:r>
             <w:r>
               <w:t>,</w:t>
             </w:r>
@@ -558,14 +606,27 @@
             <w:r>
               <w:t xml:space="preserve"> </w:t>
             </w:r>
-            <w:fldSimple w:instr=" MERGEFIELD  RegDesc  \* MERGEFORMAT ">
-              <w:r>
-                <w:rPr>
-                  <w:noProof/>
-                </w:rPr>
-                <w:t>«RegDesc»</w:t>
-              </w:r>
-            </w:fldSimple>
+            <w:r>
+              <w:fldChar w:fldCharType="begin"/>
+            </w:r>
+            <w:r>
+              <w:instrText xml:space="preserve"> MERGEFIELD  RegDesc  \* MERGEFORMAT </w:instrText>
+            </w:r>
+            <w:r>
+              <w:fldChar w:fldCharType="separate"/>
+            </w:r>
+            <w:r>
+              <w:rPr>
+                <w:noProof/>
+              </w:rPr>
+              <w:t>«RegDesc»</w:t>
+            </w:r>
+            <w:r>
+              <w:rPr>
+                <w:noProof/>
+              </w:rPr>
+              <w:fldChar w:fldCharType="end"/>
+            </w:r>
           </w:p>
           <w:p>
             <w:pPr>
@@ -593,14 +654,27 @@
             <w:r>
               <w:t xml:space="preserve"> – if your email is </w:t>
             </w:r>
-            <w:fldSimple w:instr=" MERGEFIELD  BillingEmail  \* MERGEFORMAT ">
-              <w:r>
-                <w:rPr>
-                  <w:noProof/>
-                </w:rPr>
-                <w:t>«BillingEmail»</w:t>
-              </w:r>
-            </w:fldSimple>
+            <w:r>
+              <w:fldChar w:fldCharType="begin"/>
+            </w:r>
+            <w:r>
+              <w:instrText xml:space="preserve"> MERGEFIELD  BillingEmail  \* MERGEFORMAT </w:instrText>
+            </w:r>
+            <w:r>
+              <w:fldChar w:fldCharType="separate"/>
+            </w:r>
+            <w:r>
+              <w:rPr>
+                <w:noProof/>
+              </w:rPr>
+              <w:t>«BillingEmail»</w:t>
+            </w:r>
+            <w:r>
+              <w:rPr>
+                <w:noProof/>
+              </w:rPr>
+              <w:fldChar w:fldCharType="end"/>
+            </w:r>
             <w:r>
               <w:rPr>
                 <w:noProof/>
@@ -625,14 +699,27 @@
             <w:r>
               <w:t xml:space="preserve">. </w:t>
             </w:r>
-            <w:fldSimple w:instr=" MERGEFIELD  LinkToMyWebinars  \* MERGEFORMAT ">
-              <w:r>
-                <w:rPr>
-                  <w:noProof/>
-                </w:rPr>
-                <w:t>«LinkToMyWebinars»</w:t>
-              </w:r>
-            </w:fldSimple>
+            <w:r>
+              <w:fldChar w:fldCharType="begin"/>
+            </w:r>
+            <w:r>
+              <w:instrText xml:space="preserve"> MERGEFIELD  LinkToMyWebinars  \* MERGEFORMAT </w:instrText>
+            </w:r>
+            <w:r>
+              <w:fldChar w:fldCharType="separate"/>
+            </w:r>
+            <w:r>
+              <w:rPr>
+                <w:noProof/>
+              </w:rPr>
+              <w:t>«LinkToMyWebinars»</w:t>
+            </w:r>
+            <w:r>
+              <w:rPr>
+                <w:noProof/>
+              </w:rPr>
+              <w:fldChar w:fldCharType="end"/>
+            </w:r>
           </w:p>
           <w:p>
             <w:pPr>
@@ -662,16 +749,37 @@
               <w:t xml:space="preserve">can </w:t>
             </w:r>
             <w:r>
-              <w:t xml:space="preserve">access the content by visiting the link below. No password will be required but you will be prompted for name and email. </w:t>
-            </w:r>
-            <w:fldSimple w:instr=" MERGEFIELD  OndemandLink  \* MERGEFORMAT ">
-              <w:r>
-                <w:rPr>
-                  <w:noProof/>
-                </w:rPr>
-                <w:t>«OndemandLink»</w:t>
-              </w:r>
-            </w:fldSimple>
+              <w:t>access the content by visit</w:t>
+            </w:r>
+            <w:r>
+              <w:t xml:space="preserve">ing the link below. No password </w:t>
+            </w:r>
+            <w:bookmarkStart w:id="0" w:name="_GoBack"/>
+            <w:bookmarkEnd w:id="0"/>
+            <w:r>
+              <w:t xml:space="preserve">required but you will be prompted for name and email. </w:t>
+            </w:r>
+            <w:r>
+              <w:fldChar w:fldCharType="begin"/>
+            </w:r>
+            <w:r>
+              <w:instrText xml:space="preserve"> MERGEFIELD  OndemandLink  \* MERGEFORMAT </w:instrText>
+            </w:r>
+            <w:r>
+              <w:fldChar w:fldCharType="separate"/>
+            </w:r>
+            <w:r>
+              <w:rPr>
+                <w:noProof/>
+              </w:rPr>
+              <w:t>«OndemandLink»</w:t>
+            </w:r>
+            <w:r>
+              <w:rPr>
+                <w:noProof/>
+              </w:rPr>
+              <w:fldChar w:fldCharType="end"/>
+            </w:r>
             <w:r>
               <w:t>.</w:t>
             </w:r>
@@ -683,14 +791,27 @@
                 <w:noProof/>
               </w:rPr>
             </w:pPr>
-            <w:fldSimple w:instr=" MERGEFIELD  PaymentCaption  \* MERGEFORMAT ">
-              <w:r>
-                <w:rPr>
-                  <w:noProof/>
-                </w:rPr>
-                <w:t>«PaymentCaption»</w:t>
-              </w:r>
-            </w:fldSimple>
+            <w:r>
+              <w:fldChar w:fldCharType="begin"/>
+            </w:r>
+            <w:r>
+              <w:instrText xml:space="preserve"> MERGEFIELD  PaymentCaption  \* MERGEFORMAT </w:instrText>
+            </w:r>
+            <w:r>
+              <w:fldChar w:fldCharType="separate"/>
+            </w:r>
+            <w:r>
+              <w:rPr>
+                <w:noProof/>
+              </w:rPr>
+              <w:t>«PaymentCaption»</w:t>
+            </w:r>
+            <w:r>
+              <w:rPr>
+                <w:noProof/>
+              </w:rPr>
+              <w:fldChar w:fldCharType="end"/>
+            </w:r>
           </w:p>
           <w:p>
             <w:pPr>
@@ -707,14 +828,27 @@
             <w:r>
               <w:t xml:space="preserve">The customer service staff at </w:t>
             </w:r>
-            <w:fldSimple w:instr=" MERGEFIELD  TenantName  \* MERGEFORMAT ">
-              <w:r>
-                <w:rPr>
-                  <w:noProof/>
-                </w:rPr>
-                <w:t>«TenantName»</w:t>
-              </w:r>
-            </w:fldSimple>
+            <w:r>
+              <w:fldChar w:fldCharType="begin"/>
+            </w:r>
+            <w:r>
+              <w:instrText xml:space="preserve"> MERGEFIELD  TenantName  \* MERGEFORMAT </w:instrText>
+            </w:r>
+            <w:r>
+              <w:fldChar w:fldCharType="separate"/>
+            </w:r>
+            <w:r>
+              <w:rPr>
+                <w:noProof/>
+              </w:rPr>
+              <w:t>«TenantName»</w:t>
+            </w:r>
+            <w:r>
+              <w:rPr>
+                <w:noProof/>
+              </w:rPr>
+              <w:fldChar w:fldCharType="end"/>
+            </w:r>
             <w:r>
               <w:t xml:space="preserve"> is confident you’ll find both </w:t>
             </w:r>
@@ -730,14 +864,27 @@
             <w:r>
               <w:t xml:space="preserve"> meets the highest standards in the industry. And in the off chance it doesn’t, please visit our online chat where you’ll find a professional representative waiting to make sure your satisfaction is restored. </w:t>
             </w:r>
-            <w:fldSimple w:instr=" MERGEFIELD  TechSupportLink  \* MERGEFORMAT ">
-              <w:r>
-                <w:rPr>
-                  <w:noProof/>
-                </w:rPr>
-                <w:t>«TechSupportLink»</w:t>
-              </w:r>
-            </w:fldSimple>
+            <w:r>
+              <w:fldChar w:fldCharType="begin"/>
+            </w:r>
+            <w:r>
+              <w:instrText xml:space="preserve"> MERGEFIELD  TechSupportLink  \* MERGEFORMAT </w:instrText>
+            </w:r>
+            <w:r>
+              <w:fldChar w:fldCharType="separate"/>
+            </w:r>
+            <w:r>
+              <w:rPr>
+                <w:noProof/>
+              </w:rPr>
+              <w:t>«TechSupportLink»</w:t>
+            </w:r>
+            <w:r>
+              <w:rPr>
+                <w:noProof/>
+              </w:rPr>
+              <w:fldChar w:fldCharType="end"/>
+            </w:r>
             <w:r>
               <w:t>.</w:t>
             </w:r>
@@ -1557,7 +1704,7 @@
 </file>
 
 <file path=customXml/itemProps1.xml><?xml version="1.0" encoding="utf-8"?>
-<ds:datastoreItem xmlns:ds="http://schemas.openxmlformats.org/officeDocument/2006/customXml" ds:itemID="{2CB93F1C-455C-4682-B8A8-FDCB6CC740B5}">
+<ds:datastoreItem xmlns:ds="http://schemas.openxmlformats.org/officeDocument/2006/customXml" ds:itemID="{A188EBC7-72FD-4077-8DB6-BFD8FCFECD3D}">
   <ds:schemaRefs>
     <ds:schemaRef ds:uri="http://schemas.openxmlformats.org/officeDocument/2006/bibliography"/>
   </ds:schemaRefs>

--- a/CUWebinars.Web/App_Data/mergeTemplates/RecordingIsPostedToExistingUserBW.docx
+++ b/CUWebinars.Web/App_Data/mergeTemplates/RecordingIsPostedToExistingUserBW.docx
@@ -537,27 +537,14 @@
             <w:r>
               <w:t xml:space="preserve">Dear </w:t>
             </w:r>
-            <w:r>
-              <w:fldChar w:fldCharType="begin"/>
-            </w:r>
-            <w:r>
-              <w:instrText xml:space="preserve"> MERGEFIELD  FirstName  \* MERGEFORMAT </w:instrText>
-            </w:r>
-            <w:r>
-              <w:fldChar w:fldCharType="separate"/>
-            </w:r>
-            <w:r>
-              <w:rPr>
-                <w:noProof/>
-              </w:rPr>
-              <w:t>«FirstName»</w:t>
-            </w:r>
-            <w:r>
-              <w:rPr>
-                <w:noProof/>
-              </w:rPr>
-              <w:fldChar w:fldCharType="end"/>
-            </w:r>
+            <w:fldSimple w:instr=" MERGEFIELD  FirstName  \* MERGEFORMAT ">
+              <w:r>
+                <w:rPr>
+                  <w:noProof/>
+                </w:rPr>
+                <w:t>«FirstName»</w:t>
+              </w:r>
+            </w:fldSimple>
             <w:r>
               <w:t>,</w:t>
             </w:r>
@@ -606,27 +593,14 @@
             <w:r>
               <w:t xml:space="preserve"> </w:t>
             </w:r>
-            <w:r>
-              <w:fldChar w:fldCharType="begin"/>
-            </w:r>
-            <w:r>
-              <w:instrText xml:space="preserve"> MERGEFIELD  RegDesc  \* MERGEFORMAT </w:instrText>
-            </w:r>
-            <w:r>
-              <w:fldChar w:fldCharType="separate"/>
-            </w:r>
-            <w:r>
-              <w:rPr>
-                <w:noProof/>
-              </w:rPr>
-              <w:t>«RegDesc»</w:t>
-            </w:r>
-            <w:r>
-              <w:rPr>
-                <w:noProof/>
-              </w:rPr>
-              <w:fldChar w:fldCharType="end"/>
-            </w:r>
+            <w:fldSimple w:instr=" MERGEFIELD  RegDesc  \* MERGEFORMAT ">
+              <w:r>
+                <w:rPr>
+                  <w:noProof/>
+                </w:rPr>
+                <w:t>«RegDesc»</w:t>
+              </w:r>
+            </w:fldSimple>
           </w:p>
           <w:p>
             <w:pPr>
@@ -654,31 +628,18 @@
             <w:r>
               <w:t xml:space="preserve"> – if your email is </w:t>
             </w:r>
-            <w:r>
-              <w:fldChar w:fldCharType="begin"/>
-            </w:r>
-            <w:r>
-              <w:instrText xml:space="preserve"> MERGEFIELD  BillingEmail  \* MERGEFORMAT </w:instrText>
-            </w:r>
-            <w:r>
-              <w:fldChar w:fldCharType="separate"/>
-            </w:r>
+            <w:fldSimple w:instr=" MERGEFIELD  BillingEmail  \* MERGEFORMAT ">
+              <w:r>
+                <w:rPr>
+                  <w:noProof/>
+                </w:rPr>
+                <w:t>«BillingEmail»</w:t>
+              </w:r>
+            </w:fldSimple>
             <w:r>
               <w:rPr>
                 <w:noProof/>
               </w:rPr>
-              <w:t>«BillingEmail»</w:t>
-            </w:r>
-            <w:r>
-              <w:rPr>
-                <w:noProof/>
-              </w:rPr>
-              <w:fldChar w:fldCharType="end"/>
-            </w:r>
-            <w:r>
-              <w:rPr>
-                <w:noProof/>
-              </w:rPr>
               <w:t xml:space="preserve"> -</w:t>
             </w:r>
             <w:r>
@@ -699,27 +660,14 @@
             <w:r>
               <w:t xml:space="preserve">. </w:t>
             </w:r>
-            <w:r>
-              <w:fldChar w:fldCharType="begin"/>
-            </w:r>
-            <w:r>
-              <w:instrText xml:space="preserve"> MERGEFIELD  LinkToMyWebinars  \* MERGEFORMAT </w:instrText>
-            </w:r>
-            <w:r>
-              <w:fldChar w:fldCharType="separate"/>
-            </w:r>
-            <w:r>
-              <w:rPr>
-                <w:noProof/>
-              </w:rPr>
-              <w:t>«LinkToMyWebinars»</w:t>
-            </w:r>
-            <w:r>
-              <w:rPr>
-                <w:noProof/>
-              </w:rPr>
-              <w:fldChar w:fldCharType="end"/>
-            </w:r>
+            <w:fldSimple w:instr=" MERGEFIELD  LinkToMyWebinars  \* MERGEFORMAT ">
+              <w:r>
+                <w:rPr>
+                  <w:noProof/>
+                </w:rPr>
+                <w:t>«LinkToMyWebinars»</w:t>
+              </w:r>
+            </w:fldSimple>
           </w:p>
           <w:p>
             <w:pPr>
@@ -754,32 +702,17 @@
             <w:r>
               <w:t xml:space="preserve">ing the link below. No password </w:t>
             </w:r>
-            <w:bookmarkStart w:id="0" w:name="_GoBack"/>
-            <w:bookmarkEnd w:id="0"/>
             <w:r>
               <w:t xml:space="preserve">required but you will be prompted for name and email. </w:t>
             </w:r>
-            <w:r>
-              <w:fldChar w:fldCharType="begin"/>
-            </w:r>
-            <w:r>
-              <w:instrText xml:space="preserve"> MERGEFIELD  OndemandLink  \* MERGEFORMAT </w:instrText>
-            </w:r>
-            <w:r>
-              <w:fldChar w:fldCharType="separate"/>
-            </w:r>
-            <w:r>
-              <w:rPr>
-                <w:noProof/>
-              </w:rPr>
-              <w:t>«OndemandLink»</w:t>
-            </w:r>
-            <w:r>
-              <w:rPr>
-                <w:noProof/>
-              </w:rPr>
-              <w:fldChar w:fldCharType="end"/>
-            </w:r>
+            <w:fldSimple w:instr=" MERGEFIELD  OndemandLink  \* MERGEFORMAT ">
+              <w:r>
+                <w:rPr>
+                  <w:noProof/>
+                </w:rPr>
+                <w:t>«OndemandLink»</w:t>
+              </w:r>
+            </w:fldSimple>
             <w:r>
               <w:t>.</w:t>
             </w:r>
@@ -791,27 +724,14 @@
                 <w:noProof/>
               </w:rPr>
             </w:pPr>
-            <w:r>
-              <w:fldChar w:fldCharType="begin"/>
-            </w:r>
-            <w:r>
-              <w:instrText xml:space="preserve"> MERGEFIELD  PaymentCaption  \* MERGEFORMAT </w:instrText>
-            </w:r>
-            <w:r>
-              <w:fldChar w:fldCharType="separate"/>
-            </w:r>
-            <w:r>
-              <w:rPr>
-                <w:noProof/>
-              </w:rPr>
-              <w:t>«PaymentCaption»</w:t>
-            </w:r>
-            <w:r>
-              <w:rPr>
-                <w:noProof/>
-              </w:rPr>
-              <w:fldChar w:fldCharType="end"/>
-            </w:r>
+            <w:fldSimple w:instr=" MERGEFIELD  PaymentCaption  \* MERGEFORMAT ">
+              <w:r>
+                <w:rPr>
+                  <w:noProof/>
+                </w:rPr>
+                <w:t>«PaymentCaption»</w:t>
+              </w:r>
+            </w:fldSimple>
           </w:p>
           <w:p>
             <w:pPr>
@@ -828,11 +748,40 @@
             <w:r>
               <w:t xml:space="preserve">The customer service staff at </w:t>
             </w:r>
+            <w:fldSimple w:instr=" MERGEFIELD  TenantName  \* MERGEFORMAT ">
+              <w:r>
+                <w:rPr>
+                  <w:noProof/>
+                </w:rPr>
+                <w:t>«TenantName»</w:t>
+              </w:r>
+            </w:fldSimple>
+            <w:r>
+              <w:t xml:space="preserve"> is confident you’ll find both </w:t>
+            </w:r>
+            <w:r>
+              <w:t xml:space="preserve">our Webinars and </w:t>
+            </w:r>
+            <w:r>
+              <w:t xml:space="preserve">our site’s ability to deliver that </w:t>
+            </w:r>
+            <w:r>
+              <w:t>content</w:t>
+            </w:r>
+            <w:r>
+              <w:t xml:space="preserve"> meets the highest standards in the industry. And in the off chance it doesn’t, please</w:t>
+            </w:r>
+            <w:r>
+              <w:t xml:space="preserve"> email us</w:t>
+            </w:r>
+            <w:r>
+              <w:t xml:space="preserve"> (</w:t>
+            </w:r>
             <w:r>
               <w:fldChar w:fldCharType="begin"/>
             </w:r>
             <w:r>
-              <w:instrText xml:space="preserve"> MERGEFIELD  TenantName  \* MERGEFORMAT </w:instrText>
+              <w:instrText xml:space="preserve"> MERGEFIELD  SupportEmail  \* MERGEFORMAT </w:instrText>
             </w:r>
             <w:r>
               <w:fldChar w:fldCharType="separate"/>
@@ -841,49 +790,35 @@
               <w:rPr>
                 <w:noProof/>
               </w:rPr>
-              <w:t>«TenantName»</w:t>
-            </w:r>
+              <w:t>«</w:t>
+            </w:r>
+            <w:proofErr w:type="spellStart"/>
             <w:r>
               <w:rPr>
                 <w:noProof/>
               </w:rPr>
+              <w:t>SupportEmail</w:t>
+            </w:r>
+            <w:proofErr w:type="spellEnd"/>
+            <w:r>
+              <w:rPr>
+                <w:noProof/>
+              </w:rPr>
+              <w:t>»</w:t>
+            </w:r>
+            <w:r>
               <w:fldChar w:fldCharType="end"/>
             </w:r>
             <w:r>
-              <w:t xml:space="preserve"> is confident you’ll find both </w:t>
-            </w:r>
-            <w:r>
-              <w:t xml:space="preserve">our Webinars and </w:t>
-            </w:r>
-            <w:r>
-              <w:t xml:space="preserve">our site’s ability to deliver that </w:t>
-            </w:r>
-            <w:r>
-              <w:t>content</w:t>
-            </w:r>
-            <w:r>
-              <w:t xml:space="preserve"> meets the highest standards in the industry. And in the off chance it doesn’t, please visit our online chat where you’ll find a professional representative waiting to make sure your satisfaction is restored. </w:t>
-            </w:r>
-            <w:r>
-              <w:fldChar w:fldCharType="begin"/>
-            </w:r>
-            <w:r>
-              <w:instrText xml:space="preserve"> MERGEFIELD  TechSupportLink  \* MERGEFORMAT </w:instrText>
-            </w:r>
-            <w:r>
-              <w:fldChar w:fldCharType="separate"/>
-            </w:r>
-            <w:r>
-              <w:rPr>
-                <w:noProof/>
-              </w:rPr>
-              <w:t>«TechSupportLink»</w:t>
-            </w:r>
-            <w:r>
-              <w:rPr>
-                <w:noProof/>
-              </w:rPr>
-              <w:fldChar w:fldCharType="end"/>
+              <w:t>) or</w:t>
+            </w:r>
+            <w:bookmarkStart w:id="0" w:name="_GoBack"/>
+            <w:bookmarkEnd w:id="0"/>
+            <w:r>
+              <w:t xml:space="preserve"> visit our online chat where you’ll find a professional representative waiting to make sur</w:t>
+            </w:r>
+            <w:r>
+              <w:t>e your satisfaction is restored</w:t>
             </w:r>
             <w:r>
               <w:t>.</w:t>
@@ -1704,7 +1639,7 @@
 </file>
 
 <file path=customXml/itemProps1.xml><?xml version="1.0" encoding="utf-8"?>
-<ds:datastoreItem xmlns:ds="http://schemas.openxmlformats.org/officeDocument/2006/customXml" ds:itemID="{A188EBC7-72FD-4077-8DB6-BFD8FCFECD3D}">
+<ds:datastoreItem xmlns:ds="http://schemas.openxmlformats.org/officeDocument/2006/customXml" ds:itemID="{8B42416F-85C1-43E0-B830-DC4E0DA93C87}">
   <ds:schemaRefs>
     <ds:schemaRef ds:uri="http://schemas.openxmlformats.org/officeDocument/2006/bibliography"/>
   </ds:schemaRefs>

--- a/CUWebinars.Web/App_Data/mergeTemplates/RecordingIsPostedToExistingUserBW.docx
+++ b/CUWebinars.Web/App_Data/mergeTemplates/RecordingIsPostedToExistingUserBW.docx
@@ -626,7 +626,7 @@
               <w:t>If you are the original registrant</w:t>
             </w:r>
             <w:r>
-              <w:t xml:space="preserve"> – if your email is </w:t>
+              <w:t xml:space="preserve"> (</w:t>
             </w:r>
             <w:fldSimple w:instr=" MERGEFIELD  BillingEmail  \* MERGEFORMAT ">
               <w:r>
@@ -636,6 +636,14 @@
                 <w:t>«BillingEmail»</w:t>
               </w:r>
             </w:fldSimple>
+            <w:r>
+              <w:rPr>
+                <w:noProof/>
+              </w:rPr>
+              <w:t>)</w:t>
+            </w:r>
+            <w:bookmarkStart w:id="0" w:name="_GoBack"/>
+            <w:bookmarkEnd w:id="0"/>
             <w:r>
               <w:rPr>
                 <w:noProof/>
@@ -715,6 +723,51 @@
             </w:fldSimple>
             <w:r>
               <w:t>.</w:t>
+            </w:r>
+          </w:p>
+          <w:p>
+            <w:pPr>
+              <w:spacing w:before="200"/>
+              <w:rPr>
+                <w:noProof/>
+              </w:rPr>
+            </w:pPr>
+            <w:r>
+              <w:t xml:space="preserve">If you are looking for the </w:t>
+            </w:r>
+            <w:r>
+              <w:rPr>
+                <w:b/>
+                <w:i/>
+              </w:rPr>
+              <w:t>Certificate of Completion</w:t>
+            </w:r>
+            <w:r>
+              <w:t xml:space="preserve"> you’</w:t>
+            </w:r>
+            <w:r>
+              <w:t xml:space="preserve">ll find it here: </w:t>
+            </w:r>
+            <w:r>
+              <w:fldChar w:fldCharType="begin"/>
+            </w:r>
+            <w:r>
+              <w:instrText xml:space="preserve"> MERGEFIELD  CertificateLink  \* MERGEFORMAT </w:instrText>
+            </w:r>
+            <w:r>
+              <w:fldChar w:fldCharType="separate"/>
+            </w:r>
+            <w:r>
+              <w:rPr>
+                <w:noProof/>
+              </w:rPr>
+              <w:t>«CertificateLink»</w:t>
+            </w:r>
+            <w:r>
+              <w:rPr>
+                <w:noProof/>
+              </w:rPr>
+              <w:fldChar w:fldCharType="end"/>
             </w:r>
           </w:p>
           <w:p>
@@ -790,30 +843,17 @@
               <w:rPr>
                 <w:noProof/>
               </w:rPr>
-              <w:t>«</w:t>
-            </w:r>
-            <w:proofErr w:type="spellStart"/>
+              <w:t>«SupportEmail»</w:t>
+            </w:r>
             <w:r>
               <w:rPr>
                 <w:noProof/>
               </w:rPr>
-              <w:t>SupportEmail</w:t>
-            </w:r>
-            <w:proofErr w:type="spellEnd"/>
-            <w:r>
-              <w:rPr>
-                <w:noProof/>
-              </w:rPr>
-              <w:t>»</w:t>
-            </w:r>
-            <w:r>
               <w:fldChar w:fldCharType="end"/>
             </w:r>
             <w:r>
               <w:t>) or</w:t>
             </w:r>
-            <w:bookmarkStart w:id="0" w:name="_GoBack"/>
-            <w:bookmarkEnd w:id="0"/>
             <w:r>
               <w:t xml:space="preserve"> visit our online chat where you’ll find a professional representative waiting to make sur</w:t>
             </w:r>
@@ -1280,7 +1320,7 @@
   <w:style w:type="paragraph" w:default="1" w:styleId="Normal">
     <w:name w:val="Normal"/>
     <w:qFormat/>
-    <w:rsid w:val="00504530"/>
+    <w:rsid w:val="00FA7AE0"/>
   </w:style>
   <w:style w:type="character" w:default="1" w:styleId="DefaultParagraphFont">
     <w:name w:val="Default Paragraph Font"/>
@@ -1639,7 +1679,7 @@
 </file>
 
 <file path=customXml/itemProps1.xml><?xml version="1.0" encoding="utf-8"?>
-<ds:datastoreItem xmlns:ds="http://schemas.openxmlformats.org/officeDocument/2006/customXml" ds:itemID="{8B42416F-85C1-43E0-B830-DC4E0DA93C87}">
+<ds:datastoreItem xmlns:ds="http://schemas.openxmlformats.org/officeDocument/2006/customXml" ds:itemID="{60EDC948-D9B8-4D5D-B9BB-6017E1E8640F}">
   <ds:schemaRefs>
     <ds:schemaRef ds:uri="http://schemas.openxmlformats.org/officeDocument/2006/bibliography"/>
   </ds:schemaRefs>

--- a/CUWebinars.Web/App_Data/mergeTemplates/RecordingIsPostedToExistingUserBW.docx
+++ b/CUWebinars.Web/App_Data/mergeTemplates/RecordingIsPostedToExistingUserBW.docx
@@ -537,14 +537,27 @@
             <w:r>
               <w:t xml:space="preserve">Dear </w:t>
             </w:r>
-            <w:fldSimple w:instr=" MERGEFIELD  FirstName  \* MERGEFORMAT ">
-              <w:r>
-                <w:rPr>
-                  <w:noProof/>
-                </w:rPr>
-                <w:t>«FirstName»</w:t>
-              </w:r>
-            </w:fldSimple>
+            <w:r>
+              <w:fldChar w:fldCharType="begin"/>
+            </w:r>
+            <w:r>
+              <w:instrText xml:space="preserve"> MERGEFIELD  FirstName  \* MERGEFORMAT </w:instrText>
+            </w:r>
+            <w:r>
+              <w:fldChar w:fldCharType="separate"/>
+            </w:r>
+            <w:r>
+              <w:rPr>
+                <w:noProof/>
+              </w:rPr>
+              <w:t>«FirstName»</w:t>
+            </w:r>
+            <w:r>
+              <w:rPr>
+                <w:noProof/>
+              </w:rPr>
+              <w:fldChar w:fldCharType="end"/>
+            </w:r>
             <w:r>
               <w:t>,</w:t>
             </w:r>
@@ -593,14 +606,27 @@
             <w:r>
               <w:t xml:space="preserve"> </w:t>
             </w:r>
-            <w:fldSimple w:instr=" MERGEFIELD  RegDesc  \* MERGEFORMAT ">
-              <w:r>
-                <w:rPr>
-                  <w:noProof/>
-                </w:rPr>
-                <w:t>«RegDesc»</w:t>
-              </w:r>
-            </w:fldSimple>
+            <w:r>
+              <w:fldChar w:fldCharType="begin"/>
+            </w:r>
+            <w:r>
+              <w:instrText xml:space="preserve"> MERGEFIELD  RegDesc  \* MERGEFORMAT </w:instrText>
+            </w:r>
+            <w:r>
+              <w:fldChar w:fldCharType="separate"/>
+            </w:r>
+            <w:r>
+              <w:rPr>
+                <w:noProof/>
+              </w:rPr>
+              <w:t>«RegDesc»</w:t>
+            </w:r>
+            <w:r>
+              <w:rPr>
+                <w:noProof/>
+              </w:rPr>
+              <w:fldChar w:fldCharType="end"/>
+            </w:r>
           </w:p>
           <w:p>
             <w:pPr>
@@ -610,7 +636,15 @@
               </w:rPr>
             </w:pPr>
             <w:r>
-              <w:t>How To Access Your Recording</w:t>
+              <w:t xml:space="preserve">How </w:t>
+            </w:r>
+            <w:proofErr w:type="gramStart"/>
+            <w:r>
+              <w:t>To</w:t>
+            </w:r>
+            <w:proofErr w:type="gramEnd"/>
+            <w:r>
+              <w:t xml:space="preserve"> Access Your Recording</w:t>
             </w:r>
             <w:r>
               <w:t>:</w:t>
@@ -626,32 +660,49 @@
               <w:t>If you are the original registrant</w:t>
             </w:r>
             <w:r>
-              <w:t xml:space="preserve"> (</w:t>
-            </w:r>
-            <w:fldSimple w:instr=" MERGEFIELD  BillingEmail  \* MERGEFORMAT ">
-              <w:r>
-                <w:rPr>
-                  <w:noProof/>
-                </w:rPr>
-                <w:t>«BillingEmail»</w:t>
-              </w:r>
-            </w:fldSimple>
+              <w:t xml:space="preserve"> </w:t>
+            </w:r>
+            <w:r>
+              <w:t>(</w:t>
+            </w:r>
+            <w:r>
+              <w:t xml:space="preserve"> </w:t>
+            </w:r>
+            <w:r>
+              <w:fldChar w:fldCharType="begin"/>
+            </w:r>
+            <w:r>
+              <w:instrText xml:space="preserve"> MERGEFIELD  BillingEmail  \* MERGEFORMAT </w:instrText>
+            </w:r>
+            <w:r>
+              <w:fldChar w:fldCharType="separate"/>
+            </w:r>
             <w:r>
               <w:rPr>
                 <w:noProof/>
               </w:rPr>
-              <w:t>)</w:t>
-            </w:r>
-            <w:bookmarkStart w:id="0" w:name="_GoBack"/>
-            <w:bookmarkEnd w:id="0"/>
+              <w:t>«BillingEmail»</w:t>
+            </w:r>
             <w:r>
               <w:rPr>
                 <w:noProof/>
               </w:rPr>
-              <w:t xml:space="preserve"> -</w:t>
-            </w:r>
-            <w:r>
-              <w:t xml:space="preserve"> you can log into your account </w:t>
+              <w:fldChar w:fldCharType="end"/>
+            </w:r>
+            <w:r>
+              <w:rPr>
+                <w:noProof/>
+              </w:rPr>
+              <w:t xml:space="preserve"> </w:t>
+            </w:r>
+            <w:r>
+              <w:rPr>
+                <w:noProof/>
+              </w:rPr>
+              <w:t xml:space="preserve">) </w:t>
+            </w:r>
+            <w:r>
+              <w:t xml:space="preserve">you can log into your account </w:t>
             </w:r>
             <w:r>
               <w:t xml:space="preserve">to </w:t>
@@ -668,14 +719,27 @@
             <w:r>
               <w:t xml:space="preserve">. </w:t>
             </w:r>
-            <w:fldSimple w:instr=" MERGEFIELD  LinkToMyWebinars  \* MERGEFORMAT ">
-              <w:r>
-                <w:rPr>
-                  <w:noProof/>
-                </w:rPr>
-                <w:t>«LinkToMyWebinars»</w:t>
-              </w:r>
-            </w:fldSimple>
+            <w:r>
+              <w:fldChar w:fldCharType="begin"/>
+            </w:r>
+            <w:r>
+              <w:instrText xml:space="preserve"> MERGEFIELD  LinkToMyWebinars  \* MERGEFORMAT </w:instrText>
+            </w:r>
+            <w:r>
+              <w:fldChar w:fldCharType="separate"/>
+            </w:r>
+            <w:r>
+              <w:rPr>
+                <w:noProof/>
+              </w:rPr>
+              <w:t>«LinkToMyWebinars»</w:t>
+            </w:r>
+            <w:r>
+              <w:rPr>
+                <w:noProof/>
+              </w:rPr>
+              <w:fldChar w:fldCharType="end"/>
+            </w:r>
           </w:p>
           <w:p>
             <w:pPr>
@@ -713,14 +777,27 @@
             <w:r>
               <w:t xml:space="preserve">required but you will be prompted for name and email. </w:t>
             </w:r>
-            <w:fldSimple w:instr=" MERGEFIELD  OndemandLink  \* MERGEFORMAT ">
-              <w:r>
-                <w:rPr>
-                  <w:noProof/>
-                </w:rPr>
-                <w:t>«OndemandLink»</w:t>
-              </w:r>
-            </w:fldSimple>
+            <w:r>
+              <w:fldChar w:fldCharType="begin"/>
+            </w:r>
+            <w:r>
+              <w:instrText xml:space="preserve"> MERGEFIELD  OndemandLink  \* MERGEFORMAT </w:instrText>
+            </w:r>
+            <w:r>
+              <w:fldChar w:fldCharType="separate"/>
+            </w:r>
+            <w:r>
+              <w:rPr>
+                <w:noProof/>
+              </w:rPr>
+              <w:t>«OndemandLink»</w:t>
+            </w:r>
+            <w:r>
+              <w:rPr>
+                <w:noProof/>
+              </w:rPr>
+              <w:fldChar w:fldCharType="end"/>
+            </w:r>
             <w:r>
               <w:t>.</w:t>
             </w:r>
@@ -733,26 +810,13 @@
               </w:rPr>
             </w:pPr>
             <w:r>
-              <w:t xml:space="preserve">If you are looking for the </w:t>
-            </w:r>
-            <w:r>
-              <w:rPr>
-                <w:b/>
-                <w:i/>
-              </w:rPr>
-              <w:t>Certificate of Completion</w:t>
-            </w:r>
-            <w:r>
-              <w:t xml:space="preserve"> you’</w:t>
-            </w:r>
-            <w:r>
-              <w:t xml:space="preserve">ll find it here: </w:t>
-            </w:r>
-            <w:r>
               <w:fldChar w:fldCharType="begin"/>
             </w:r>
             <w:r>
-              <w:instrText xml:space="preserve"> MERGEFIELD  CertificateLink  \* MERGEFORMAT </w:instrText>
+              <w:instrText xml:space="preserve"> MERGEFIELD </w:instrText>
+            </w:r>
+            <w:r>
+              <w:instrText xml:space="preserve"> PaymentCaption  \* MERGEFORMAT </w:instrText>
             </w:r>
             <w:r>
               <w:fldChar w:fldCharType="separate"/>
@@ -761,7 +825,7 @@
               <w:rPr>
                 <w:noProof/>
               </w:rPr>
-              <w:t>«CertificateLink»</w:t>
+              <w:t>«PaymentCaption»</w:t>
             </w:r>
             <w:r>
               <w:rPr>
@@ -769,22 +833,6 @@
               </w:rPr>
               <w:fldChar w:fldCharType="end"/>
             </w:r>
-          </w:p>
-          <w:p>
-            <w:pPr>
-              <w:spacing w:before="200"/>
-              <w:rPr>
-                <w:noProof/>
-              </w:rPr>
-            </w:pPr>
-            <w:fldSimple w:instr=" MERGEFIELD  PaymentCaption  \* MERGEFORMAT ">
-              <w:r>
-                <w:rPr>
-                  <w:noProof/>
-                </w:rPr>
-                <w:t>«PaymentCaption»</w:t>
-              </w:r>
-            </w:fldSimple>
           </w:p>
           <w:p>
             <w:pPr>
@@ -798,73 +846,7 @@
             <w:pPr>
               <w:spacing w:before="200"/>
             </w:pPr>
-            <w:r>
-              <w:t xml:space="preserve">The customer service staff at </w:t>
-            </w:r>
-            <w:fldSimple w:instr=" MERGEFIELD  TenantName  \* MERGEFORMAT ">
-              <w:r>
-                <w:rPr>
-                  <w:noProof/>
-                </w:rPr>
-                <w:t>«TenantName»</w:t>
-              </w:r>
-            </w:fldSimple>
-            <w:r>
-              <w:t xml:space="preserve"> is confident you’ll find both </w:t>
-            </w:r>
-            <w:r>
-              <w:t xml:space="preserve">our Webinars and </w:t>
-            </w:r>
-            <w:r>
-              <w:t xml:space="preserve">our site’s ability to deliver that </w:t>
-            </w:r>
-            <w:r>
-              <w:t>content</w:t>
-            </w:r>
-            <w:r>
-              <w:t xml:space="preserve"> meets the highest standards in the industry. And in the off chance it doesn’t, please</w:t>
-            </w:r>
-            <w:r>
-              <w:t xml:space="preserve"> email us</w:t>
-            </w:r>
-            <w:r>
-              <w:t xml:space="preserve"> (</w:t>
-            </w:r>
-            <w:r>
-              <w:fldChar w:fldCharType="begin"/>
-            </w:r>
-            <w:r>
-              <w:instrText xml:space="preserve"> MERGEFIELD  SupportEmail  \* MERGEFORMAT </w:instrText>
-            </w:r>
-            <w:r>
-              <w:fldChar w:fldCharType="separate"/>
-            </w:r>
-            <w:r>
-              <w:rPr>
-                <w:noProof/>
-              </w:rPr>
-              <w:t>«SupportEmail»</w:t>
-            </w:r>
-            <w:r>
-              <w:rPr>
-                <w:noProof/>
-              </w:rPr>
-              <w:fldChar w:fldCharType="end"/>
-            </w:r>
-            <w:r>
-              <w:t>) or</w:t>
-            </w:r>
-            <w:r>
-              <w:t xml:space="preserve"> visit our online chat where you’ll find a professional representative waiting to make sur</w:t>
-            </w:r>
-            <w:r>
-              <w:t>e your satisfaction is restored</w:t>
-            </w:r>
-            <w:r>
-              <w:t>.</w:t>
-            </w:r>
           </w:p>
-          <w:p/>
         </w:tc>
         <w:tc>
           <w:tcPr>
@@ -891,6 +873,163 @@
             <w:gridSpan w:val="2"/>
             <w:shd w:val="clear" w:color="auto" w:fill="000000" w:themeFill="text1"/>
           </w:tcPr>
+          <w:p/>
+          <w:tbl>
+            <w:tblPr>
+              <w:tblStyle w:val="TableGrid"/>
+              <w:tblW w:w="0" w:type="auto"/>
+              <w:tblLook w:val="04A0" w:firstRow="1" w:lastRow="0" w:firstColumn="1" w:lastColumn="0" w:noHBand="0" w:noVBand="1"/>
+            </w:tblPr>
+            <w:tblGrid>
+              <w:gridCol w:w="4297"/>
+              <w:gridCol w:w="4298"/>
+            </w:tblGrid>
+            <w:tr>
+              <w:tc>
+                <w:tcPr>
+                  <w:tcW w:w="4297" w:type="dxa"/>
+                </w:tcPr>
+                <w:bookmarkStart w:id="0" w:name="_GoBack"/>
+                <w:p>
+                  <w:pPr>
+                    <w:jc w:val="center"/>
+                    <w:rPr>
+                      <w:sz w:val="18"/>
+                      <w:szCs w:val="18"/>
+                    </w:rPr>
+                  </w:pPr>
+                  <w:r>
+                    <w:rPr>
+                      <w:sz w:val="18"/>
+                      <w:szCs w:val="18"/>
+                    </w:rPr>
+                    <w:fldChar w:fldCharType="begin"/>
+                  </w:r>
+                  <w:r>
+                    <w:rPr>
+                      <w:sz w:val="18"/>
+                      <w:szCs w:val="18"/>
+                    </w:rPr>
+                    <w:instrText xml:space="preserve"> MERGEFIELD  AffFooter  \* MERGEFORMAT </w:instrText>
+                  </w:r>
+                  <w:r>
+                    <w:rPr>
+                      <w:sz w:val="18"/>
+                      <w:szCs w:val="18"/>
+                    </w:rPr>
+                    <w:fldChar w:fldCharType="separate"/>
+                  </w:r>
+                  <w:r>
+                    <w:rPr>
+                      <w:noProof/>
+                      <w:sz w:val="18"/>
+                      <w:szCs w:val="18"/>
+                    </w:rPr>
+                    <w:t>«AffFooter»</w:t>
+                  </w:r>
+                  <w:r>
+                    <w:rPr>
+                      <w:sz w:val="18"/>
+                      <w:szCs w:val="18"/>
+                    </w:rPr>
+                    <w:fldChar w:fldCharType="end"/>
+                  </w:r>
+                </w:p>
+              </w:tc>
+              <w:tc>
+                <w:tcPr>
+                  <w:tcW w:w="4298" w:type="dxa"/>
+                </w:tcPr>
+                <w:p>
+                  <w:pPr>
+                    <w:jc w:val="center"/>
+                    <w:rPr>
+                      <w:sz w:val="18"/>
+                      <w:szCs w:val="18"/>
+                    </w:rPr>
+                  </w:pPr>
+                  <w:r>
+                    <w:rPr>
+                      <w:sz w:val="18"/>
+                      <w:szCs w:val="18"/>
+                    </w:rPr>
+                    <w:t xml:space="preserve">800-831-0678 </w:t>
+                  </w:r>
+                  <w:proofErr w:type="spellStart"/>
+                  <w:r>
+                    <w:rPr>
+                      <w:sz w:val="18"/>
+                      <w:szCs w:val="18"/>
+                    </w:rPr>
+                    <w:t>ext</w:t>
+                  </w:r>
+                  <w:proofErr w:type="spellEnd"/>
+                  <w:r>
+                    <w:rPr>
+                      <w:sz w:val="18"/>
+                      <w:szCs w:val="18"/>
+                    </w:rPr>
+                    <w:t xml:space="preserve"> 6</w:t>
+                  </w:r>
+                </w:p>
+                <w:p>
+                  <w:pPr>
+                    <w:jc w:val="center"/>
+                    <w:rPr>
+                      <w:sz w:val="18"/>
+                      <w:szCs w:val="18"/>
+                    </w:rPr>
+                  </w:pPr>
+                  <w:r>
+                    <w:rPr>
+                      <w:sz w:val="18"/>
+                      <w:szCs w:val="18"/>
+                    </w:rPr>
+                    <w:fldChar w:fldCharType="begin"/>
+                  </w:r>
+                  <w:r>
+                    <w:rPr>
+                      <w:sz w:val="18"/>
+                      <w:szCs w:val="18"/>
+                    </w:rPr>
+                    <w:instrText xml:space="preserve"> MERGEFIELD  SupportEmail  \* MERGEFORMAT </w:instrText>
+                  </w:r>
+                  <w:r>
+                    <w:rPr>
+                      <w:sz w:val="18"/>
+                      <w:szCs w:val="18"/>
+                    </w:rPr>
+                    <w:fldChar w:fldCharType="separate"/>
+                  </w:r>
+                  <w:r>
+                    <w:rPr>
+                      <w:noProof/>
+                      <w:sz w:val="18"/>
+                      <w:szCs w:val="18"/>
+                    </w:rPr>
+                    <w:t>«SupportEmail»</w:t>
+                  </w:r>
+                  <w:r>
+                    <w:rPr>
+                      <w:sz w:val="18"/>
+                      <w:szCs w:val="18"/>
+                    </w:rPr>
+                    <w:fldChar w:fldCharType="end"/>
+                  </w:r>
+                </w:p>
+                <w:p>
+                  <w:pPr>
+                    <w:jc w:val="center"/>
+                    <w:rPr>
+                      <w:sz w:val="18"/>
+                      <w:szCs w:val="18"/>
+                    </w:rPr>
+                  </w:pPr>
+                </w:p>
+              </w:tc>
+            </w:tr>
+            <w:bookmarkEnd w:id="0"/>
+          </w:tbl>
           <w:p/>
         </w:tc>
         <w:tc>
@@ -1320,7 +1459,7 @@
   <w:style w:type="paragraph" w:default="1" w:styleId="Normal">
     <w:name w:val="Normal"/>
     <w:qFormat/>
-    <w:rsid w:val="00FA7AE0"/>
+    <w:rsid w:val="00504530"/>
   </w:style>
   <w:style w:type="character" w:default="1" w:styleId="DefaultParagraphFont">
     <w:name w:val="Default Paragraph Font"/>
@@ -1675,11 +1814,236 @@
 </file>
 
 <file path=customXml/item1.xml><?xml version="1.0" encoding="utf-8"?>
+<ct:contentTypeSchema xmlns:ct="http://schemas.microsoft.com/office/2006/metadata/contentType" xmlns:ma="http://schemas.microsoft.com/office/2006/metadata/properties/metaAttributes" ct:_="" ma:_="" ma:contentTypeName="Document" ma:contentTypeID="0x0101001F790F750B123C469E5BE2A9EB6D9D99" ma:contentTypeVersion="5" ma:contentTypeDescription="Create a new document." ma:contentTypeScope="" ma:versionID="d5506308d6bf7227f7ec554c4f76cef4">
+  <xsd:schema xmlns:xsd="http://www.w3.org/2001/XMLSchema" xmlns:xs="http://www.w3.org/2001/XMLSchema" xmlns:p="http://schemas.microsoft.com/office/2006/metadata/properties" xmlns:ns2="92e85379-ec43-4192-8d26-0c9c1113fbaf" targetNamespace="http://schemas.microsoft.com/office/2006/metadata/properties" ma:root="true" ma:fieldsID="eeae2fc0e0cc93f015230f549111e05d" ns2:_="">
+    <xsd:import namespace="92e85379-ec43-4192-8d26-0c9c1113fbaf"/>
+    <xsd:element name="properties">
+      <xsd:complexType>
+        <xsd:sequence>
+          <xsd:element name="documentManagement">
+            <xsd:complexType>
+              <xsd:all>
+                <xsd:element ref="ns2:SharedWithUsers" minOccurs="0"/>
+                <xsd:element ref="ns2:SharingHintHash" minOccurs="0"/>
+                <xsd:element ref="ns2:SharedWithDetails" minOccurs="0"/>
+                <xsd:element ref="ns2:LastSharedByUser" minOccurs="0"/>
+                <xsd:element ref="ns2:LastSharedByTime" minOccurs="0"/>
+              </xsd:all>
+            </xsd:complexType>
+          </xsd:element>
+        </xsd:sequence>
+      </xsd:complexType>
+    </xsd:element>
+  </xsd:schema>
+  <xsd:schema xmlns:xsd="http://www.w3.org/2001/XMLSchema" xmlns:xs="http://www.w3.org/2001/XMLSchema" xmlns:dms="http://schemas.microsoft.com/office/2006/documentManagement/types" xmlns:pc="http://schemas.microsoft.com/office/infopath/2007/PartnerControls" targetNamespace="92e85379-ec43-4192-8d26-0c9c1113fbaf" elementFormDefault="qualified">
+    <xsd:import namespace="http://schemas.microsoft.com/office/2006/documentManagement/types"/>
+    <xsd:import namespace="http://schemas.microsoft.com/office/infopath/2007/PartnerControls"/>
+    <xsd:element name="SharedWithUsers" ma:index="8" nillable="true" ma:displayName="Shared With" ma:internalName="SharedWithUsers" ma:readOnly="true">
+      <xsd:complexType>
+        <xsd:complexContent>
+          <xsd:extension base="dms:UserMulti">
+            <xsd:sequence>
+              <xsd:element name="UserInfo" minOccurs="0" maxOccurs="unbounded">
+                <xsd:complexType>
+                  <xsd:sequence>
+                    <xsd:element name="DisplayName" type="xsd:string" minOccurs="0"/>
+                    <xsd:element name="AccountId" type="dms:UserId" minOccurs="0" nillable="true"/>
+                    <xsd:element name="AccountType" type="xsd:string" minOccurs="0"/>
+                  </xsd:sequence>
+                </xsd:complexType>
+              </xsd:element>
+            </xsd:sequence>
+          </xsd:extension>
+        </xsd:complexContent>
+      </xsd:complexType>
+    </xsd:element>
+    <xsd:element name="SharingHintHash" ma:index="9" nillable="true" ma:displayName="Sharing Hint Hash" ma:internalName="SharingHintHash" ma:readOnly="true">
+      <xsd:simpleType>
+        <xsd:restriction base="dms:Text"/>
+      </xsd:simpleType>
+    </xsd:element>
+    <xsd:element name="SharedWithDetails" ma:index="10" nillable="true" ma:displayName="Shared With Details" ma:description="" ma:internalName="SharedWithDetails" ma:readOnly="true">
+      <xsd:simpleType>
+        <xsd:restriction base="dms:Note">
+          <xsd:maxLength value="255"/>
+        </xsd:restriction>
+      </xsd:simpleType>
+    </xsd:element>
+    <xsd:element name="LastSharedByUser" ma:index="11" nillable="true" ma:displayName="Last Shared By User" ma:description="" ma:internalName="LastSharedByUser" ma:readOnly="true">
+      <xsd:simpleType>
+        <xsd:restriction base="dms:Note">
+          <xsd:maxLength value="255"/>
+        </xsd:restriction>
+      </xsd:simpleType>
+    </xsd:element>
+    <xsd:element name="LastSharedByTime" ma:index="12" nillable="true" ma:displayName="Last Shared By Time" ma:description="" ma:internalName="LastSharedByTime" ma:readOnly="true">
+      <xsd:simpleType>
+        <xsd:restriction base="dms:DateTime"/>
+      </xsd:simpleType>
+    </xsd:element>
+  </xsd:schema>
+  <xsd:schema xmlns="http://schemas.openxmlformats.org/package/2006/metadata/core-properties" xmlns:xsd="http://www.w3.org/2001/XMLSchema" xmlns:xsi="http://www.w3.org/2001/XMLSchema-instance" xmlns:dc="http://purl.org/dc/elements/1.1/" xmlns:dcterms="http://purl.org/dc/terms/" xmlns:odoc="http://schemas.microsoft.com/internal/obd" targetNamespace="http://schemas.openxmlformats.org/package/2006/metadata/core-properties" elementFormDefault="qualified" attributeFormDefault="unqualified" blockDefault="#all">
+    <xsd:import namespace="http://purl.org/dc/elements/1.1/" schemaLocation="http://dublincore.org/schemas/xmls/qdc/2003/04/02/dc.xsd"/>
+    <xsd:import namespace="http://purl.org/dc/terms/" schemaLocation="http://dublincore.org/schemas/xmls/qdc/2003/04/02/dcterms.xsd"/>
+    <xsd:element name="coreProperties" type="CT_coreProperties"/>
+    <xsd:complexType name="CT_coreProperties">
+      <xsd:all>
+        <xsd:element ref="dc:creator" minOccurs="0" maxOccurs="1"/>
+        <xsd:element ref="dcterms:created" minOccurs="0" maxOccurs="1"/>
+        <xsd:element ref="dc:identifier" minOccurs="0" maxOccurs="1"/>
+        <xsd:element name="contentType" minOccurs="0" maxOccurs="1" type="xsd:string" ma:index="0" ma:displayName="Content Type"/>
+        <xsd:element ref="dc:title" minOccurs="0" maxOccurs="1" ma:index="4" ma:displayName="Title"/>
+        <xsd:element ref="dc:subject" minOccurs="0" maxOccurs="1"/>
+        <xsd:element ref="dc:description" minOccurs="0" maxOccurs="1"/>
+        <xsd:element name="keywords" minOccurs="0" maxOccurs="1" type="xsd:string"/>
+        <xsd:element ref="dc:language" minOccurs="0" maxOccurs="1"/>
+        <xsd:element name="category" minOccurs="0" maxOccurs="1" type="xsd:string"/>
+        <xsd:element name="version" minOccurs="0" maxOccurs="1" type="xsd:string"/>
+        <xsd:element name="revision" minOccurs="0" maxOccurs="1" type="xsd:string">
+          <xsd:annotation>
+            <xsd:documentation>
+                        This value indicates the number of saves or revisions. The application is responsible for updating this value after each revision.
+                    </xsd:documentation>
+          </xsd:annotation>
+        </xsd:element>
+        <xsd:element name="lastModifiedBy" minOccurs="0" maxOccurs="1" type="xsd:string"/>
+        <xsd:element ref="dcterms:modified" minOccurs="0" maxOccurs="1"/>
+        <xsd:element name="contentStatus" minOccurs="0" maxOccurs="1" type="xsd:string"/>
+      </xsd:all>
+    </xsd:complexType>
+  </xsd:schema>
+  <xs:schema xmlns:pc="http://schemas.microsoft.com/office/infopath/2007/PartnerControls" xmlns:xs="http://www.w3.org/2001/XMLSchema" targetNamespace="http://schemas.microsoft.com/office/infopath/2007/PartnerControls" elementFormDefault="qualified" attributeFormDefault="unqualified">
+    <xs:element name="Person">
+      <xs:complexType>
+        <xs:sequence>
+          <xs:element ref="pc:DisplayName" minOccurs="0"/>
+          <xs:element ref="pc:AccountId" minOccurs="0"/>
+          <xs:element ref="pc:AccountType" minOccurs="0"/>
+        </xs:sequence>
+      </xs:complexType>
+    </xs:element>
+    <xs:element name="DisplayName" type="xs:string"/>
+    <xs:element name="AccountId" type="xs:string"/>
+    <xs:element name="AccountType" type="xs:string"/>
+    <xs:element name="BDCAssociatedEntity">
+      <xs:complexType>
+        <xs:sequence>
+          <xs:element ref="pc:BDCEntity" minOccurs="0" maxOccurs="unbounded"/>
+        </xs:sequence>
+        <xs:attribute ref="pc:EntityNamespace"/>
+        <xs:attribute ref="pc:EntityName"/>
+        <xs:attribute ref="pc:SystemInstanceName"/>
+        <xs:attribute ref="pc:AssociationName"/>
+      </xs:complexType>
+    </xs:element>
+    <xs:attribute name="EntityNamespace" type="xs:string"/>
+    <xs:attribute name="EntityName" type="xs:string"/>
+    <xs:attribute name="SystemInstanceName" type="xs:string"/>
+    <xs:attribute name="AssociationName" type="xs:string"/>
+    <xs:element name="BDCEntity">
+      <xs:complexType>
+        <xs:sequence>
+          <xs:element ref="pc:EntityDisplayName" minOccurs="0"/>
+          <xs:element ref="pc:EntityInstanceReference" minOccurs="0"/>
+          <xs:element ref="pc:EntityId1" minOccurs="0"/>
+          <xs:element ref="pc:EntityId2" minOccurs="0"/>
+          <xs:element ref="pc:EntityId3" minOccurs="0"/>
+          <xs:element ref="pc:EntityId4" minOccurs="0"/>
+          <xs:element ref="pc:EntityId5" minOccurs="0"/>
+        </xs:sequence>
+      </xs:complexType>
+    </xs:element>
+    <xs:element name="EntityDisplayName" type="xs:string"/>
+    <xs:element name="EntityInstanceReference" type="xs:string"/>
+    <xs:element name="EntityId1" type="xs:string"/>
+    <xs:element name="EntityId2" type="xs:string"/>
+    <xs:element name="EntityId3" type="xs:string"/>
+    <xs:element name="EntityId4" type="xs:string"/>
+    <xs:element name="EntityId5" type="xs:string"/>
+    <xs:element name="Terms">
+      <xs:complexType>
+        <xs:sequence>
+          <xs:element ref="pc:TermInfo" minOccurs="0" maxOccurs="unbounded"/>
+        </xs:sequence>
+      </xs:complexType>
+    </xs:element>
+    <xs:element name="TermInfo">
+      <xs:complexType>
+        <xs:sequence>
+          <xs:element ref="pc:TermName" minOccurs="0"/>
+          <xs:element ref="pc:TermId" minOccurs="0"/>
+        </xs:sequence>
+      </xs:complexType>
+    </xs:element>
+    <xs:element name="TermName" type="xs:string"/>
+    <xs:element name="TermId" type="xs:string"/>
+  </xs:schema>
+</ct:contentTypeSchema>
+</file>
+
+<file path=customXml/item2.xml><?xml version="1.0" encoding="utf-8"?>
+<?mso-contentType ?>
+<FormTemplates xmlns="http://schemas.microsoft.com/sharepoint/v3/contenttype/forms">
+  <Display>DocumentLibraryForm</Display>
+  <Edit>DocumentLibraryForm</Edit>
+  <New>DocumentLibraryForm</New>
+</FormTemplates>
+</file>
+
+<file path=customXml/item3.xml><?xml version="1.0" encoding="utf-8"?>
+<p:properties xmlns:p="http://schemas.microsoft.com/office/2006/metadata/properties" xmlns:xsi="http://www.w3.org/2001/XMLSchema-instance" xmlns:pc="http://schemas.microsoft.com/office/infopath/2007/PartnerControls">
+  <documentManagement/>
+</p:properties>
+</file>
+
+<file path=customXml/item4.xml><?xml version="1.0" encoding="utf-8"?>
 <b:Sources xmlns:b="http://schemas.openxmlformats.org/officeDocument/2006/bibliography" xmlns="http://schemas.openxmlformats.org/officeDocument/2006/bibliography" SelectedStyle="\APASixthEditionOfficeOnline.xsl" StyleName="APA" Version="6"/>
 </file>
 
 <file path=customXml/itemProps1.xml><?xml version="1.0" encoding="utf-8"?>
-<ds:datastoreItem xmlns:ds="http://schemas.openxmlformats.org/officeDocument/2006/customXml" ds:itemID="{60EDC948-D9B8-4D5D-B9BB-6017E1E8640F}">
+<ds:datastoreItem xmlns:ds="http://schemas.openxmlformats.org/officeDocument/2006/customXml" ds:itemID="{BA9B4F17-5B3A-40FB-B893-D647F6CD7BCE}">
+  <ds:schemaRefs>
+    <ds:schemaRef ds:uri="http://schemas.microsoft.com/office/2006/metadata/contentType"/>
+    <ds:schemaRef ds:uri="http://schemas.microsoft.com/office/2006/metadata/properties/metaAttributes"/>
+    <ds:schemaRef ds:uri="http://www.w3.org/2001/XMLSchema"/>
+    <ds:schemaRef ds:uri="http://schemas.microsoft.com/office/2006/metadata/properties"/>
+    <ds:schemaRef ds:uri="92e85379-ec43-4192-8d26-0c9c1113fbaf"/>
+    <ds:schemaRef ds:uri="http://schemas.microsoft.com/office/2006/documentManagement/types"/>
+    <ds:schemaRef ds:uri="http://schemas.microsoft.com/office/infopath/2007/PartnerControls"/>
+    <ds:schemaRef ds:uri="http://schemas.openxmlformats.org/package/2006/metadata/core-properties"/>
+    <ds:schemaRef ds:uri="http://purl.org/dc/elements/1.1/"/>
+    <ds:schemaRef ds:uri="http://purl.org/dc/terms/"/>
+    <ds:schemaRef ds:uri="http://schemas.microsoft.com/internal/obd"/>
+  </ds:schemaRefs>
+</ds:datastoreItem>
+</file>
+
+<file path=customXml/itemProps2.xml><?xml version="1.0" encoding="utf-8"?>
+<ds:datastoreItem xmlns:ds="http://schemas.openxmlformats.org/officeDocument/2006/customXml" ds:itemID="{890576DF-815A-4CE0-8073-F56BFF5F29B9}">
+  <ds:schemaRefs>
+    <ds:schemaRef ds:uri="http://schemas.microsoft.com/sharepoint/v3/contenttype/forms"/>
+  </ds:schemaRefs>
+</ds:datastoreItem>
+</file>
+
+<file path=customXml/itemProps3.xml><?xml version="1.0" encoding="utf-8"?>
+<ds:datastoreItem xmlns:ds="http://schemas.openxmlformats.org/officeDocument/2006/customXml" ds:itemID="{E289B5C0-0919-49CD-AAA6-177DBA4BD1D0}">
+  <ds:schemaRefs>
+    <ds:schemaRef ds:uri="http://schemas.microsoft.com/office/2006/documentManagement/types"/>
+    <ds:schemaRef ds:uri="http://purl.org/dc/elements/1.1/"/>
+    <ds:schemaRef ds:uri="http://schemas.openxmlformats.org/package/2006/metadata/core-properties"/>
+    <ds:schemaRef ds:uri="http://www.w3.org/XML/1998/namespace"/>
+    <ds:schemaRef ds:uri="http://schemas.microsoft.com/office/infopath/2007/PartnerControls"/>
+    <ds:schemaRef ds:uri="http://purl.org/dc/terms/"/>
+    <ds:schemaRef ds:uri="http://schemas.microsoft.com/office/2006/metadata/properties"/>
+    <ds:schemaRef ds:uri="92e85379-ec43-4192-8d26-0c9c1113fbaf"/>
+    <ds:schemaRef ds:uri="http://purl.org/dc/dcmitype/"/>
+  </ds:schemaRefs>
+</ds:datastoreItem>
+</file>
+
+<file path=customXml/itemProps4.xml><?xml version="1.0" encoding="utf-8"?>
+<ds:datastoreItem xmlns:ds="http://schemas.openxmlformats.org/officeDocument/2006/customXml" ds:itemID="{4B55AFC1-C7BF-40BE-9607-7CF4CD30B249}">
   <ds:schemaRefs>
     <ds:schemaRef ds:uri="http://schemas.openxmlformats.org/officeDocument/2006/bibliography"/>
   </ds:schemaRefs>

--- a/CUWebinars.Web/App_Data/mergeTemplates/RecordingIsPostedToExistingUserBW.docx
+++ b/CUWebinars.Web/App_Data/mergeTemplates/RecordingIsPostedToExistingUserBW.docx
@@ -537,27 +537,14 @@
             <w:r>
               <w:t xml:space="preserve">Dear </w:t>
             </w:r>
-            <w:r>
-              <w:fldChar w:fldCharType="begin"/>
-            </w:r>
-            <w:r>
-              <w:instrText xml:space="preserve"> MERGEFIELD  FirstName  \* MERGEFORMAT </w:instrText>
-            </w:r>
-            <w:r>
-              <w:fldChar w:fldCharType="separate"/>
-            </w:r>
-            <w:r>
-              <w:rPr>
-                <w:noProof/>
-              </w:rPr>
-              <w:t>«FirstName»</w:t>
-            </w:r>
-            <w:r>
-              <w:rPr>
-                <w:noProof/>
-              </w:rPr>
-              <w:fldChar w:fldCharType="end"/>
-            </w:r>
+            <w:fldSimple w:instr=" MERGEFIELD  FirstName  \* MERGEFORMAT ">
+              <w:r>
+                <w:rPr>
+                  <w:noProof/>
+                </w:rPr>
+                <w:t>«FirstName»</w:t>
+              </w:r>
+            </w:fldSimple>
             <w:r>
               <w:t>,</w:t>
             </w:r>
@@ -606,27 +593,14 @@
             <w:r>
               <w:t xml:space="preserve"> </w:t>
             </w:r>
-            <w:r>
-              <w:fldChar w:fldCharType="begin"/>
-            </w:r>
-            <w:r>
-              <w:instrText xml:space="preserve"> MERGEFIELD  RegDesc  \* MERGEFORMAT </w:instrText>
-            </w:r>
-            <w:r>
-              <w:fldChar w:fldCharType="separate"/>
-            </w:r>
-            <w:r>
-              <w:rPr>
-                <w:noProof/>
-              </w:rPr>
-              <w:t>«RegDesc»</w:t>
-            </w:r>
-            <w:r>
-              <w:rPr>
-                <w:noProof/>
-              </w:rPr>
-              <w:fldChar w:fldCharType="end"/>
-            </w:r>
+            <w:fldSimple w:instr=" MERGEFIELD  RegDesc  \* MERGEFORMAT ">
+              <w:r>
+                <w:rPr>
+                  <w:noProof/>
+                </w:rPr>
+                <w:t>«RegDesc»</w:t>
+              </w:r>
+            </w:fldSimple>
           </w:p>
           <w:p>
             <w:pPr>
@@ -636,15 +610,7 @@
               </w:rPr>
             </w:pPr>
             <w:r>
-              <w:t xml:space="preserve">How </w:t>
-            </w:r>
-            <w:proofErr w:type="gramStart"/>
-            <w:r>
-              <w:t>To</w:t>
-            </w:r>
-            <w:proofErr w:type="gramEnd"/>
-            <w:r>
-              <w:t xml:space="preserve"> Access Your Recording</w:t>
+              <w:t>How To Access Your Recording</w:t>
             </w:r>
             <w:r>
               <w:t>:</w:t>
@@ -668,27 +634,14 @@
             <w:r>
               <w:t xml:space="preserve"> </w:t>
             </w:r>
-            <w:r>
-              <w:fldChar w:fldCharType="begin"/>
-            </w:r>
-            <w:r>
-              <w:instrText xml:space="preserve"> MERGEFIELD  BillingEmail  \* MERGEFORMAT </w:instrText>
-            </w:r>
-            <w:r>
-              <w:fldChar w:fldCharType="separate"/>
-            </w:r>
-            <w:r>
-              <w:rPr>
-                <w:noProof/>
-              </w:rPr>
-              <w:t>«BillingEmail»</w:t>
-            </w:r>
-            <w:r>
-              <w:rPr>
-                <w:noProof/>
-              </w:rPr>
-              <w:fldChar w:fldCharType="end"/>
-            </w:r>
+            <w:fldSimple w:instr=" MERGEFIELD  BillingEmail  \* MERGEFORMAT ">
+              <w:r>
+                <w:rPr>
+                  <w:noProof/>
+                </w:rPr>
+                <w:t>«BillingEmail»</w:t>
+              </w:r>
+            </w:fldSimple>
             <w:r>
               <w:rPr>
                 <w:noProof/>
@@ -719,27 +672,14 @@
             <w:r>
               <w:t xml:space="preserve">. </w:t>
             </w:r>
-            <w:r>
-              <w:fldChar w:fldCharType="begin"/>
-            </w:r>
-            <w:r>
-              <w:instrText xml:space="preserve"> MERGEFIELD  LinkToMyWebinars  \* MERGEFORMAT </w:instrText>
-            </w:r>
-            <w:r>
-              <w:fldChar w:fldCharType="separate"/>
-            </w:r>
-            <w:r>
-              <w:rPr>
-                <w:noProof/>
-              </w:rPr>
-              <w:t>«LinkToMyWebinars»</w:t>
-            </w:r>
-            <w:r>
-              <w:rPr>
-                <w:noProof/>
-              </w:rPr>
-              <w:fldChar w:fldCharType="end"/>
-            </w:r>
+            <w:fldSimple w:instr=" MERGEFIELD  LinkToMyWebinars  \* MERGEFORMAT ">
+              <w:r>
+                <w:rPr>
+                  <w:noProof/>
+                </w:rPr>
+                <w:t>«LinkToMyWebinars»</w:t>
+              </w:r>
+            </w:fldSimple>
           </w:p>
           <w:p>
             <w:pPr>
@@ -777,27 +717,14 @@
             <w:r>
               <w:t xml:space="preserve">required but you will be prompted for name and email. </w:t>
             </w:r>
-            <w:r>
-              <w:fldChar w:fldCharType="begin"/>
-            </w:r>
-            <w:r>
-              <w:instrText xml:space="preserve"> MERGEFIELD  OndemandLink  \* MERGEFORMAT </w:instrText>
-            </w:r>
-            <w:r>
-              <w:fldChar w:fldCharType="separate"/>
-            </w:r>
-            <w:r>
-              <w:rPr>
-                <w:noProof/>
-              </w:rPr>
-              <w:t>«OndemandLink»</w:t>
-            </w:r>
-            <w:r>
-              <w:rPr>
-                <w:noProof/>
-              </w:rPr>
-              <w:fldChar w:fldCharType="end"/>
-            </w:r>
+            <w:fldSimple w:instr=" MERGEFIELD  OndemandLink  \* MERGEFORMAT ">
+              <w:r>
+                <w:rPr>
+                  <w:noProof/>
+                </w:rPr>
+                <w:t>«OndemandLink»</w:t>
+              </w:r>
+            </w:fldSimple>
             <w:r>
               <w:t>.</w:t>
             </w:r>
@@ -809,30 +736,14 @@
                 <w:noProof/>
               </w:rPr>
             </w:pPr>
-            <w:r>
-              <w:fldChar w:fldCharType="begin"/>
-            </w:r>
-            <w:r>
-              <w:instrText xml:space="preserve"> MERGEFIELD </w:instrText>
-            </w:r>
-            <w:r>
-              <w:instrText xml:space="preserve"> PaymentCaption  \* MERGEFORMAT </w:instrText>
-            </w:r>
-            <w:r>
-              <w:fldChar w:fldCharType="separate"/>
-            </w:r>
-            <w:r>
-              <w:rPr>
-                <w:noProof/>
-              </w:rPr>
-              <w:t>«PaymentCaption»</w:t>
-            </w:r>
-            <w:r>
-              <w:rPr>
-                <w:noProof/>
-              </w:rPr>
-              <w:fldChar w:fldCharType="end"/>
-            </w:r>
+            <w:fldSimple w:instr=" MERGEFIELD  PaymentCaption  \* MERGEFORMAT ">
+              <w:r>
+                <w:rPr>
+                  <w:noProof/>
+                </w:rPr>
+                <w:t>«PaymentCaption»</w:t>
+              </w:r>
+            </w:fldSimple>
           </w:p>
           <w:p>
             <w:pPr>
@@ -873,164 +784,274 @@
             <w:gridSpan w:val="2"/>
             <w:shd w:val="clear" w:color="auto" w:fill="000000" w:themeFill="text1"/>
           </w:tcPr>
-          <w:p/>
           <w:tbl>
             <w:tblPr>
               <w:tblStyle w:val="TableGrid"/>
               <w:tblW w:w="0" w:type="auto"/>
+              <w:tblBorders>
+                <w:top w:val="none" w:sz="0" w:space="0" w:color="auto"/>
+                <w:left w:val="none" w:sz="0" w:space="0" w:color="auto"/>
+                <w:bottom w:val="none" w:sz="0" w:space="0" w:color="auto"/>
+                <w:right w:val="none" w:sz="0" w:space="0" w:color="auto"/>
+                <w:insideH w:val="none" w:sz="0" w:space="0" w:color="auto"/>
+                <w:insideV w:val="none" w:sz="0" w:space="0" w:color="auto"/>
+              </w:tblBorders>
               <w:tblLook w:val="04A0" w:firstRow="1" w:lastRow="0" w:firstColumn="1" w:lastColumn="0" w:noHBand="0" w:noVBand="1"/>
             </w:tblPr>
             <w:tblGrid>
-              <w:gridCol w:w="4297"/>
-              <w:gridCol w:w="4298"/>
+              <w:gridCol w:w="8605"/>
             </w:tblGrid>
             <w:tr>
               <w:tc>
                 <w:tcPr>
-                  <w:tcW w:w="4297" w:type="dxa"/>
-                </w:tcPr>
-                <w:bookmarkStart w:id="0" w:name="_GoBack"/>
-                <w:p>
-                  <w:pPr>
-                    <w:jc w:val="center"/>
-                    <w:rPr>
-                      <w:sz w:val="18"/>
-                      <w:szCs w:val="18"/>
-                    </w:rPr>
-                  </w:pPr>
-                  <w:r>
-                    <w:rPr>
-                      <w:sz w:val="18"/>
-                      <w:szCs w:val="18"/>
-                    </w:rPr>
-                    <w:fldChar w:fldCharType="begin"/>
-                  </w:r>
-                  <w:r>
-                    <w:rPr>
-                      <w:sz w:val="18"/>
-                      <w:szCs w:val="18"/>
-                    </w:rPr>
-                    <w:instrText xml:space="preserve"> MERGEFIELD  AffFooter  \* MERGEFORMAT </w:instrText>
-                  </w:r>
-                  <w:r>
-                    <w:rPr>
-                      <w:sz w:val="18"/>
-                      <w:szCs w:val="18"/>
-                    </w:rPr>
-                    <w:fldChar w:fldCharType="separate"/>
-                  </w:r>
-                  <w:r>
-                    <w:rPr>
-                      <w:noProof/>
-                      <w:sz w:val="18"/>
-                      <w:szCs w:val="18"/>
-                    </w:rPr>
-                    <w:t>«AffFooter»</w:t>
-                  </w:r>
-                  <w:r>
-                    <w:rPr>
-                      <w:sz w:val="18"/>
-                      <w:szCs w:val="18"/>
-                    </w:rPr>
-                    <w:fldChar w:fldCharType="end"/>
-                  </w:r>
-                </w:p>
-              </w:tc>
-              <w:tc>
-                <w:tcPr>
-                  <w:tcW w:w="4298" w:type="dxa"/>
+                  <w:tcW w:w="8821" w:type="dxa"/>
+                  <w:shd w:val="clear" w:color="auto" w:fill="000000" w:themeFill="text1"/>
                 </w:tcPr>
                 <w:p>
                   <w:pPr>
-                    <w:jc w:val="center"/>
-                    <w:rPr>
-                      <w:sz w:val="18"/>
-                      <w:szCs w:val="18"/>
+                    <w:rPr>
+                      <w:rFonts w:eastAsia="Times New Roman" w:cs="Times New Roman"/>
                     </w:rPr>
                   </w:pPr>
-                  <w:r>
-                    <w:rPr>
-                      <w:sz w:val="18"/>
-                      <w:szCs w:val="18"/>
-                    </w:rPr>
-                    <w:t xml:space="preserve">800-831-0678 </w:t>
-                  </w:r>
-                  <w:proofErr w:type="spellStart"/>
-                  <w:r>
-                    <w:rPr>
-                      <w:sz w:val="18"/>
-                      <w:szCs w:val="18"/>
-                    </w:rPr>
-                    <w:t>ext</w:t>
-                  </w:r>
-                  <w:proofErr w:type="spellEnd"/>
-                  <w:r>
-                    <w:rPr>
-                      <w:sz w:val="18"/>
-                      <w:szCs w:val="18"/>
-                    </w:rPr>
-                    <w:t xml:space="preserve"> 6</w:t>
-                  </w:r>
                 </w:p>
+                <w:tbl>
+                  <w:tblPr>
+                    <w:tblStyle w:val="TableGrid"/>
+                    <w:tblW w:w="0" w:type="auto"/>
+                    <w:tblLook w:val="04A0" w:firstRow="1" w:lastRow="0" w:firstColumn="1" w:lastColumn="0" w:noHBand="0" w:noVBand="1"/>
+                  </w:tblPr>
+                  <w:tblGrid>
+                    <w:gridCol w:w="4184"/>
+                    <w:gridCol w:w="4195"/>
+                  </w:tblGrid>
+                  <w:tr>
+                    <w:tc>
+                      <w:tcPr>
+                        <w:tcW w:w="4297" w:type="dxa"/>
+                        <w:tcBorders>
+                          <w:top w:val="single" w:sz="4" w:space="0" w:color="auto"/>
+                          <w:left w:val="single" w:sz="4" w:space="0" w:color="auto"/>
+                          <w:bottom w:val="single" w:sz="4" w:space="0" w:color="auto"/>
+                          <w:right w:val="single" w:sz="4" w:space="0" w:color="auto"/>
+                        </w:tcBorders>
+                      </w:tcPr>
+                      <w:bookmarkStart w:id="0" w:name="OLE_LINK1"/>
+                      <w:bookmarkStart w:id="1" w:name="OLE_LINK2"/>
+                      <w:p>
+                        <w:pPr>
+                          <w:jc w:val="center"/>
+                          <w:rPr>
+                            <w:rFonts w:eastAsia="Times New Roman" w:cs="Times New Roman"/>
+                            <w:sz w:val="18"/>
+                            <w:szCs w:val="18"/>
+                          </w:rPr>
+                        </w:pPr>
+                        <w:r>
+                          <w:rPr>
+                            <w:rFonts w:eastAsia="Times New Roman" w:cs="Times New Roman"/>
+                            <w:sz w:val="18"/>
+                            <w:szCs w:val="18"/>
+                          </w:rPr>
+                          <w:fldChar w:fldCharType="begin"/>
+                        </w:r>
+                        <w:r>
+                          <w:rPr>
+                            <w:rFonts w:eastAsia="Times New Roman" w:cs="Times New Roman"/>
+                            <w:sz w:val="18"/>
+                            <w:szCs w:val="18"/>
+                          </w:rPr>
+                          <w:instrText xml:space="preserve"> MERGEFIELD  AffFooter  \* MERGEFORMAT </w:instrText>
+                        </w:r>
+                        <w:r>
+                          <w:rPr>
+                            <w:rFonts w:eastAsia="Times New Roman" w:cs="Times New Roman"/>
+                            <w:sz w:val="18"/>
+                            <w:szCs w:val="18"/>
+                          </w:rPr>
+                          <w:fldChar w:fldCharType="separate"/>
+                        </w:r>
+                        <w:r>
+                          <w:rPr>
+                            <w:rFonts w:eastAsia="Times New Roman" w:cs="Times New Roman"/>
+                            <w:noProof/>
+                            <w:sz w:val="18"/>
+                            <w:szCs w:val="18"/>
+                          </w:rPr>
+                          <w:t>«AffFooter»</w:t>
+                        </w:r>
+                        <w:r>
+                          <w:rPr>
+                            <w:rFonts w:eastAsia="Times New Roman" w:cs="Times New Roman"/>
+                            <w:sz w:val="18"/>
+                            <w:szCs w:val="18"/>
+                          </w:rPr>
+                          <w:fldChar w:fldCharType="end"/>
+                        </w:r>
+                        <w:bookmarkEnd w:id="0"/>
+                        <w:bookmarkEnd w:id="1"/>
+                      </w:p>
+                    </w:tc>
+                    <w:tc>
+                      <w:tcPr>
+                        <w:tcW w:w="4298" w:type="dxa"/>
+                        <w:tcBorders>
+                          <w:top w:val="single" w:sz="4" w:space="0" w:color="auto"/>
+                          <w:left w:val="single" w:sz="4" w:space="0" w:color="auto"/>
+                          <w:bottom w:val="single" w:sz="4" w:space="0" w:color="auto"/>
+                          <w:right w:val="single" w:sz="4" w:space="0" w:color="auto"/>
+                        </w:tcBorders>
+                      </w:tcPr>
+                      <w:p>
+                        <w:pPr>
+                          <w:jc w:val="center"/>
+                          <w:rPr>
+                            <w:rFonts w:eastAsia="Times New Roman" w:cs="Times New Roman"/>
+                            <w:sz w:val="18"/>
+                            <w:szCs w:val="18"/>
+                          </w:rPr>
+                        </w:pPr>
+                        <w:r>
+                          <w:rPr>
+                            <w:rFonts w:eastAsia="Times New Roman" w:cs="Times New Roman"/>
+                            <w:sz w:val="18"/>
+                            <w:szCs w:val="18"/>
+                          </w:rPr>
+                          <w:fldChar w:fldCharType="begin"/>
+                        </w:r>
+                        <w:r>
+                          <w:rPr>
+                            <w:rFonts w:eastAsia="Times New Roman" w:cs="Times New Roman"/>
+                            <w:sz w:val="18"/>
+                            <w:szCs w:val="18"/>
+                          </w:rPr>
+                          <w:instrText xml:space="preserve"> MERGEFIELD  SupportEmail  \* MERGEFORMAT </w:instrText>
+                        </w:r>
+                        <w:r>
+                          <w:rPr>
+                            <w:rFonts w:eastAsia="Times New Roman" w:cs="Times New Roman"/>
+                            <w:sz w:val="18"/>
+                            <w:szCs w:val="18"/>
+                          </w:rPr>
+                          <w:fldChar w:fldCharType="separate"/>
+                        </w:r>
+                        <w:r>
+                          <w:rPr>
+                            <w:rFonts w:eastAsia="Times New Roman" w:cs="Times New Roman"/>
+                            <w:noProof/>
+                            <w:sz w:val="18"/>
+                            <w:szCs w:val="18"/>
+                          </w:rPr>
+                          <w:t>«SupportEmail»</w:t>
+                        </w:r>
+                        <w:r>
+                          <w:rPr>
+                            <w:rFonts w:eastAsia="Times New Roman" w:cs="Times New Roman"/>
+                            <w:sz w:val="18"/>
+                            <w:szCs w:val="18"/>
+                          </w:rPr>
+                          <w:fldChar w:fldCharType="end"/>
+                        </w:r>
+                      </w:p>
+                      <w:p>
+                        <w:pPr>
+                          <w:jc w:val="center"/>
+                          <w:rPr>
+                            <w:rFonts w:eastAsia="Times New Roman" w:cs="Times New Roman"/>
+                            <w:sz w:val="18"/>
+                            <w:szCs w:val="18"/>
+                          </w:rPr>
+                        </w:pPr>
+                        <w:r>
+                          <w:rPr>
+                            <w:rFonts w:eastAsia="Times New Roman" w:cs="Times New Roman"/>
+                            <w:sz w:val="18"/>
+                            <w:szCs w:val="18"/>
+                          </w:rPr>
+                          <w:t xml:space="preserve">800-831-0678 </w:t>
+                        </w:r>
+                      </w:p>
+                    </w:tc>
+                  </w:tr>
+                  <w:tr>
+                    <w:tc>
+                      <w:tcPr>
+                        <w:tcW w:w="8595" w:type="dxa"/>
+                        <w:gridSpan w:val="2"/>
+                        <w:tcBorders>
+                          <w:top w:val="single" w:sz="4" w:space="0" w:color="auto"/>
+                          <w:left w:val="single" w:sz="4" w:space="0" w:color="auto"/>
+                          <w:bottom w:val="single" w:sz="4" w:space="0" w:color="auto"/>
+                          <w:right w:val="single" w:sz="4" w:space="0" w:color="auto"/>
+                        </w:tcBorders>
+                      </w:tcPr>
+                      <w:p>
+                        <w:pPr>
+                          <w:jc w:val="center"/>
+                          <w:rPr>
+                            <w:rFonts w:eastAsia="Times New Roman" w:cs="Times New Roman"/>
+                            <w:sz w:val="18"/>
+                            <w:szCs w:val="18"/>
+                          </w:rPr>
+                        </w:pPr>
+                        <w:r>
+                          <w:rPr>
+                            <w:rFonts w:eastAsia="Times New Roman" w:cs="Times New Roman"/>
+                            <w:sz w:val="18"/>
+                            <w:szCs w:val="18"/>
+                          </w:rPr>
+                          <w:fldChar w:fldCharType="begin"/>
+                        </w:r>
+                        <w:r>
+                          <w:rPr>
+                            <w:rFonts w:eastAsia="Times New Roman" w:cs="Times New Roman"/>
+                            <w:sz w:val="18"/>
+                            <w:szCs w:val="18"/>
+                          </w:rPr>
+                          <w:instrText xml:space="preserve"> MERGEFIELD  ServiceNote  \* MERGEFORMAT </w:instrText>
+                        </w:r>
+                        <w:r>
+                          <w:rPr>
+                            <w:rFonts w:eastAsia="Times New Roman" w:cs="Times New Roman"/>
+                            <w:sz w:val="18"/>
+                            <w:szCs w:val="18"/>
+                          </w:rPr>
+                          <w:fldChar w:fldCharType="separate"/>
+                        </w:r>
+                        <w:r>
+                          <w:rPr>
+                            <w:rFonts w:eastAsia="Times New Roman" w:cs="Times New Roman"/>
+                            <w:noProof/>
+                            <w:sz w:val="18"/>
+                            <w:szCs w:val="18"/>
+                          </w:rPr>
+                          <w:t>«ServiceNote»</w:t>
+                        </w:r>
+                        <w:r>
+                          <w:rPr>
+                            <w:rFonts w:eastAsia="Times New Roman" w:cs="Times New Roman"/>
+                            <w:sz w:val="18"/>
+                            <w:szCs w:val="18"/>
+                          </w:rPr>
+                          <w:fldChar w:fldCharType="end"/>
+                        </w:r>
+                      </w:p>
+                    </w:tc>
+                  </w:tr>
+                </w:tbl>
                 <w:p>
                   <w:pPr>
-                    <w:jc w:val="center"/>
-                    <w:rPr>
-                      <w:sz w:val="18"/>
-                      <w:szCs w:val="18"/>
-                    </w:rPr>
-                  </w:pPr>
-                  <w:r>
-                    <w:rPr>
-                      <w:sz w:val="18"/>
-                      <w:szCs w:val="18"/>
-                    </w:rPr>
-                    <w:fldChar w:fldCharType="begin"/>
-                  </w:r>
-                  <w:r>
-                    <w:rPr>
-                      <w:sz w:val="18"/>
-                      <w:szCs w:val="18"/>
-                    </w:rPr>
-                    <w:instrText xml:space="preserve"> MERGEFIELD  SupportEmail  \* MERGEFORMAT </w:instrText>
-                  </w:r>
-                  <w:r>
-                    <w:rPr>
-                      <w:sz w:val="18"/>
-                      <w:szCs w:val="18"/>
-                    </w:rPr>
-                    <w:fldChar w:fldCharType="separate"/>
-                  </w:r>
-                  <w:r>
-                    <w:rPr>
-                      <w:noProof/>
-                      <w:sz w:val="18"/>
-                      <w:szCs w:val="18"/>
-                    </w:rPr>
-                    <w:t>«SupportEmail»</w:t>
-                  </w:r>
-                  <w:r>
-                    <w:rPr>
-                      <w:sz w:val="18"/>
-                      <w:szCs w:val="18"/>
-                    </w:rPr>
-                    <w:fldChar w:fldCharType="end"/>
-                  </w:r>
-                </w:p>
-                <w:p>
-                  <w:pPr>
-                    <w:jc w:val="center"/>
-                    <w:rPr>
-                      <w:sz w:val="18"/>
-                      <w:szCs w:val="18"/>
+                    <w:rPr>
+                      <w:rFonts w:eastAsia="Times New Roman" w:cs="Times New Roman"/>
                     </w:rPr>
                   </w:pPr>
                 </w:p>
               </w:tc>
             </w:tr>
-            <w:bookmarkEnd w:id="0"/>
           </w:tbl>
-          <w:p/>
+          <w:p>
+            <w:bookmarkStart w:id="2" w:name="_GoBack"/>
+            <w:bookmarkEnd w:id="2"/>
+          </w:p>
         </w:tc>
         <w:tc>
           <w:tcPr>
@@ -1814,6 +1835,21 @@
 </file>
 
 <file path=customXml/item1.xml><?xml version="1.0" encoding="utf-8"?>
+<p:properties xmlns:p="http://schemas.microsoft.com/office/2006/metadata/properties" xmlns:xsi="http://www.w3.org/2001/XMLSchema-instance" xmlns:pc="http://schemas.microsoft.com/office/infopath/2007/PartnerControls">
+  <documentManagement/>
+</p:properties>
+</file>
+
+<file path=customXml/item2.xml><?xml version="1.0" encoding="utf-8"?>
+<?mso-contentType ?>
+<FormTemplates xmlns="http://schemas.microsoft.com/sharepoint/v3/contenttype/forms">
+  <Display>DocumentLibraryForm</Display>
+  <Edit>DocumentLibraryForm</Edit>
+  <New>DocumentLibraryForm</New>
+</FormTemplates>
+</file>
+
+<file path=customXml/item3.xml><?xml version="1.0" encoding="utf-8"?>
 <ct:contentTypeSchema xmlns:ct="http://schemas.microsoft.com/office/2006/metadata/contentType" xmlns:ma="http://schemas.microsoft.com/office/2006/metadata/properties/metaAttributes" ct:_="" ma:_="" ma:contentTypeName="Document" ma:contentTypeID="0x0101001F790F750B123C469E5BE2A9EB6D9D99" ma:contentTypeVersion="5" ma:contentTypeDescription="Create a new document." ma:contentTypeScope="" ma:versionID="d5506308d6bf7227f7ec554c4f76cef4">
   <xsd:schema xmlns:xsd="http://www.w3.org/2001/XMLSchema" xmlns:xs="http://www.w3.org/2001/XMLSchema" xmlns:p="http://schemas.microsoft.com/office/2006/metadata/properties" xmlns:ns2="92e85379-ec43-4192-8d26-0c9c1113fbaf" targetNamespace="http://schemas.microsoft.com/office/2006/metadata/properties" ma:root="true" ma:fieldsID="eeae2fc0e0cc93f015230f549111e05d" ns2:_="">
     <xsd:import namespace="92e85379-ec43-4192-8d26-0c9c1113fbaf"/>
@@ -1981,26 +2017,28 @@
 </ct:contentTypeSchema>
 </file>
 
-<file path=customXml/item2.xml><?xml version="1.0" encoding="utf-8"?>
-<?mso-contentType ?>
-<FormTemplates xmlns="http://schemas.microsoft.com/sharepoint/v3/contenttype/forms">
-  <Display>DocumentLibraryForm</Display>
-  <Edit>DocumentLibraryForm</Edit>
-  <New>DocumentLibraryForm</New>
-</FormTemplates>
-</file>
-
-<file path=customXml/item3.xml><?xml version="1.0" encoding="utf-8"?>
-<p:properties xmlns:p="http://schemas.microsoft.com/office/2006/metadata/properties" xmlns:xsi="http://www.w3.org/2001/XMLSchema-instance" xmlns:pc="http://schemas.microsoft.com/office/infopath/2007/PartnerControls">
-  <documentManagement/>
-</p:properties>
-</file>
-
 <file path=customXml/item4.xml><?xml version="1.0" encoding="utf-8"?>
 <b:Sources xmlns:b="http://schemas.openxmlformats.org/officeDocument/2006/bibliography" xmlns="http://schemas.openxmlformats.org/officeDocument/2006/bibliography" SelectedStyle="\APASixthEditionOfficeOnline.xsl" StyleName="APA" Version="6"/>
 </file>
 
 <file path=customXml/itemProps1.xml><?xml version="1.0" encoding="utf-8"?>
+<ds:datastoreItem xmlns:ds="http://schemas.openxmlformats.org/officeDocument/2006/customXml" ds:itemID="{E289B5C0-0919-49CD-AAA6-177DBA4BD1D0}">
+  <ds:schemaRefs>
+    <ds:schemaRef ds:uri="http://schemas.microsoft.com/office/2006/metadata/properties"/>
+    <ds:schemaRef ds:uri="http://schemas.microsoft.com/office/infopath/2007/PartnerControls"/>
+  </ds:schemaRefs>
+</ds:datastoreItem>
+</file>
+
+<file path=customXml/itemProps2.xml><?xml version="1.0" encoding="utf-8"?>
+<ds:datastoreItem xmlns:ds="http://schemas.openxmlformats.org/officeDocument/2006/customXml" ds:itemID="{890576DF-815A-4CE0-8073-F56BFF5F29B9}">
+  <ds:schemaRefs>
+    <ds:schemaRef ds:uri="http://schemas.microsoft.com/sharepoint/v3/contenttype/forms"/>
+  </ds:schemaRefs>
+</ds:datastoreItem>
+</file>
+
+<file path=customXml/itemProps3.xml><?xml version="1.0" encoding="utf-8"?>
 <ds:datastoreItem xmlns:ds="http://schemas.openxmlformats.org/officeDocument/2006/customXml" ds:itemID="{BA9B4F17-5B3A-40FB-B893-D647F6CD7BCE}">
   <ds:schemaRefs>
     <ds:schemaRef ds:uri="http://schemas.microsoft.com/office/2006/metadata/contentType"/>
@@ -2018,32 +2056,8 @@
 </ds:datastoreItem>
 </file>
 
-<file path=customXml/itemProps2.xml><?xml version="1.0" encoding="utf-8"?>
-<ds:datastoreItem xmlns:ds="http://schemas.openxmlformats.org/officeDocument/2006/customXml" ds:itemID="{890576DF-815A-4CE0-8073-F56BFF5F29B9}">
-  <ds:schemaRefs>
-    <ds:schemaRef ds:uri="http://schemas.microsoft.com/sharepoint/v3/contenttype/forms"/>
-  </ds:schemaRefs>
-</ds:datastoreItem>
-</file>
-
-<file path=customXml/itemProps3.xml><?xml version="1.0" encoding="utf-8"?>
-<ds:datastoreItem xmlns:ds="http://schemas.openxmlformats.org/officeDocument/2006/customXml" ds:itemID="{E289B5C0-0919-49CD-AAA6-177DBA4BD1D0}">
-  <ds:schemaRefs>
-    <ds:schemaRef ds:uri="http://schemas.microsoft.com/office/2006/documentManagement/types"/>
-    <ds:schemaRef ds:uri="http://purl.org/dc/elements/1.1/"/>
-    <ds:schemaRef ds:uri="http://schemas.openxmlformats.org/package/2006/metadata/core-properties"/>
-    <ds:schemaRef ds:uri="http://www.w3.org/XML/1998/namespace"/>
-    <ds:schemaRef ds:uri="http://schemas.microsoft.com/office/infopath/2007/PartnerControls"/>
-    <ds:schemaRef ds:uri="http://purl.org/dc/terms/"/>
-    <ds:schemaRef ds:uri="http://schemas.microsoft.com/office/2006/metadata/properties"/>
-    <ds:schemaRef ds:uri="92e85379-ec43-4192-8d26-0c9c1113fbaf"/>
-    <ds:schemaRef ds:uri="http://purl.org/dc/dcmitype/"/>
-  </ds:schemaRefs>
-</ds:datastoreItem>
-</file>
-
 <file path=customXml/itemProps4.xml><?xml version="1.0" encoding="utf-8"?>
-<ds:datastoreItem xmlns:ds="http://schemas.openxmlformats.org/officeDocument/2006/customXml" ds:itemID="{4B55AFC1-C7BF-40BE-9607-7CF4CD30B249}">
+<ds:datastoreItem xmlns:ds="http://schemas.openxmlformats.org/officeDocument/2006/customXml" ds:itemID="{CD238F41-917A-49E9-B0A6-2E486B789F87}">
   <ds:schemaRefs>
     <ds:schemaRef ds:uri="http://schemas.openxmlformats.org/officeDocument/2006/bibliography"/>
   </ds:schemaRefs>

--- a/CUWebinars.Web/App_Data/mergeTemplates/RecordingIsPostedToExistingUserBW.docx
+++ b/CUWebinars.Web/App_Data/mergeTemplates/RecordingIsPostedToExistingUserBW.docx
@@ -1,6 +1,6 @@
 
 <file path=word/document.xml><?xml version="1.0" encoding="utf-8"?>
-<w:document xmlns:wpc="http://schemas.microsoft.com/office/word/2010/wordprocessingCanvas" xmlns:cx="http://schemas.microsoft.com/office/drawing/2014/chartex" xmlns:cx1="http://schemas.microsoft.com/office/drawing/2015/9/8/chartex" xmlns:cx2="http://schemas.microsoft.com/office/drawing/2015/10/21/chartex" xmlns:cx3="http://schemas.microsoft.com/office/drawing/2016/5/9/chartex" xmlns:cx4="http://schemas.microsoft.com/office/drawing/2016/5/10/chartex" xmlns:cx5="http://schemas.microsoft.com/office/drawing/2016/5/11/chartex" xmlns:mc="http://schemas.openxmlformats.org/markup-compatibility/2006" xmlns:o="urn:schemas-microsoft-com:office:office" xmlns:r="http://schemas.openxmlformats.org/officeDocument/2006/relationships" xmlns:m="http://schemas.openxmlformats.org/officeDocument/2006/math" xmlns:v="urn:schemas-microsoft-com:vml" xmlns:wp14="http://schemas.microsoft.com/office/word/2010/wordprocessingDrawing" xmlns:wp="http://schemas.openxmlformats.org/drawingml/2006/wordprocessingDrawing" xmlns:w10="urn:schemas-microsoft-com:office:word" xmlns:w="http://schemas.openxmlformats.org/wordprocessingml/2006/main" xmlns:w14="http://schemas.microsoft.com/office/word/2010/wordml" xmlns:w15="http://schemas.microsoft.com/office/word/2012/wordml" xmlns:w16se="http://schemas.microsoft.com/office/word/2015/wordml/symex" xmlns:wpg="http://schemas.microsoft.com/office/word/2010/wordprocessingGroup" xmlns:wpi="http://schemas.microsoft.com/office/word/2010/wordprocessingInk" xmlns:wne="http://schemas.microsoft.com/office/word/2006/wordml" xmlns:wps="http://schemas.microsoft.com/office/word/2010/wordprocessingShape" mc:Ignorable="w14 w15 w16se wp14">
+<w:document xmlns:wpc="http://schemas.microsoft.com/office/word/2010/wordprocessingCanvas" xmlns:cx="http://schemas.microsoft.com/office/drawing/2014/chartex" xmlns:cx1="http://schemas.microsoft.com/office/drawing/2015/9/8/chartex" xmlns:cx2="http://schemas.microsoft.com/office/drawing/2015/10/21/chartex" xmlns:cx3="http://schemas.microsoft.com/office/drawing/2016/5/9/chartex" xmlns:cx4="http://schemas.microsoft.com/office/drawing/2016/5/10/chartex" xmlns:cx5="http://schemas.microsoft.com/office/drawing/2016/5/11/chartex" xmlns:cx6="http://schemas.microsoft.com/office/drawing/2016/5/12/chartex" xmlns:cx7="http://schemas.microsoft.com/office/drawing/2016/5/13/chartex" xmlns:cx8="http://schemas.microsoft.com/office/drawing/2016/5/14/chartex" xmlns:mc="http://schemas.openxmlformats.org/markup-compatibility/2006" xmlns:aink="http://schemas.microsoft.com/office/drawing/2016/ink" xmlns:am3d="http://schemas.microsoft.com/office/drawing/2017/model3d" xmlns:o="urn:schemas-microsoft-com:office:office" xmlns:r="http://schemas.openxmlformats.org/officeDocument/2006/relationships" xmlns:m="http://schemas.openxmlformats.org/officeDocument/2006/math" xmlns:v="urn:schemas-microsoft-com:vml" xmlns:wp14="http://schemas.microsoft.com/office/word/2010/wordprocessingDrawing" xmlns:wp="http://schemas.openxmlformats.org/drawingml/2006/wordprocessingDrawing" xmlns:w10="urn:schemas-microsoft-com:office:word" xmlns:w="http://schemas.openxmlformats.org/wordprocessingml/2006/main" xmlns:w14="http://schemas.microsoft.com/office/word/2010/wordml" xmlns:w15="http://schemas.microsoft.com/office/word/2012/wordml" xmlns:w16cid="http://schemas.microsoft.com/office/word/2016/wordml/cid" xmlns:w16se="http://schemas.microsoft.com/office/word/2015/wordml/symex" xmlns:wpg="http://schemas.microsoft.com/office/word/2010/wordprocessingGroup" xmlns:wpi="http://schemas.microsoft.com/office/word/2010/wordprocessingInk" xmlns:wne="http://schemas.microsoft.com/office/word/2006/wordml" xmlns:wps="http://schemas.microsoft.com/office/word/2010/wordprocessingShape" mc:Ignorable="w14 w15 w16se w16cid wp14">
   <w:body>
     <w:tbl>
       <w:tblPr>
@@ -537,14 +537,27 @@
             <w:r>
               <w:t xml:space="preserve">Dear </w:t>
             </w:r>
-            <w:fldSimple w:instr=" MERGEFIELD  FirstName  \* MERGEFORMAT ">
-              <w:r>
-                <w:rPr>
-                  <w:noProof/>
-                </w:rPr>
-                <w:t>«FirstName»</w:t>
-              </w:r>
-            </w:fldSimple>
+            <w:r>
+              <w:fldChar w:fldCharType="begin"/>
+            </w:r>
+            <w:r>
+              <w:instrText xml:space="preserve"> MERGEFIELD  FirstName  \* MERGEFORMAT </w:instrText>
+            </w:r>
+            <w:r>
+              <w:fldChar w:fldCharType="separate"/>
+            </w:r>
+            <w:r>
+              <w:rPr>
+                <w:noProof/>
+              </w:rPr>
+              <w:t>«FirstName»</w:t>
+            </w:r>
+            <w:r>
+              <w:rPr>
+                <w:noProof/>
+              </w:rPr>
+              <w:fldChar w:fldCharType="end"/>
+            </w:r>
             <w:r>
               <w:t>,</w:t>
             </w:r>
@@ -554,7 +567,15 @@
               <w:spacing w:before="200"/>
             </w:pPr>
             <w:r>
-              <w:t xml:space="preserve">We hope you enjoyed </w:t>
+              <w:t xml:space="preserve">The recording </w:t>
+            </w:r>
+            <w:r>
+              <w:t>of</w:t>
+            </w:r>
+            <w:bookmarkStart w:id="0" w:name="_GoBack"/>
+            <w:bookmarkEnd w:id="0"/>
+            <w:r>
+              <w:t xml:space="preserve"> </w:t>
             </w:r>
             <w:r>
               <w:rPr>
@@ -588,19 +609,32 @@
               <w:fldChar w:fldCharType="end"/>
             </w:r>
             <w:r>
-              <w:t>.</w:t>
+              <w:t xml:space="preserve"> is ready to view!</w:t>
             </w:r>
             <w:r>
               <w:t xml:space="preserve"> </w:t>
             </w:r>
-            <w:fldSimple w:instr=" MERGEFIELD  RegDesc  \* MERGEFORMAT ">
-              <w:r>
-                <w:rPr>
-                  <w:noProof/>
-                </w:rPr>
-                <w:t>«RegDesc»</w:t>
-              </w:r>
-            </w:fldSimple>
+            <w:r>
+              <w:fldChar w:fldCharType="begin"/>
+            </w:r>
+            <w:r>
+              <w:instrText xml:space="preserve"> MERGEFIELD  RegDesc  \* MERGEFORMAT </w:instrText>
+            </w:r>
+            <w:r>
+              <w:fldChar w:fldCharType="separate"/>
+            </w:r>
+            <w:r>
+              <w:rPr>
+                <w:noProof/>
+              </w:rPr>
+              <w:t>«RegDesc»</w:t>
+            </w:r>
+            <w:r>
+              <w:rPr>
+                <w:noProof/>
+              </w:rPr>
+              <w:fldChar w:fldCharType="end"/>
+            </w:r>
           </w:p>
           <w:p>
             <w:pPr>
@@ -634,18 +668,31 @@
             <w:r>
               <w:t xml:space="preserve"> </w:t>
             </w:r>
-            <w:fldSimple w:instr=" MERGEFIELD  BillingEmail  \* MERGEFORMAT ">
-              <w:r>
-                <w:rPr>
-                  <w:noProof/>
-                </w:rPr>
-                <w:t>«BillingEmail»</w:t>
-              </w:r>
-            </w:fldSimple>
+            <w:r>
+              <w:fldChar w:fldCharType="begin"/>
+            </w:r>
+            <w:r>
+              <w:instrText xml:space="preserve"> MERGEFIELD  BillingEmail  \* MERGEFORMAT </w:instrText>
+            </w:r>
+            <w:r>
+              <w:fldChar w:fldCharType="separate"/>
+            </w:r>
             <w:r>
               <w:rPr>
                 <w:noProof/>
               </w:rPr>
+              <w:t>«BillingEmail»</w:t>
+            </w:r>
+            <w:r>
+              <w:rPr>
+                <w:noProof/>
+              </w:rPr>
+              <w:fldChar w:fldCharType="end"/>
+            </w:r>
+            <w:r>
+              <w:rPr>
+                <w:noProof/>
+              </w:rPr>
               <w:t xml:space="preserve"> </w:t>
             </w:r>
             <w:r>
@@ -672,14 +719,27 @@
             <w:r>
               <w:t xml:space="preserve">. </w:t>
             </w:r>
-            <w:fldSimple w:instr=" MERGEFIELD  LinkToMyWebinars  \* MERGEFORMAT ">
-              <w:r>
-                <w:rPr>
-                  <w:noProof/>
-                </w:rPr>
-                <w:t>«LinkToMyWebinars»</w:t>
-              </w:r>
-            </w:fldSimple>
+            <w:r>
+              <w:fldChar w:fldCharType="begin"/>
+            </w:r>
+            <w:r>
+              <w:instrText xml:space="preserve"> MERGEFIELD  LinkToMyWebinars  \* MERGEFORMAT </w:instrText>
+            </w:r>
+            <w:r>
+              <w:fldChar w:fldCharType="separate"/>
+            </w:r>
+            <w:r>
+              <w:rPr>
+                <w:noProof/>
+              </w:rPr>
+              <w:t>«LinkToMyWebinars»</w:t>
+            </w:r>
+            <w:r>
+              <w:rPr>
+                <w:noProof/>
+              </w:rPr>
+              <w:fldChar w:fldCharType="end"/>
+            </w:r>
           </w:p>
           <w:p>
             <w:pPr>
@@ -717,33 +777,33 @@
             <w:r>
               <w:t xml:space="preserve">required but you will be prompted for name and email. </w:t>
             </w:r>
-            <w:fldSimple w:instr=" MERGEFIELD  OndemandLink  \* MERGEFORMAT ">
-              <w:r>
-                <w:rPr>
-                  <w:noProof/>
-                </w:rPr>
-                <w:t>«OndemandLink»</w:t>
-              </w:r>
-            </w:fldSimple>
+            <w:r>
+              <w:fldChar w:fldCharType="begin"/>
+            </w:r>
+            <w:r>
+              <w:instrText xml:space="preserve"> MERGEFIELD  OndemandLink  \* MERGEFORMAT </w:instrText>
+            </w:r>
+            <w:r>
+              <w:fldChar w:fldCharType="separate"/>
+            </w:r>
+            <w:r>
+              <w:rPr>
+                <w:noProof/>
+              </w:rPr>
+              <w:t>«OndemandLink»</w:t>
+            </w:r>
+            <w:r>
+              <w:rPr>
+                <w:noProof/>
+              </w:rPr>
+              <w:fldChar w:fldCharType="end"/>
+            </w:r>
             <w:r>
               <w:t>.</w:t>
             </w:r>
-          </w:p>
-          <w:p>
-            <w:pPr>
-              <w:spacing w:before="200"/>
-              <w:rPr>
-                <w:noProof/>
-              </w:rPr>
-            </w:pPr>
-            <w:fldSimple w:instr=" MERGEFIELD  PaymentCaption  \* MERGEFORMAT ">
-              <w:r>
-                <w:rPr>
-                  <w:noProof/>
-                </w:rPr>
-                <w:t>«PaymentCaption»</w:t>
-              </w:r>
-            </w:fldSimple>
+            <w:r>
+              <w:t xml:space="preserve"> </w:t>
+            </w:r>
           </w:p>
           <w:p>
             <w:pPr>
@@ -751,6 +811,38 @@
             </w:pPr>
             <w:r>
               <w:t>It is possible that clicking the link directly within the email is prevented by your network’s policies. Pasting the above address into your browser’s window might work better.</w:t>
+            </w:r>
+          </w:p>
+          <w:p>
+            <w:pPr>
+              <w:spacing w:before="200"/>
+              <w:rPr>
+                <w:noProof/>
+              </w:rPr>
+            </w:pPr>
+            <w:r>
+              <w:fldChar w:fldCharType="begin"/>
+            </w:r>
+            <w:r>
+              <w:instrText xml:space="preserve"> MERGEFIELD </w:instrText>
+            </w:r>
+            <w:r>
+              <w:instrText xml:space="preserve"> PaymentCaption  \* MERGEFORMAT </w:instrText>
+            </w:r>
+            <w:r>
+              <w:fldChar w:fldCharType="separate"/>
+            </w:r>
+            <w:r>
+              <w:rPr>
+                <w:noProof/>
+              </w:rPr>
+              <w:t>«PaymentCaption»</w:t>
+            </w:r>
+            <w:r>
+              <w:rPr>
+                <w:noProof/>
+              </w:rPr>
+              <w:fldChar w:fldCharType="end"/>
             </w:r>
           </w:p>
           <w:p>
@@ -835,8 +927,8 @@
                           <w:right w:val="single" w:sz="4" w:space="0" w:color="auto"/>
                         </w:tcBorders>
                       </w:tcPr>
-                      <w:bookmarkStart w:id="0" w:name="OLE_LINK1"/>
-                      <w:bookmarkStart w:id="1" w:name="OLE_LINK2"/>
+                      <w:bookmarkStart w:id="1" w:name="OLE_LINK1"/>
+                      <w:bookmarkStart w:id="2" w:name="OLE_LINK2"/>
                       <w:p>
                         <w:pPr>
                           <w:jc w:val="center"/>
@@ -887,8 +979,8 @@
                           </w:rPr>
                           <w:fldChar w:fldCharType="end"/>
                         </w:r>
-                        <w:bookmarkEnd w:id="0"/>
                         <w:bookmarkEnd w:id="1"/>
+                        <w:bookmarkEnd w:id="2"/>
                       </w:p>
                     </w:tc>
                     <w:tc>
@@ -1048,10 +1140,7 @@
               </w:tc>
             </w:tr>
           </w:tbl>
-          <w:p>
-            <w:bookmarkStart w:id="2" w:name="_GoBack"/>
-            <w:bookmarkEnd w:id="2"/>
-          </w:p>
+          <w:p/>
         </w:tc>
         <w:tc>
           <w:tcPr>
@@ -1085,7 +1174,7 @@
 </file>
 
 <file path=word/styles.xml><?xml version="1.0" encoding="utf-8"?>
-<w:styles xmlns:mc="http://schemas.openxmlformats.org/markup-compatibility/2006" xmlns:r="http://schemas.openxmlformats.org/officeDocument/2006/relationships" xmlns:w="http://schemas.openxmlformats.org/wordprocessingml/2006/main" xmlns:w14="http://schemas.microsoft.com/office/word/2010/wordml" xmlns:w15="http://schemas.microsoft.com/office/word/2012/wordml" xmlns:w16se="http://schemas.microsoft.com/office/word/2015/wordml/symex" mc:Ignorable="w14 w15 w16se">
+<w:styles xmlns:mc="http://schemas.openxmlformats.org/markup-compatibility/2006" xmlns:r="http://schemas.openxmlformats.org/officeDocument/2006/relationships" xmlns:w="http://schemas.openxmlformats.org/wordprocessingml/2006/main" xmlns:w14="http://schemas.microsoft.com/office/word/2010/wordml" xmlns:w15="http://schemas.microsoft.com/office/word/2012/wordml" xmlns:w16cid="http://schemas.microsoft.com/office/word/2016/wordml/cid" xmlns:w16se="http://schemas.microsoft.com/office/word/2015/wordml/symex" mc:Ignorable="w14 w15 w16se w16cid">
   <w:docDefaults>
     <w:rPrDefault>
       <w:rPr>
@@ -1101,7 +1190,7 @@
       </w:pPr>
     </w:pPrDefault>
   </w:docDefaults>
-  <w:latentStyles w:defLockedState="0" w:defUIPriority="99" w:defSemiHidden="0" w:defUnhideWhenUsed="0" w:defQFormat="0" w:count="374">
+  <w:latentStyles w:defLockedState="0" w:defUIPriority="99" w:defSemiHidden="0" w:defUnhideWhenUsed="0" w:defQFormat="0" w:count="375">
     <w:lsdException w:name="Normal" w:uiPriority="0" w:qFormat="1"/>
     <w:lsdException w:name="heading 1" w:uiPriority="9" w:qFormat="1"/>
     <w:lsdException w:name="heading 2" w:semiHidden="1" w:uiPriority="9" w:unhideWhenUsed="1" w:qFormat="1"/>
@@ -1207,7 +1296,6 @@
     <w:lsdException w:name="HTML Sample" w:semiHidden="1" w:unhideWhenUsed="1"/>
     <w:lsdException w:name="HTML Typewriter" w:semiHidden="1" w:unhideWhenUsed="1"/>
     <w:lsdException w:name="HTML Variable" w:semiHidden="1" w:unhideWhenUsed="1"/>
-    <w:lsdException w:name="Normal Table" w:semiHidden="1" w:unhideWhenUsed="1"/>
     <w:lsdException w:name="annotation subject" w:semiHidden="1" w:unhideWhenUsed="1"/>
     <w:lsdException w:name="No List" w:semiHidden="1" w:unhideWhenUsed="1"/>
     <w:lsdException w:name="Outline List 1" w:semiHidden="1" w:unhideWhenUsed="1"/>
@@ -1254,10 +1342,8 @@
     <w:lsdException w:name="Table Subtle 2" w:semiHidden="1" w:unhideWhenUsed="1"/>
     <w:lsdException w:name="Table Web 1" w:semiHidden="1" w:unhideWhenUsed="1"/>
     <w:lsdException w:name="Table Web 2" w:semiHidden="1" w:unhideWhenUsed="1"/>
-    <w:lsdException w:name="Table Web 3" w:semiHidden="1" w:unhideWhenUsed="1"/>
     <w:lsdException w:name="Balloon Text" w:semiHidden="1" w:unhideWhenUsed="1"/>
     <w:lsdException w:name="Table Grid" w:uiPriority="39"/>
-    <w:lsdException w:name="Table Theme" w:semiHidden="1" w:unhideWhenUsed="1"/>
     <w:lsdException w:name="Placeholder Text" w:semiHidden="1"/>
     <w:lsdException w:name="No Spacing" w:uiPriority="1" w:qFormat="1"/>
     <w:lsdException w:name="Light Shading" w:uiPriority="60"/>
@@ -1476,6 +1562,7 @@
     <w:lsdException w:name="Mention" w:semiHidden="1" w:unhideWhenUsed="1"/>
     <w:lsdException w:name="Smart Hyperlink" w:semiHidden="1" w:unhideWhenUsed="1"/>
     <w:lsdException w:name="Hashtag" w:semiHidden="1" w:unhideWhenUsed="1"/>
+    <w:lsdException w:name="Unresolved Mention" w:semiHidden="1" w:unhideWhenUsed="1"/>
   </w:latentStyles>
   <w:style w:type="paragraph" w:default="1" w:styleId="Normal">
     <w:name w:val="Normal"/>
@@ -1835,21 +1922,6 @@
 </file>
 
 <file path=customXml/item1.xml><?xml version="1.0" encoding="utf-8"?>
-<p:properties xmlns:p="http://schemas.microsoft.com/office/2006/metadata/properties" xmlns:xsi="http://www.w3.org/2001/XMLSchema-instance" xmlns:pc="http://schemas.microsoft.com/office/infopath/2007/PartnerControls">
-  <documentManagement/>
-</p:properties>
-</file>
-
-<file path=customXml/item2.xml><?xml version="1.0" encoding="utf-8"?>
-<?mso-contentType ?>
-<FormTemplates xmlns="http://schemas.microsoft.com/sharepoint/v3/contenttype/forms">
-  <Display>DocumentLibraryForm</Display>
-  <Edit>DocumentLibraryForm</Edit>
-  <New>DocumentLibraryForm</New>
-</FormTemplates>
-</file>
-
-<file path=customXml/item3.xml><?xml version="1.0" encoding="utf-8"?>
 <ct:contentTypeSchema xmlns:ct="http://schemas.microsoft.com/office/2006/metadata/contentType" xmlns:ma="http://schemas.microsoft.com/office/2006/metadata/properties/metaAttributes" ct:_="" ma:_="" ma:contentTypeName="Document" ma:contentTypeID="0x0101001F790F750B123C469E5BE2A9EB6D9D99" ma:contentTypeVersion="5" ma:contentTypeDescription="Create a new document." ma:contentTypeScope="" ma:versionID="d5506308d6bf7227f7ec554c4f76cef4">
   <xsd:schema xmlns:xsd="http://www.w3.org/2001/XMLSchema" xmlns:xs="http://www.w3.org/2001/XMLSchema" xmlns:p="http://schemas.microsoft.com/office/2006/metadata/properties" xmlns:ns2="92e85379-ec43-4192-8d26-0c9c1113fbaf" targetNamespace="http://schemas.microsoft.com/office/2006/metadata/properties" ma:root="true" ma:fieldsID="eeae2fc0e0cc93f015230f549111e05d" ns2:_="">
     <xsd:import namespace="92e85379-ec43-4192-8d26-0c9c1113fbaf"/>
@@ -2017,28 +2089,26 @@
 </ct:contentTypeSchema>
 </file>
 
+<file path=customXml/item2.xml><?xml version="1.0" encoding="utf-8"?>
+<?mso-contentType ?>
+<FormTemplates xmlns="http://schemas.microsoft.com/sharepoint/v3/contenttype/forms">
+  <Display>DocumentLibraryForm</Display>
+  <Edit>DocumentLibraryForm</Edit>
+  <New>DocumentLibraryForm</New>
+</FormTemplates>
+</file>
+
+<file path=customXml/item3.xml><?xml version="1.0" encoding="utf-8"?>
+<p:properties xmlns:p="http://schemas.microsoft.com/office/2006/metadata/properties" xmlns:xsi="http://www.w3.org/2001/XMLSchema-instance" xmlns:pc="http://schemas.microsoft.com/office/infopath/2007/PartnerControls">
+  <documentManagement/>
+</p:properties>
+</file>
+
 <file path=customXml/item4.xml><?xml version="1.0" encoding="utf-8"?>
 <b:Sources xmlns:b="http://schemas.openxmlformats.org/officeDocument/2006/bibliography" xmlns="http://schemas.openxmlformats.org/officeDocument/2006/bibliography" SelectedStyle="\APASixthEditionOfficeOnline.xsl" StyleName="APA" Version="6"/>
 </file>
 
 <file path=customXml/itemProps1.xml><?xml version="1.0" encoding="utf-8"?>
-<ds:datastoreItem xmlns:ds="http://schemas.openxmlformats.org/officeDocument/2006/customXml" ds:itemID="{E289B5C0-0919-49CD-AAA6-177DBA4BD1D0}">
-  <ds:schemaRefs>
-    <ds:schemaRef ds:uri="http://schemas.microsoft.com/office/2006/metadata/properties"/>
-    <ds:schemaRef ds:uri="http://schemas.microsoft.com/office/infopath/2007/PartnerControls"/>
-  </ds:schemaRefs>
-</ds:datastoreItem>
-</file>
-
-<file path=customXml/itemProps2.xml><?xml version="1.0" encoding="utf-8"?>
-<ds:datastoreItem xmlns:ds="http://schemas.openxmlformats.org/officeDocument/2006/customXml" ds:itemID="{890576DF-815A-4CE0-8073-F56BFF5F29B9}">
-  <ds:schemaRefs>
-    <ds:schemaRef ds:uri="http://schemas.microsoft.com/sharepoint/v3/contenttype/forms"/>
-  </ds:schemaRefs>
-</ds:datastoreItem>
-</file>
-
-<file path=customXml/itemProps3.xml><?xml version="1.0" encoding="utf-8"?>
 <ds:datastoreItem xmlns:ds="http://schemas.openxmlformats.org/officeDocument/2006/customXml" ds:itemID="{BA9B4F17-5B3A-40FB-B893-D647F6CD7BCE}">
   <ds:schemaRefs>
     <ds:schemaRef ds:uri="http://schemas.microsoft.com/office/2006/metadata/contentType"/>
@@ -2056,8 +2126,25 @@
 </ds:datastoreItem>
 </file>
 
+<file path=customXml/itemProps2.xml><?xml version="1.0" encoding="utf-8"?>
+<ds:datastoreItem xmlns:ds="http://schemas.openxmlformats.org/officeDocument/2006/customXml" ds:itemID="{890576DF-815A-4CE0-8073-F56BFF5F29B9}">
+  <ds:schemaRefs>
+    <ds:schemaRef ds:uri="http://schemas.microsoft.com/sharepoint/v3/contenttype/forms"/>
+  </ds:schemaRefs>
+</ds:datastoreItem>
+</file>
+
+<file path=customXml/itemProps3.xml><?xml version="1.0" encoding="utf-8"?>
+<ds:datastoreItem xmlns:ds="http://schemas.openxmlformats.org/officeDocument/2006/customXml" ds:itemID="{E289B5C0-0919-49CD-AAA6-177DBA4BD1D0}">
+  <ds:schemaRefs>
+    <ds:schemaRef ds:uri="http://schemas.microsoft.com/office/2006/metadata/properties"/>
+    <ds:schemaRef ds:uri="http://schemas.microsoft.com/office/infopath/2007/PartnerControls"/>
+  </ds:schemaRefs>
+</ds:datastoreItem>
+</file>
+
 <file path=customXml/itemProps4.xml><?xml version="1.0" encoding="utf-8"?>
-<ds:datastoreItem xmlns:ds="http://schemas.openxmlformats.org/officeDocument/2006/customXml" ds:itemID="{CD238F41-917A-49E9-B0A6-2E486B789F87}">
+<ds:datastoreItem xmlns:ds="http://schemas.openxmlformats.org/officeDocument/2006/customXml" ds:itemID="{09459745-F0F4-4ED7-98A4-AD2554342D9D}">
   <ds:schemaRefs>
     <ds:schemaRef ds:uri="http://schemas.openxmlformats.org/officeDocument/2006/bibliography"/>
   </ds:schemaRefs>

--- a/CUWebinars.Web/App_Data/mergeTemplates/RecordingIsPostedToExistingUserBW.docx
+++ b/CUWebinars.Web/App_Data/mergeTemplates/RecordingIsPostedToExistingUserBW.docx
@@ -537,27 +537,14 @@
             <w:r>
               <w:t xml:space="preserve">Dear </w:t>
             </w:r>
-            <w:r>
-              <w:fldChar w:fldCharType="begin"/>
-            </w:r>
-            <w:r>
-              <w:instrText xml:space="preserve"> MERGEFIELD  FirstName  \* MERGEFORMAT </w:instrText>
-            </w:r>
-            <w:r>
-              <w:fldChar w:fldCharType="separate"/>
-            </w:r>
-            <w:r>
-              <w:rPr>
-                <w:noProof/>
-              </w:rPr>
-              <w:t>«FirstName»</w:t>
-            </w:r>
-            <w:r>
-              <w:rPr>
-                <w:noProof/>
-              </w:rPr>
-              <w:fldChar w:fldCharType="end"/>
-            </w:r>
+            <w:fldSimple w:instr=" MERGEFIELD  FirstName  \* MERGEFORMAT ">
+              <w:r>
+                <w:rPr>
+                  <w:noProof/>
+                </w:rPr>
+                <w:t>«FirstName»</w:t>
+              </w:r>
+            </w:fldSimple>
             <w:r>
               <w:t>,</w:t>
             </w:r>
@@ -572,8 +559,6 @@
             <w:r>
               <w:t>of</w:t>
             </w:r>
-            <w:bookmarkStart w:id="0" w:name="_GoBack"/>
-            <w:bookmarkEnd w:id="0"/>
             <w:r>
               <w:t xml:space="preserve"> </w:t>
             </w:r>
@@ -614,27 +599,14 @@
             <w:r>
               <w:t xml:space="preserve"> </w:t>
             </w:r>
-            <w:r>
-              <w:fldChar w:fldCharType="begin"/>
-            </w:r>
-            <w:r>
-              <w:instrText xml:space="preserve"> MERGEFIELD  RegDesc  \* MERGEFORMAT </w:instrText>
-            </w:r>
-            <w:r>
-              <w:fldChar w:fldCharType="separate"/>
-            </w:r>
-            <w:r>
-              <w:rPr>
-                <w:noProof/>
-              </w:rPr>
-              <w:t>«RegDesc»</w:t>
-            </w:r>
-            <w:r>
-              <w:rPr>
-                <w:noProof/>
-              </w:rPr>
-              <w:fldChar w:fldCharType="end"/>
-            </w:r>
+            <w:fldSimple w:instr=" MERGEFIELD  RegDesc  \* MERGEFORMAT ">
+              <w:r>
+                <w:rPr>
+                  <w:noProof/>
+                </w:rPr>
+                <w:t>«RegDesc»</w:t>
+              </w:r>
+            </w:fldSimple>
           </w:p>
           <w:p>
             <w:pPr>
@@ -668,27 +640,14 @@
             <w:r>
               <w:t xml:space="preserve"> </w:t>
             </w:r>
-            <w:r>
-              <w:fldChar w:fldCharType="begin"/>
-            </w:r>
-            <w:r>
-              <w:instrText xml:space="preserve"> MERGEFIELD  BillingEmail  \* MERGEFORMAT </w:instrText>
-            </w:r>
-            <w:r>
-              <w:fldChar w:fldCharType="separate"/>
-            </w:r>
-            <w:r>
-              <w:rPr>
-                <w:noProof/>
-              </w:rPr>
-              <w:t>«BillingEmail»</w:t>
-            </w:r>
-            <w:r>
-              <w:rPr>
-                <w:noProof/>
-              </w:rPr>
-              <w:fldChar w:fldCharType="end"/>
-            </w:r>
+            <w:fldSimple w:instr=" MERGEFIELD  BillingEmail  \* MERGEFORMAT ">
+              <w:r>
+                <w:rPr>
+                  <w:noProof/>
+                </w:rPr>
+                <w:t>«BillingEmail»</w:t>
+              </w:r>
+            </w:fldSimple>
             <w:r>
               <w:rPr>
                 <w:noProof/>
@@ -719,27 +678,14 @@
             <w:r>
               <w:t xml:space="preserve">. </w:t>
             </w:r>
-            <w:r>
-              <w:fldChar w:fldCharType="begin"/>
-            </w:r>
-            <w:r>
-              <w:instrText xml:space="preserve"> MERGEFIELD  LinkToMyWebinars  \* MERGEFORMAT </w:instrText>
-            </w:r>
-            <w:r>
-              <w:fldChar w:fldCharType="separate"/>
-            </w:r>
-            <w:r>
-              <w:rPr>
-                <w:noProof/>
-              </w:rPr>
-              <w:t>«LinkToMyWebinars»</w:t>
-            </w:r>
-            <w:r>
-              <w:rPr>
-                <w:noProof/>
-              </w:rPr>
-              <w:fldChar w:fldCharType="end"/>
-            </w:r>
+            <w:fldSimple w:instr=" MERGEFIELD  LinkToMyWebinars  \* MERGEFORMAT ">
+              <w:r>
+                <w:rPr>
+                  <w:noProof/>
+                </w:rPr>
+                <w:t>«LinkToMyWebinars»</w:t>
+              </w:r>
+            </w:fldSimple>
           </w:p>
           <w:p>
             <w:pPr>
@@ -777,27 +723,14 @@
             <w:r>
               <w:t xml:space="preserve">required but you will be prompted for name and email. </w:t>
             </w:r>
-            <w:r>
-              <w:fldChar w:fldCharType="begin"/>
-            </w:r>
-            <w:r>
-              <w:instrText xml:space="preserve"> MERGEFIELD  OndemandLink  \* MERGEFORMAT </w:instrText>
-            </w:r>
-            <w:r>
-              <w:fldChar w:fldCharType="separate"/>
-            </w:r>
-            <w:r>
-              <w:rPr>
-                <w:noProof/>
-              </w:rPr>
-              <w:t>«OndemandLink»</w:t>
-            </w:r>
-            <w:r>
-              <w:rPr>
-                <w:noProof/>
-              </w:rPr>
-              <w:fldChar w:fldCharType="end"/>
-            </w:r>
+            <w:fldSimple w:instr=" MERGEFIELD  OndemandLink  \* MERGEFORMAT ">
+              <w:r>
+                <w:rPr>
+                  <w:noProof/>
+                </w:rPr>
+                <w:t>«OndemandLink»</w:t>
+              </w:r>
+            </w:fldSimple>
             <w:r>
               <w:t>.</w:t>
             </w:r>
@@ -820,30 +753,14 @@
                 <w:noProof/>
               </w:rPr>
             </w:pPr>
-            <w:r>
-              <w:fldChar w:fldCharType="begin"/>
-            </w:r>
-            <w:r>
-              <w:instrText xml:space="preserve"> MERGEFIELD </w:instrText>
-            </w:r>
-            <w:r>
-              <w:instrText xml:space="preserve"> PaymentCaption  \* MERGEFORMAT </w:instrText>
-            </w:r>
-            <w:r>
-              <w:fldChar w:fldCharType="separate"/>
-            </w:r>
-            <w:r>
-              <w:rPr>
-                <w:noProof/>
-              </w:rPr>
-              <w:t>«PaymentCaption»</w:t>
-            </w:r>
-            <w:r>
-              <w:rPr>
-                <w:noProof/>
-              </w:rPr>
-              <w:fldChar w:fldCharType="end"/>
-            </w:r>
+            <w:fldSimple w:instr=" MERGEFIELD  PaymentCaption  \* MERGEFORMAT ">
+              <w:r>
+                <w:rPr>
+                  <w:noProof/>
+                </w:rPr>
+                <w:t>«PaymentCaption»</w:t>
+              </w:r>
+            </w:fldSimple>
           </w:p>
           <w:p>
             <w:pPr>
@@ -913,8 +830,8 @@
                     <w:tblLook w:val="04A0" w:firstRow="1" w:lastRow="0" w:firstColumn="1" w:lastColumn="0" w:noHBand="0" w:noVBand="1"/>
                   </w:tblPr>
                   <w:tblGrid>
-                    <w:gridCol w:w="4184"/>
-                    <w:gridCol w:w="4195"/>
+                    <w:gridCol w:w="4183"/>
+                    <w:gridCol w:w="4194"/>
                   </w:tblGrid>
                   <w:tr>
                     <w:tc>
@@ -927,8 +844,8 @@
                           <w:right w:val="single" w:sz="4" w:space="0" w:color="auto"/>
                         </w:tcBorders>
                       </w:tcPr>
-                      <w:bookmarkStart w:id="1" w:name="OLE_LINK1"/>
-                      <w:bookmarkStart w:id="2" w:name="OLE_LINK2"/>
+                      <w:bookmarkStart w:id="0" w:name="OLE_LINK1"/>
+                      <w:bookmarkStart w:id="1" w:name="OLE_LINK2"/>
                       <w:p>
                         <w:pPr>
                           <w:jc w:val="center"/>
@@ -979,8 +896,8 @@
                           </w:rPr>
                           <w:fldChar w:fldCharType="end"/>
                         </w:r>
+                        <w:bookmarkEnd w:id="0"/>
                         <w:bookmarkEnd w:id="1"/>
-                        <w:bookmarkEnd w:id="2"/>
                       </w:p>
                     </w:tc>
                     <w:tc>
@@ -997,51 +914,16 @@
                         <w:pPr>
                           <w:jc w:val="center"/>
                           <w:rPr>
-                            <w:rFonts w:eastAsia="Times New Roman" w:cs="Times New Roman"/>
                             <w:sz w:val="18"/>
                             <w:szCs w:val="18"/>
                           </w:rPr>
                         </w:pPr>
                         <w:r>
                           <w:rPr>
-                            <w:rFonts w:eastAsia="Times New Roman" w:cs="Times New Roman"/>
                             <w:sz w:val="18"/>
                             <w:szCs w:val="18"/>
                           </w:rPr>
-                          <w:fldChar w:fldCharType="begin"/>
-                        </w:r>
-                        <w:r>
-                          <w:rPr>
-                            <w:rFonts w:eastAsia="Times New Roman" w:cs="Times New Roman"/>
-                            <w:sz w:val="18"/>
-                            <w:szCs w:val="18"/>
-                          </w:rPr>
-                          <w:instrText xml:space="preserve"> MERGEFIELD  SupportEmail  \* MERGEFORMAT </w:instrText>
-                        </w:r>
-                        <w:r>
-                          <w:rPr>
-                            <w:rFonts w:eastAsia="Times New Roman" w:cs="Times New Roman"/>
-                            <w:sz w:val="18"/>
-                            <w:szCs w:val="18"/>
-                          </w:rPr>
-                          <w:fldChar w:fldCharType="separate"/>
-                        </w:r>
-                        <w:r>
-                          <w:rPr>
-                            <w:rFonts w:eastAsia="Times New Roman" w:cs="Times New Roman"/>
-                            <w:noProof/>
-                            <w:sz w:val="18"/>
-                            <w:szCs w:val="18"/>
-                          </w:rPr>
-                          <w:t>«SupportEmail»</w:t>
-                        </w:r>
-                        <w:r>
-                          <w:rPr>
-                            <w:rFonts w:eastAsia="Times New Roman" w:cs="Times New Roman"/>
-                            <w:sz w:val="18"/>
-                            <w:szCs w:val="18"/>
-                          </w:rPr>
-                          <w:fldChar w:fldCharType="end"/>
+                          <w:t>info@ttstrain.com</w:t>
                         </w:r>
                       </w:p>
                       <w:p>
@@ -1053,6 +935,8 @@
                             <w:szCs w:val="18"/>
                           </w:rPr>
                         </w:pPr>
+                        <w:bookmarkStart w:id="2" w:name="_GoBack"/>
+                        <w:bookmarkEnd w:id="2"/>
                         <w:r>
                           <w:rPr>
                             <w:rFonts w:eastAsia="Times New Roman" w:cs="Times New Roman"/>
@@ -1296,6 +1180,7 @@
     <w:lsdException w:name="HTML Sample" w:semiHidden="1" w:unhideWhenUsed="1"/>
     <w:lsdException w:name="HTML Typewriter" w:semiHidden="1" w:unhideWhenUsed="1"/>
     <w:lsdException w:name="HTML Variable" w:semiHidden="1" w:unhideWhenUsed="1"/>
+    <w:lsdException w:name="Normal Table" w:semiHidden="1" w:unhideWhenUsed="1"/>
     <w:lsdException w:name="annotation subject" w:semiHidden="1" w:unhideWhenUsed="1"/>
     <w:lsdException w:name="No List" w:semiHidden="1" w:unhideWhenUsed="1"/>
     <w:lsdException w:name="Outline List 1" w:semiHidden="1" w:unhideWhenUsed="1"/>
@@ -1342,8 +1227,10 @@
     <w:lsdException w:name="Table Subtle 2" w:semiHidden="1" w:unhideWhenUsed="1"/>
     <w:lsdException w:name="Table Web 1" w:semiHidden="1" w:unhideWhenUsed="1"/>
     <w:lsdException w:name="Table Web 2" w:semiHidden="1" w:unhideWhenUsed="1"/>
+    <w:lsdException w:name="Table Web 3" w:semiHidden="1" w:unhideWhenUsed="1"/>
     <w:lsdException w:name="Balloon Text" w:semiHidden="1" w:unhideWhenUsed="1"/>
     <w:lsdException w:name="Table Grid" w:uiPriority="39"/>
+    <w:lsdException w:name="Table Theme" w:semiHidden="1" w:unhideWhenUsed="1"/>
     <w:lsdException w:name="Placeholder Text" w:semiHidden="1"/>
     <w:lsdException w:name="No Spacing" w:uiPriority="1" w:qFormat="1"/>
     <w:lsdException w:name="Light Shading" w:uiPriority="60"/>
@@ -1922,6 +1809,21 @@
 </file>
 
 <file path=customXml/item1.xml><?xml version="1.0" encoding="utf-8"?>
+<p:properties xmlns:p="http://schemas.microsoft.com/office/2006/metadata/properties" xmlns:xsi="http://www.w3.org/2001/XMLSchema-instance" xmlns:pc="http://schemas.microsoft.com/office/infopath/2007/PartnerControls">
+  <documentManagement/>
+</p:properties>
+</file>
+
+<file path=customXml/item2.xml><?xml version="1.0" encoding="utf-8"?>
+<?mso-contentType ?>
+<FormTemplates xmlns="http://schemas.microsoft.com/sharepoint/v3/contenttype/forms">
+  <Display>DocumentLibraryForm</Display>
+  <Edit>DocumentLibraryForm</Edit>
+  <New>DocumentLibraryForm</New>
+</FormTemplates>
+</file>
+
+<file path=customXml/item3.xml><?xml version="1.0" encoding="utf-8"?>
 <ct:contentTypeSchema xmlns:ct="http://schemas.microsoft.com/office/2006/metadata/contentType" xmlns:ma="http://schemas.microsoft.com/office/2006/metadata/properties/metaAttributes" ct:_="" ma:_="" ma:contentTypeName="Document" ma:contentTypeID="0x0101001F790F750B123C469E5BE2A9EB6D9D99" ma:contentTypeVersion="5" ma:contentTypeDescription="Create a new document." ma:contentTypeScope="" ma:versionID="d5506308d6bf7227f7ec554c4f76cef4">
   <xsd:schema xmlns:xsd="http://www.w3.org/2001/XMLSchema" xmlns:xs="http://www.w3.org/2001/XMLSchema" xmlns:p="http://schemas.microsoft.com/office/2006/metadata/properties" xmlns:ns2="92e85379-ec43-4192-8d26-0c9c1113fbaf" targetNamespace="http://schemas.microsoft.com/office/2006/metadata/properties" ma:root="true" ma:fieldsID="eeae2fc0e0cc93f015230f549111e05d" ns2:_="">
     <xsd:import namespace="92e85379-ec43-4192-8d26-0c9c1113fbaf"/>
@@ -2089,26 +1991,28 @@
 </ct:contentTypeSchema>
 </file>
 
-<file path=customXml/item2.xml><?xml version="1.0" encoding="utf-8"?>
-<?mso-contentType ?>
-<FormTemplates xmlns="http://schemas.microsoft.com/sharepoint/v3/contenttype/forms">
-  <Display>DocumentLibraryForm</Display>
-  <Edit>DocumentLibraryForm</Edit>
-  <New>DocumentLibraryForm</New>
-</FormTemplates>
-</file>
-
-<file path=customXml/item3.xml><?xml version="1.0" encoding="utf-8"?>
-<p:properties xmlns:p="http://schemas.microsoft.com/office/2006/metadata/properties" xmlns:xsi="http://www.w3.org/2001/XMLSchema-instance" xmlns:pc="http://schemas.microsoft.com/office/infopath/2007/PartnerControls">
-  <documentManagement/>
-</p:properties>
-</file>
-
 <file path=customXml/item4.xml><?xml version="1.0" encoding="utf-8"?>
 <b:Sources xmlns:b="http://schemas.openxmlformats.org/officeDocument/2006/bibliography" xmlns="http://schemas.openxmlformats.org/officeDocument/2006/bibliography" SelectedStyle="\APASixthEditionOfficeOnline.xsl" StyleName="APA" Version="6"/>
 </file>
 
 <file path=customXml/itemProps1.xml><?xml version="1.0" encoding="utf-8"?>
+<ds:datastoreItem xmlns:ds="http://schemas.openxmlformats.org/officeDocument/2006/customXml" ds:itemID="{E289B5C0-0919-49CD-AAA6-177DBA4BD1D0}">
+  <ds:schemaRefs>
+    <ds:schemaRef ds:uri="http://schemas.microsoft.com/office/2006/metadata/properties"/>
+    <ds:schemaRef ds:uri="http://schemas.microsoft.com/office/infopath/2007/PartnerControls"/>
+  </ds:schemaRefs>
+</ds:datastoreItem>
+</file>
+
+<file path=customXml/itemProps2.xml><?xml version="1.0" encoding="utf-8"?>
+<ds:datastoreItem xmlns:ds="http://schemas.openxmlformats.org/officeDocument/2006/customXml" ds:itemID="{890576DF-815A-4CE0-8073-F56BFF5F29B9}">
+  <ds:schemaRefs>
+    <ds:schemaRef ds:uri="http://schemas.microsoft.com/sharepoint/v3/contenttype/forms"/>
+  </ds:schemaRefs>
+</ds:datastoreItem>
+</file>
+
+<file path=customXml/itemProps3.xml><?xml version="1.0" encoding="utf-8"?>
 <ds:datastoreItem xmlns:ds="http://schemas.openxmlformats.org/officeDocument/2006/customXml" ds:itemID="{BA9B4F17-5B3A-40FB-B893-D647F6CD7BCE}">
   <ds:schemaRefs>
     <ds:schemaRef ds:uri="http://schemas.microsoft.com/office/2006/metadata/contentType"/>
@@ -2126,25 +2030,8 @@
 </ds:datastoreItem>
 </file>
 
-<file path=customXml/itemProps2.xml><?xml version="1.0" encoding="utf-8"?>
-<ds:datastoreItem xmlns:ds="http://schemas.openxmlformats.org/officeDocument/2006/customXml" ds:itemID="{890576DF-815A-4CE0-8073-F56BFF5F29B9}">
-  <ds:schemaRefs>
-    <ds:schemaRef ds:uri="http://schemas.microsoft.com/sharepoint/v3/contenttype/forms"/>
-  </ds:schemaRefs>
-</ds:datastoreItem>
-</file>
-
-<file path=customXml/itemProps3.xml><?xml version="1.0" encoding="utf-8"?>
-<ds:datastoreItem xmlns:ds="http://schemas.openxmlformats.org/officeDocument/2006/customXml" ds:itemID="{E289B5C0-0919-49CD-AAA6-177DBA4BD1D0}">
-  <ds:schemaRefs>
-    <ds:schemaRef ds:uri="http://schemas.microsoft.com/office/2006/metadata/properties"/>
-    <ds:schemaRef ds:uri="http://schemas.microsoft.com/office/infopath/2007/PartnerControls"/>
-  </ds:schemaRefs>
-</ds:datastoreItem>
-</file>
-
 <file path=customXml/itemProps4.xml><?xml version="1.0" encoding="utf-8"?>
-<ds:datastoreItem xmlns:ds="http://schemas.openxmlformats.org/officeDocument/2006/customXml" ds:itemID="{09459745-F0F4-4ED7-98A4-AD2554342D9D}">
+<ds:datastoreItem xmlns:ds="http://schemas.openxmlformats.org/officeDocument/2006/customXml" ds:itemID="{4E23E687-FAFA-4A7A-8147-4958685C6020}">
   <ds:schemaRefs>
     <ds:schemaRef ds:uri="http://schemas.openxmlformats.org/officeDocument/2006/bibliography"/>
   </ds:schemaRefs>

--- a/CUWebinars.Web/App_Data/mergeTemplates/RecordingIsPostedToExistingUserBW.docx
+++ b/CUWebinars.Web/App_Data/mergeTemplates/RecordingIsPostedToExistingUserBW.docx
@@ -17,17 +17,18 @@
         <w:tblLook w:val="04A0" w:firstRow="1" w:lastRow="0" w:firstColumn="1" w:lastColumn="0" w:noHBand="0" w:noVBand="1"/>
       </w:tblPr>
       <w:tblGrid>
-        <w:gridCol w:w="265"/>
-        <w:gridCol w:w="5675"/>
-        <w:gridCol w:w="3146"/>
-        <w:gridCol w:w="265"/>
+        <w:gridCol w:w="260"/>
+        <w:gridCol w:w="4420"/>
+        <w:gridCol w:w="1585"/>
+        <w:gridCol w:w="2835"/>
+        <w:gridCol w:w="260"/>
       </w:tblGrid>
       <w:tr>
         <w:tc>
           <w:tcPr>
-            <w:tcW w:w="9351" w:type="dxa"/>
-            <w:gridSpan w:val="4"/>
-            <w:shd w:val="clear" w:color="auto" w:fill="4D677F"/>
+            <w:tcW w:w="9360" w:type="dxa"/>
+            <w:gridSpan w:val="5"/>
+            <w:shd w:val="clear" w:color="auto" w:fill="3E67B1"/>
           </w:tcPr>
           <w:p>
             <w:pPr>
@@ -41,757 +42,68 @@
                 <w:b/>
                 <w:color w:val="FFFFFF" w:themeColor="background1"/>
               </w:rPr>
-              <w:t>Your Recording Is Posted!</w:t>
+              <w:t xml:space="preserve">Your </w:t>
+            </w:r>
+            <w:r>
+              <w:rPr>
+                <w:b/>
+                <w:color w:val="FFFFFF" w:themeColor="background1"/>
+              </w:rPr>
+              <w:t>recording is posted</w:t>
+            </w:r>
+            <w:r>
+              <w:rPr>
+                <w:b/>
+                <w:color w:val="FFFFFF" w:themeColor="background1"/>
+              </w:rPr>
+              <w:t>!</w:t>
             </w:r>
           </w:p>
         </w:tc>
       </w:tr>
       <w:tr>
-        <w:trPr>
-          <w:trHeight w:val="1160"/>
-        </w:trPr>
         <w:tc>
           <w:tcPr>
-            <w:tcW w:w="265" w:type="dxa"/>
+            <w:tcW w:w="260" w:type="dxa"/>
             <w:tcBorders>
               <w:right w:val="single" w:sz="4" w:space="0" w:color="000000"/>
             </w:tcBorders>
-            <w:shd w:val="clear" w:color="auto" w:fill="4D677F"/>
+            <w:shd w:val="clear" w:color="auto" w:fill="3E67B1"/>
           </w:tcPr>
           <w:p/>
         </w:tc>
         <w:tc>
           <w:tcPr>
-            <w:tcW w:w="5675" w:type="dxa"/>
+            <w:tcW w:w="6005" w:type="dxa"/>
+            <w:gridSpan w:val="2"/>
             <w:tcBorders>
               <w:top w:val="single" w:sz="4" w:space="0" w:color="000000"/>
               <w:left w:val="single" w:sz="4" w:space="0" w:color="000000"/>
             </w:tcBorders>
-            <w:shd w:val="clear" w:color="auto" w:fill="4B5966"/>
+            <w:shd w:val="clear" w:color="auto" w:fill="F3F5F8"/>
           </w:tcPr>
           <w:p>
             <w:pPr>
-              <w:rPr>
-                <w:noProof/>
-              </w:rPr>
+              <w:tabs>
+                <w:tab w:val="left" w:pos="3372"/>
+              </w:tabs>
             </w:pPr>
             <w:r>
               <w:rPr>
                 <w:noProof/>
               </w:rPr>
               <w:t>[logo]</w:t>
-            </w:r>
-            <w:r>
-              <w:rPr>
-                <w:noProof/>
-                <w:color w:val="4B5966"/>
-                <w:shd w:val="clear" w:color="auto" w:fill="4B5966"/>
-              </w:rPr>
-              <w:t>|</w:t>
             </w:r>
           </w:p>
         </w:tc>
         <w:tc>
           <w:tcPr>
-            <w:tcW w:w="3146" w:type="dxa"/>
+            <w:tcW w:w="2835" w:type="dxa"/>
             <w:tcBorders>
               <w:top w:val="single" w:sz="4" w:space="0" w:color="000000"/>
               <w:right w:val="single" w:sz="4" w:space="0" w:color="000000"/>
             </w:tcBorders>
-            <w:shd w:val="clear" w:color="auto" w:fill="B9C8D5"/>
-          </w:tcPr>
-          <w:p>
-            <w:pPr>
-              <w:rPr>
-                <w:color w:val="7F7F7F" w:themeColor="text1" w:themeTint="80"/>
-                <w:sz w:val="18"/>
-                <w:szCs w:val="18"/>
-              </w:rPr>
-            </w:pPr>
-          </w:p>
-          <w:tbl>
-            <w:tblPr>
-              <w:tblStyle w:val="TableGrid"/>
-              <w:tblW w:w="0" w:type="auto"/>
-              <w:tblBorders>
-                <w:top w:val="none" w:sz="0" w:space="0" w:color="auto"/>
-                <w:left w:val="none" w:sz="0" w:space="0" w:color="auto"/>
-                <w:bottom w:val="none" w:sz="0" w:space="0" w:color="auto"/>
-                <w:right w:val="none" w:sz="0" w:space="0" w:color="auto"/>
-                <w:insideH w:val="none" w:sz="0" w:space="0" w:color="auto"/>
-                <w:insideV w:val="none" w:sz="0" w:space="0" w:color="auto"/>
-              </w:tblBorders>
-              <w:tblLook w:val="04A0" w:firstRow="1" w:lastRow="0" w:firstColumn="1" w:lastColumn="0" w:noHBand="0" w:noVBand="1"/>
-            </w:tblPr>
-            <w:tblGrid>
-              <w:gridCol w:w="1373"/>
-              <w:gridCol w:w="1557"/>
-            </w:tblGrid>
-            <w:tr>
-              <w:tc>
-                <w:tcPr>
-                  <w:tcW w:w="1373" w:type="dxa"/>
-                </w:tcPr>
-                <w:p>
-                  <w:pPr>
-                    <w:pStyle w:val="NoSpacing"/>
-                    <w:jc w:val="right"/>
-                    <w:rPr>
-                      <w:noProof/>
-                      <w:color w:val="7F7F7F" w:themeColor="text1" w:themeTint="80"/>
-                      <w:sz w:val="18"/>
-                      <w:szCs w:val="18"/>
-                    </w:rPr>
-                  </w:pPr>
-                  <w:r>
-                    <w:rPr>
-                      <w:color w:val="7F7F7F" w:themeColor="text1" w:themeTint="80"/>
-                      <w:sz w:val="18"/>
-                      <w:szCs w:val="18"/>
-                    </w:rPr>
-                    <w:t>Order ID:</w:t>
-                  </w:r>
-                </w:p>
-              </w:tc>
-              <w:tc>
-                <w:tcPr>
-                  <w:tcW w:w="1557" w:type="dxa"/>
-                </w:tcPr>
-                <w:p>
-                  <w:pPr>
-                    <w:pStyle w:val="NoSpacing"/>
-                    <w:rPr>
-                      <w:noProof/>
-                      <w:sz w:val="18"/>
-                      <w:szCs w:val="18"/>
-                    </w:rPr>
-                  </w:pPr>
-                  <w:r>
-                    <w:rPr>
-                      <w:sz w:val="18"/>
-                      <w:szCs w:val="18"/>
-                    </w:rPr>
-                    <w:fldChar w:fldCharType="begin"/>
-                  </w:r>
-                  <w:r>
-                    <w:rPr>
-                      <w:sz w:val="18"/>
-                      <w:szCs w:val="18"/>
-                    </w:rPr>
-                    <w:instrText xml:space="preserve"> MERGEFIELD  OrderID  \* MERGEFORMAT </w:instrText>
-                  </w:r>
-                  <w:r>
-                    <w:rPr>
-                      <w:sz w:val="18"/>
-                      <w:szCs w:val="18"/>
-                    </w:rPr>
-                    <w:fldChar w:fldCharType="separate"/>
-                  </w:r>
-                  <w:r>
-                    <w:rPr>
-                      <w:noProof/>
-                      <w:sz w:val="18"/>
-                      <w:szCs w:val="18"/>
-                    </w:rPr>
-                    <w:t>«OrderID»</w:t>
-                  </w:r>
-                  <w:r>
-                    <w:rPr>
-                      <w:sz w:val="18"/>
-                      <w:szCs w:val="18"/>
-                    </w:rPr>
-                    <w:fldChar w:fldCharType="end"/>
-                  </w:r>
-                </w:p>
-              </w:tc>
-            </w:tr>
-            <w:tr>
-              <w:tc>
-                <w:tcPr>
-                  <w:tcW w:w="1373" w:type="dxa"/>
-                </w:tcPr>
-                <w:p>
-                  <w:pPr>
-                    <w:pStyle w:val="NoSpacing"/>
-                    <w:jc w:val="right"/>
-                    <w:rPr>
-                      <w:noProof/>
-                      <w:color w:val="7F7F7F" w:themeColor="text1" w:themeTint="80"/>
-                      <w:sz w:val="18"/>
-                      <w:szCs w:val="18"/>
-                    </w:rPr>
-                  </w:pPr>
-                  <w:r>
-                    <w:rPr>
-                      <w:color w:val="7F7F7F" w:themeColor="text1" w:themeTint="80"/>
-                      <w:sz w:val="18"/>
-                      <w:szCs w:val="18"/>
-                    </w:rPr>
-                    <w:t>Attendance</w:t>
-                  </w:r>
-                  <w:r>
-                    <w:rPr>
-                      <w:color w:val="7F7F7F" w:themeColor="text1" w:themeTint="80"/>
-                      <w:sz w:val="18"/>
-                      <w:szCs w:val="18"/>
-                    </w:rPr>
-                    <w:t>:</w:t>
-                  </w:r>
-                </w:p>
-              </w:tc>
-              <w:tc>
-                <w:tcPr>
-                  <w:tcW w:w="1557" w:type="dxa"/>
-                </w:tcPr>
-                <w:p>
-                  <w:pPr>
-                    <w:pStyle w:val="NoSpacing"/>
-                    <w:rPr>
-                      <w:noProof/>
-                      <w:sz w:val="18"/>
-                      <w:szCs w:val="18"/>
-                    </w:rPr>
-                  </w:pPr>
-                  <w:r>
-                    <w:rPr>
-                      <w:sz w:val="18"/>
-                      <w:szCs w:val="18"/>
-                    </w:rPr>
-                    <w:fldChar w:fldCharType="begin"/>
-                  </w:r>
-                  <w:r>
-                    <w:rPr>
-                      <w:sz w:val="18"/>
-                      <w:szCs w:val="18"/>
-                    </w:rPr>
-                    <w:instrText xml:space="preserve"> MERGEFIELD  AttendType  \* MERGEFORMAT </w:instrText>
-                  </w:r>
-                  <w:r>
-                    <w:rPr>
-                      <w:sz w:val="18"/>
-                      <w:szCs w:val="18"/>
-                    </w:rPr>
-                    <w:fldChar w:fldCharType="separate"/>
-                  </w:r>
-                  <w:r>
-                    <w:rPr>
-                      <w:noProof/>
-                      <w:sz w:val="18"/>
-                      <w:szCs w:val="18"/>
-                    </w:rPr>
-                    <w:t>«AttendType»</w:t>
-                  </w:r>
-                  <w:r>
-                    <w:rPr>
-                      <w:sz w:val="18"/>
-                      <w:szCs w:val="18"/>
-                    </w:rPr>
-                    <w:fldChar w:fldCharType="end"/>
-                  </w:r>
-                </w:p>
-              </w:tc>
-            </w:tr>
-            <w:tr>
-              <w:tc>
-                <w:tcPr>
-                  <w:tcW w:w="1373" w:type="dxa"/>
-                </w:tcPr>
-                <w:p>
-                  <w:pPr>
-                    <w:pStyle w:val="NoSpacing"/>
-                    <w:jc w:val="right"/>
-                    <w:rPr>
-                      <w:noProof/>
-                      <w:color w:val="7F7F7F" w:themeColor="text1" w:themeTint="80"/>
-                      <w:sz w:val="18"/>
-                      <w:szCs w:val="18"/>
-                    </w:rPr>
-                  </w:pPr>
-                  <w:r>
-                    <w:rPr>
-                      <w:color w:val="7F7F7F" w:themeColor="text1" w:themeTint="80"/>
-                      <w:sz w:val="18"/>
-                      <w:szCs w:val="18"/>
-                    </w:rPr>
-                    <w:t>Status:</w:t>
-                  </w:r>
-                </w:p>
-              </w:tc>
-              <w:tc>
-                <w:tcPr>
-                  <w:tcW w:w="1557" w:type="dxa"/>
-                </w:tcPr>
-                <w:p>
-                  <w:pPr>
-                    <w:pStyle w:val="NoSpacing"/>
-                    <w:rPr>
-                      <w:noProof/>
-                      <w:sz w:val="18"/>
-                      <w:szCs w:val="18"/>
-                    </w:rPr>
-                  </w:pPr>
-                  <w:r>
-                    <w:rPr>
-                      <w:sz w:val="18"/>
-                      <w:szCs w:val="18"/>
-                    </w:rPr>
-                    <w:fldChar w:fldCharType="begin"/>
-                  </w:r>
-                  <w:r>
-                    <w:rPr>
-                      <w:sz w:val="18"/>
-                      <w:szCs w:val="18"/>
-                    </w:rPr>
-                    <w:instrText xml:space="preserve"> MERGEFIELD  PaymentStatus  \* MERGEFORMAT </w:instrText>
-                  </w:r>
-                  <w:r>
-                    <w:rPr>
-                      <w:sz w:val="18"/>
-                      <w:szCs w:val="18"/>
-                    </w:rPr>
-                    <w:fldChar w:fldCharType="separate"/>
-                  </w:r>
-                  <w:r>
-                    <w:rPr>
-                      <w:noProof/>
-                      <w:sz w:val="18"/>
-                      <w:szCs w:val="18"/>
-                    </w:rPr>
-                    <w:t>«PaymentStatus»</w:t>
-                  </w:r>
-                  <w:r>
-                    <w:rPr>
-                      <w:sz w:val="18"/>
-                      <w:szCs w:val="18"/>
-                    </w:rPr>
-                    <w:fldChar w:fldCharType="end"/>
-                  </w:r>
-                </w:p>
-              </w:tc>
-            </w:tr>
-            <w:tr>
-              <w:tc>
-                <w:tcPr>
-                  <w:tcW w:w="1373" w:type="dxa"/>
-                </w:tcPr>
-                <w:p>
-                  <w:pPr>
-                    <w:pStyle w:val="NoSpacing"/>
-                    <w:jc w:val="right"/>
-                    <w:rPr>
-                      <w:noProof/>
-                      <w:color w:val="7F7F7F" w:themeColor="text1" w:themeTint="80"/>
-                      <w:sz w:val="18"/>
-                      <w:szCs w:val="18"/>
-                    </w:rPr>
-                  </w:pPr>
-                  <w:r>
-                    <w:rPr>
-                      <w:color w:val="7F7F7F" w:themeColor="text1" w:themeTint="80"/>
-                      <w:sz w:val="18"/>
-                      <w:szCs w:val="18"/>
-                    </w:rPr>
-                    <w:t>Expires</w:t>
-                  </w:r>
-                  <w:r>
-                    <w:rPr>
-                      <w:color w:val="7F7F7F" w:themeColor="text1" w:themeTint="80"/>
-                      <w:sz w:val="18"/>
-                      <w:szCs w:val="18"/>
-                    </w:rPr>
-                    <w:t>:</w:t>
-                  </w:r>
-                </w:p>
-              </w:tc>
-              <w:tc>
-                <w:tcPr>
-                  <w:tcW w:w="1557" w:type="dxa"/>
-                </w:tcPr>
-                <w:p>
-                  <w:pPr>
-                    <w:pStyle w:val="NoSpacing"/>
-                    <w:rPr>
-                      <w:sz w:val="18"/>
-                      <w:szCs w:val="18"/>
-                    </w:rPr>
-                  </w:pPr>
-                  <w:r>
-                    <w:rPr>
-                      <w:sz w:val="18"/>
-                      <w:szCs w:val="18"/>
-                    </w:rPr>
-                    <w:fldChar w:fldCharType="begin"/>
-                  </w:r>
-                  <w:r>
-                    <w:rPr>
-                      <w:sz w:val="18"/>
-                      <w:szCs w:val="18"/>
-                    </w:rPr>
-                    <w:instrText xml:space="preserve"> MERGEFIELD  Expires  \* MERGEFORMAT </w:instrText>
-                  </w:r>
-                  <w:r>
-                    <w:rPr>
-                      <w:sz w:val="18"/>
-                      <w:szCs w:val="18"/>
-                    </w:rPr>
-                    <w:fldChar w:fldCharType="separate"/>
-                  </w:r>
-                  <w:r>
-                    <w:rPr>
-                      <w:noProof/>
-                      <w:sz w:val="18"/>
-                      <w:szCs w:val="18"/>
-                    </w:rPr>
-                    <w:t>«Expires»</w:t>
-                  </w:r>
-                  <w:r>
-                    <w:rPr>
-                      <w:sz w:val="18"/>
-                      <w:szCs w:val="18"/>
-                    </w:rPr>
-                    <w:fldChar w:fldCharType="end"/>
-                  </w:r>
-                </w:p>
-              </w:tc>
-            </w:tr>
-          </w:tbl>
-          <w:p>
-            <w:pPr>
-              <w:rPr>
-                <w:noProof/>
-                <w:sz w:val="18"/>
-                <w:szCs w:val="18"/>
-              </w:rPr>
-            </w:pPr>
-          </w:p>
-        </w:tc>
-        <w:tc>
-          <w:tcPr>
-            <w:tcW w:w="265" w:type="dxa"/>
-            <w:tcBorders>
-              <w:left w:val="single" w:sz="4" w:space="0" w:color="000000"/>
-            </w:tcBorders>
-            <w:shd w:val="clear" w:color="auto" w:fill="4D677F"/>
-          </w:tcPr>
-          <w:p/>
-        </w:tc>
-      </w:tr>
-      <w:tr>
-        <w:tc>
-          <w:tcPr>
-            <w:tcW w:w="265" w:type="dxa"/>
-            <w:tcBorders>
-              <w:right w:val="single" w:sz="4" w:space="0" w:color="auto"/>
-            </w:tcBorders>
-            <w:shd w:val="clear" w:color="auto" w:fill="4D677F"/>
-          </w:tcPr>
-          <w:p/>
-        </w:tc>
-        <w:tc>
-          <w:tcPr>
-            <w:tcW w:w="8821" w:type="dxa"/>
-            <w:gridSpan w:val="2"/>
-            <w:tcBorders>
-              <w:left w:val="single" w:sz="4" w:space="0" w:color="auto"/>
-              <w:right w:val="single" w:sz="4" w:space="0" w:color="auto"/>
-            </w:tcBorders>
-            <w:shd w:val="clear" w:color="auto" w:fill="000000" w:themeFill="text1"/>
-          </w:tcPr>
-          <w:p/>
-        </w:tc>
-        <w:tc>
-          <w:tcPr>
-            <w:tcW w:w="265" w:type="dxa"/>
-            <w:tcBorders>
-              <w:left w:val="single" w:sz="4" w:space="0" w:color="auto"/>
-            </w:tcBorders>
-            <w:shd w:val="clear" w:color="auto" w:fill="4D677F"/>
-          </w:tcPr>
-          <w:p/>
-        </w:tc>
-      </w:tr>
-      <w:tr>
-        <w:tc>
-          <w:tcPr>
-            <w:tcW w:w="265" w:type="dxa"/>
-            <w:tcBorders>
-              <w:right w:val="single" w:sz="4" w:space="0" w:color="auto"/>
-            </w:tcBorders>
-            <w:shd w:val="clear" w:color="auto" w:fill="4D677F"/>
-          </w:tcPr>
-          <w:p/>
-        </w:tc>
-        <w:tc>
-          <w:tcPr>
-            <w:tcW w:w="8821" w:type="dxa"/>
-            <w:gridSpan w:val="2"/>
-            <w:tcBorders>
-              <w:left w:val="single" w:sz="4" w:space="0" w:color="auto"/>
-              <w:right w:val="single" w:sz="6" w:space="0" w:color="auto"/>
-            </w:tcBorders>
-          </w:tcPr>
-          <w:p>
-            <w:pPr>
-              <w:spacing w:before="200"/>
-            </w:pPr>
-            <w:r>
-              <w:t xml:space="preserve">Dear </w:t>
-            </w:r>
-            <w:fldSimple w:instr=" MERGEFIELD  FirstName  \* MERGEFORMAT ">
-              <w:r>
-                <w:rPr>
-                  <w:noProof/>
-                </w:rPr>
-                <w:t>«FirstName»</w:t>
-              </w:r>
-            </w:fldSimple>
-            <w:r>
-              <w:t>,</w:t>
-            </w:r>
-          </w:p>
-          <w:p>
-            <w:pPr>
-              <w:spacing w:before="200"/>
-            </w:pPr>
-            <w:r>
-              <w:t xml:space="preserve">The recording </w:t>
-            </w:r>
-            <w:r>
-              <w:t>of</w:t>
-            </w:r>
-            <w:r>
-              <w:t xml:space="preserve"> </w:t>
-            </w:r>
-            <w:r>
-              <w:rPr>
-                <w:i/>
-              </w:rPr>
-              <w:fldChar w:fldCharType="begin"/>
-            </w:r>
-            <w:r>
-              <w:rPr>
-                <w:i/>
-              </w:rPr>
-              <w:instrText xml:space="preserve"> MERGEFIELD  WebinarTitle  \* MERGEFORMAT </w:instrText>
-            </w:r>
-            <w:r>
-              <w:rPr>
-                <w:i/>
-              </w:rPr>
-              <w:fldChar w:fldCharType="separate"/>
-            </w:r>
-            <w:r>
-              <w:rPr>
-                <w:i/>
-                <w:noProof/>
-              </w:rPr>
-              <w:t>«WebinarTitle»</w:t>
-            </w:r>
-            <w:r>
-              <w:rPr>
-                <w:i/>
-              </w:rPr>
-              <w:fldChar w:fldCharType="end"/>
-            </w:r>
-            <w:r>
-              <w:t xml:space="preserve"> is ready to view!</w:t>
-            </w:r>
-            <w:r>
-              <w:t xml:space="preserve"> </w:t>
-            </w:r>
-            <w:fldSimple w:instr=" MERGEFIELD  RegDesc  \* MERGEFORMAT ">
-              <w:r>
-                <w:rPr>
-                  <w:noProof/>
-                </w:rPr>
-                <w:t>«RegDesc»</w:t>
-              </w:r>
-            </w:fldSimple>
-          </w:p>
-          <w:p>
-            <w:pPr>
-              <w:spacing w:before="200"/>
-              <w:rPr>
-                <w:noProof/>
-              </w:rPr>
-            </w:pPr>
-            <w:r>
-              <w:t>How To Access Your Recording</w:t>
-            </w:r>
-            <w:r>
-              <w:t>:</w:t>
-            </w:r>
-            <w:r>
-              <w:br/>
-            </w:r>
-            <w:r>
-              <w:rPr>
-                <w:b/>
-                <w:i/>
-              </w:rPr>
-              <w:t>If you are the original registrant</w:t>
-            </w:r>
-            <w:r>
-              <w:t xml:space="preserve"> </w:t>
-            </w:r>
-            <w:r>
-              <w:t>(</w:t>
-            </w:r>
-            <w:r>
-              <w:t xml:space="preserve"> </w:t>
-            </w:r>
-            <w:fldSimple w:instr=" MERGEFIELD  BillingEmail  \* MERGEFORMAT ">
-              <w:r>
-                <w:rPr>
-                  <w:noProof/>
-                </w:rPr>
-                <w:t>«BillingEmail»</w:t>
-              </w:r>
-            </w:fldSimple>
-            <w:r>
-              <w:rPr>
-                <w:noProof/>
-              </w:rPr>
-              <w:t xml:space="preserve"> </w:t>
-            </w:r>
-            <w:r>
-              <w:rPr>
-                <w:noProof/>
-              </w:rPr>
-              <w:t xml:space="preserve">) </w:t>
-            </w:r>
-            <w:r>
-              <w:t xml:space="preserve">you can log into your account </w:t>
-            </w:r>
-            <w:r>
-              <w:t xml:space="preserve">to </w:t>
-            </w:r>
-            <w:r>
-              <w:t>ac</w:t>
-            </w:r>
-            <w:r>
-              <w:t>cess the full details of you</w:t>
-            </w:r>
-            <w:r>
-              <w:t>r order</w:t>
-            </w:r>
-            <w:r>
-              <w:t xml:space="preserve">. </w:t>
-            </w:r>
-            <w:fldSimple w:instr=" MERGEFIELD  LinkToMyWebinars  \* MERGEFORMAT ">
-              <w:r>
-                <w:rPr>
-                  <w:noProof/>
-                </w:rPr>
-                <w:t>«LinkToMyWebinars»</w:t>
-              </w:r>
-            </w:fldSimple>
-          </w:p>
-          <w:p>
-            <w:pPr>
-              <w:spacing w:before="200"/>
-            </w:pPr>
-            <w:r>
-              <w:rPr>
-                <w:b/>
-                <w:i/>
-              </w:rPr>
-              <w:t>If you</w:t>
-            </w:r>
-            <w:r>
-              <w:rPr>
-                <w:b/>
-                <w:i/>
-              </w:rPr>
-              <w:t xml:space="preserve"> are not the original registrant</w:t>
-            </w:r>
-            <w:r>
-              <w:t xml:space="preserve"> -</w:t>
-            </w:r>
-            <w:r>
-              <w:t xml:space="preserve"> you </w:t>
-            </w:r>
-            <w:r>
-              <w:t xml:space="preserve">can </w:t>
-            </w:r>
-            <w:r>
-              <w:t>access the content by visit</w:t>
-            </w:r>
-            <w:r>
-              <w:t xml:space="preserve">ing the link below. No password </w:t>
-            </w:r>
-            <w:r>
-              <w:t xml:space="preserve">required but you will be prompted for name and email. </w:t>
-            </w:r>
-            <w:fldSimple w:instr=" MERGEFIELD  OndemandLink  \* MERGEFORMAT ">
-              <w:r>
-                <w:rPr>
-                  <w:noProof/>
-                </w:rPr>
-                <w:t>«OndemandLink»</w:t>
-              </w:r>
-            </w:fldSimple>
-            <w:r>
-              <w:t>.</w:t>
-            </w:r>
-            <w:r>
-              <w:t xml:space="preserve"> </w:t>
-            </w:r>
-          </w:p>
-          <w:p>
-            <w:pPr>
-              <w:spacing w:before="200"/>
-            </w:pPr>
-            <w:r>
-              <w:t>It is possible that clicking the link directly within the email is prevented by your network’s policies. Pasting the above address into your browser’s window might work better.</w:t>
-            </w:r>
-          </w:p>
-          <w:p>
-            <w:pPr>
-              <w:spacing w:before="200"/>
-              <w:rPr>
-                <w:noProof/>
-              </w:rPr>
-            </w:pPr>
-            <w:fldSimple w:instr=" MERGEFIELD  PaymentCaption  \* MERGEFORMAT ">
-              <w:r>
-                <w:rPr>
-                  <w:noProof/>
-                </w:rPr>
-                <w:t>«PaymentCaption»</w:t>
-              </w:r>
-            </w:fldSimple>
-          </w:p>
-          <w:p>
-            <w:pPr>
-              <w:spacing w:before="200"/>
-            </w:pPr>
-          </w:p>
-        </w:tc>
-        <w:tc>
-          <w:tcPr>
-            <w:tcW w:w="265" w:type="dxa"/>
-            <w:tcBorders>
-              <w:left w:val="single" w:sz="6" w:space="0" w:color="auto"/>
-            </w:tcBorders>
-            <w:shd w:val="clear" w:color="auto" w:fill="4D677F"/>
-          </w:tcPr>
-          <w:p/>
-        </w:tc>
-      </w:tr>
-      <w:tr>
-        <w:tc>
-          <w:tcPr>
-            <w:tcW w:w="265" w:type="dxa"/>
-            <w:shd w:val="clear" w:color="auto" w:fill="4D677F"/>
-          </w:tcPr>
-          <w:p/>
-        </w:tc>
-        <w:tc>
-          <w:tcPr>
-            <w:tcW w:w="8821" w:type="dxa"/>
-            <w:gridSpan w:val="2"/>
-            <w:shd w:val="clear" w:color="auto" w:fill="000000" w:themeFill="text1"/>
+            <w:shd w:val="clear" w:color="auto" w:fill="F3F5F8"/>
           </w:tcPr>
           <w:tbl>
             <w:tblPr>
@@ -808,218 +120,366 @@
               <w:tblLook w:val="04A0" w:firstRow="1" w:lastRow="0" w:firstColumn="1" w:lastColumn="0" w:noHBand="0" w:noVBand="1"/>
             </w:tblPr>
             <w:tblGrid>
-              <w:gridCol w:w="8605"/>
+              <w:gridCol w:w="1115"/>
+              <w:gridCol w:w="1504"/>
             </w:tblGrid>
             <w:tr>
               <w:tc>
                 <w:tcPr>
-                  <w:tcW w:w="8821" w:type="dxa"/>
-                  <w:shd w:val="clear" w:color="auto" w:fill="000000" w:themeFill="text1"/>
+                  <w:tcW w:w="1115" w:type="dxa"/>
+                  <w:tcBorders>
+                    <w:top w:val="nil"/>
+                    <w:left w:val="nil"/>
+                    <w:bottom w:val="nil"/>
+                    <w:right w:val="nil"/>
+                  </w:tcBorders>
                 </w:tcPr>
                 <w:p>
                   <w:pPr>
-                    <w:rPr>
-                      <w:rFonts w:eastAsia="Times New Roman" w:cs="Times New Roman"/>
+                    <w:jc w:val="right"/>
+                    <w:rPr>
+                      <w:noProof/>
+                      <w:color w:val="7F7F7F" w:themeColor="text1" w:themeTint="80"/>
+                      <w:sz w:val="18"/>
+                      <w:szCs w:val="18"/>
                     </w:rPr>
                   </w:pPr>
+                  <w:r>
+                    <w:rPr>
+                      <w:color w:val="7F7F7F" w:themeColor="text1" w:themeTint="80"/>
+                      <w:sz w:val="18"/>
+                      <w:szCs w:val="18"/>
+                    </w:rPr>
+                    <w:t>Order ID:</w:t>
+                  </w:r>
                 </w:p>
-                <w:tbl>
-                  <w:tblPr>
-                    <w:tblStyle w:val="TableGrid"/>
-                    <w:tblW w:w="0" w:type="auto"/>
-                    <w:tblLook w:val="04A0" w:firstRow="1" w:lastRow="0" w:firstColumn="1" w:lastColumn="0" w:noHBand="0" w:noVBand="1"/>
-                  </w:tblPr>
-                  <w:tblGrid>
-                    <w:gridCol w:w="4183"/>
-                    <w:gridCol w:w="4194"/>
-                  </w:tblGrid>
-                  <w:tr>
-                    <w:tc>
-                      <w:tcPr>
-                        <w:tcW w:w="4297" w:type="dxa"/>
-                        <w:tcBorders>
-                          <w:top w:val="single" w:sz="4" w:space="0" w:color="auto"/>
-                          <w:left w:val="single" w:sz="4" w:space="0" w:color="auto"/>
-                          <w:bottom w:val="single" w:sz="4" w:space="0" w:color="auto"/>
-                          <w:right w:val="single" w:sz="4" w:space="0" w:color="auto"/>
-                        </w:tcBorders>
-                      </w:tcPr>
-                      <w:bookmarkStart w:id="0" w:name="OLE_LINK1"/>
-                      <w:bookmarkStart w:id="1" w:name="OLE_LINK2"/>
-                      <w:p>
-                        <w:pPr>
-                          <w:jc w:val="center"/>
-                          <w:rPr>
-                            <w:rFonts w:eastAsia="Times New Roman" w:cs="Times New Roman"/>
-                            <w:sz w:val="18"/>
-                            <w:szCs w:val="18"/>
-                          </w:rPr>
-                        </w:pPr>
-                        <w:r>
-                          <w:rPr>
-                            <w:rFonts w:eastAsia="Times New Roman" w:cs="Times New Roman"/>
-                            <w:sz w:val="18"/>
-                            <w:szCs w:val="18"/>
-                          </w:rPr>
-                          <w:fldChar w:fldCharType="begin"/>
-                        </w:r>
-                        <w:r>
-                          <w:rPr>
-                            <w:rFonts w:eastAsia="Times New Roman" w:cs="Times New Roman"/>
-                            <w:sz w:val="18"/>
-                            <w:szCs w:val="18"/>
-                          </w:rPr>
-                          <w:instrText xml:space="preserve"> MERGEFIELD  AffFooter  \* MERGEFORMAT </w:instrText>
-                        </w:r>
-                        <w:r>
-                          <w:rPr>
-                            <w:rFonts w:eastAsia="Times New Roman" w:cs="Times New Roman"/>
-                            <w:sz w:val="18"/>
-                            <w:szCs w:val="18"/>
-                          </w:rPr>
-                          <w:fldChar w:fldCharType="separate"/>
-                        </w:r>
-                        <w:r>
-                          <w:rPr>
-                            <w:rFonts w:eastAsia="Times New Roman" w:cs="Times New Roman"/>
-                            <w:noProof/>
-                            <w:sz w:val="18"/>
-                            <w:szCs w:val="18"/>
-                          </w:rPr>
-                          <w:t>«AffFooter»</w:t>
-                        </w:r>
-                        <w:r>
-                          <w:rPr>
-                            <w:rFonts w:eastAsia="Times New Roman" w:cs="Times New Roman"/>
-                            <w:sz w:val="18"/>
-                            <w:szCs w:val="18"/>
-                          </w:rPr>
-                          <w:fldChar w:fldCharType="end"/>
-                        </w:r>
-                        <w:bookmarkEnd w:id="0"/>
-                        <w:bookmarkEnd w:id="1"/>
-                      </w:p>
-                    </w:tc>
-                    <w:tc>
-                      <w:tcPr>
-                        <w:tcW w:w="4298" w:type="dxa"/>
-                        <w:tcBorders>
-                          <w:top w:val="single" w:sz="4" w:space="0" w:color="auto"/>
-                          <w:left w:val="single" w:sz="4" w:space="0" w:color="auto"/>
-                          <w:bottom w:val="single" w:sz="4" w:space="0" w:color="auto"/>
-                          <w:right w:val="single" w:sz="4" w:space="0" w:color="auto"/>
-                        </w:tcBorders>
-                      </w:tcPr>
-                      <w:p>
-                        <w:pPr>
-                          <w:jc w:val="center"/>
-                          <w:rPr>
-                            <w:sz w:val="18"/>
-                            <w:szCs w:val="18"/>
-                          </w:rPr>
-                        </w:pPr>
-                        <w:r>
-                          <w:rPr>
-                            <w:sz w:val="18"/>
-                            <w:szCs w:val="18"/>
-                          </w:rPr>
-                          <w:t>info@ttstrain.com</w:t>
-                        </w:r>
-                      </w:p>
-                      <w:p>
-                        <w:pPr>
-                          <w:jc w:val="center"/>
-                          <w:rPr>
-                            <w:rFonts w:eastAsia="Times New Roman" w:cs="Times New Roman"/>
-                            <w:sz w:val="18"/>
-                            <w:szCs w:val="18"/>
-                          </w:rPr>
-                        </w:pPr>
-                        <w:bookmarkStart w:id="2" w:name="_GoBack"/>
-                        <w:bookmarkEnd w:id="2"/>
-                        <w:r>
-                          <w:rPr>
-                            <w:rFonts w:eastAsia="Times New Roman" w:cs="Times New Roman"/>
-                            <w:sz w:val="18"/>
-                            <w:szCs w:val="18"/>
-                          </w:rPr>
-                          <w:t xml:space="preserve">800-831-0678 </w:t>
-                        </w:r>
-                      </w:p>
-                    </w:tc>
-                  </w:tr>
-                  <w:tr>
-                    <w:tc>
-                      <w:tcPr>
-                        <w:tcW w:w="8595" w:type="dxa"/>
-                        <w:gridSpan w:val="2"/>
-                        <w:tcBorders>
-                          <w:top w:val="single" w:sz="4" w:space="0" w:color="auto"/>
-                          <w:left w:val="single" w:sz="4" w:space="0" w:color="auto"/>
-                          <w:bottom w:val="single" w:sz="4" w:space="0" w:color="auto"/>
-                          <w:right w:val="single" w:sz="4" w:space="0" w:color="auto"/>
-                        </w:tcBorders>
-                      </w:tcPr>
-                      <w:p>
-                        <w:pPr>
-                          <w:jc w:val="center"/>
-                          <w:rPr>
-                            <w:rFonts w:eastAsia="Times New Roman" w:cs="Times New Roman"/>
-                            <w:sz w:val="18"/>
-                            <w:szCs w:val="18"/>
-                          </w:rPr>
-                        </w:pPr>
-                        <w:r>
-                          <w:rPr>
-                            <w:rFonts w:eastAsia="Times New Roman" w:cs="Times New Roman"/>
-                            <w:sz w:val="18"/>
-                            <w:szCs w:val="18"/>
-                          </w:rPr>
-                          <w:fldChar w:fldCharType="begin"/>
-                        </w:r>
-                        <w:r>
-                          <w:rPr>
-                            <w:rFonts w:eastAsia="Times New Roman" w:cs="Times New Roman"/>
-                            <w:sz w:val="18"/>
-                            <w:szCs w:val="18"/>
-                          </w:rPr>
-                          <w:instrText xml:space="preserve"> MERGEFIELD  ServiceNote  \* MERGEFORMAT </w:instrText>
-                        </w:r>
-                        <w:r>
-                          <w:rPr>
-                            <w:rFonts w:eastAsia="Times New Roman" w:cs="Times New Roman"/>
-                            <w:sz w:val="18"/>
-                            <w:szCs w:val="18"/>
-                          </w:rPr>
-                          <w:fldChar w:fldCharType="separate"/>
-                        </w:r>
-                        <w:r>
-                          <w:rPr>
-                            <w:rFonts w:eastAsia="Times New Roman" w:cs="Times New Roman"/>
-                            <w:noProof/>
-                            <w:sz w:val="18"/>
-                            <w:szCs w:val="18"/>
-                          </w:rPr>
-                          <w:t>«ServiceNote»</w:t>
-                        </w:r>
-                        <w:r>
-                          <w:rPr>
-                            <w:rFonts w:eastAsia="Times New Roman" w:cs="Times New Roman"/>
-                            <w:sz w:val="18"/>
-                            <w:szCs w:val="18"/>
-                          </w:rPr>
-                          <w:fldChar w:fldCharType="end"/>
-                        </w:r>
-                      </w:p>
-                    </w:tc>
-                  </w:tr>
-                </w:tbl>
+              </w:tc>
+              <w:tc>
+                <w:tcPr>
+                  <w:tcW w:w="1504" w:type="dxa"/>
+                  <w:tcBorders>
+                    <w:top w:val="nil"/>
+                    <w:left w:val="nil"/>
+                    <w:bottom w:val="nil"/>
+                    <w:right w:val="nil"/>
+                  </w:tcBorders>
+                </w:tcPr>
                 <w:p>
                   <w:pPr>
                     <w:rPr>
-                      <w:rFonts w:eastAsia="Times New Roman" w:cs="Times New Roman"/>
+                      <w:noProof/>
+                      <w:sz w:val="18"/>
+                      <w:szCs w:val="18"/>
                     </w:rPr>
                   </w:pPr>
+                  <w:r>
+                    <w:rPr>
+                      <w:sz w:val="18"/>
+                      <w:szCs w:val="18"/>
+                    </w:rPr>
+                    <w:fldChar w:fldCharType="begin"/>
+                  </w:r>
+                  <w:r>
+                    <w:rPr>
+                      <w:sz w:val="18"/>
+                      <w:szCs w:val="18"/>
+                    </w:rPr>
+                    <w:instrText xml:space="preserve"> MERGEFIELD  OrderID  \* MERGEFORMAT </w:instrText>
+                  </w:r>
+                  <w:r>
+                    <w:rPr>
+                      <w:sz w:val="18"/>
+                      <w:szCs w:val="18"/>
+                    </w:rPr>
+                    <w:fldChar w:fldCharType="separate"/>
+                  </w:r>
+                  <w:r>
+                    <w:rPr>
+                      <w:noProof/>
+                      <w:sz w:val="18"/>
+                      <w:szCs w:val="18"/>
+                    </w:rPr>
+                    <w:t>«OrderID»</w:t>
+                  </w:r>
+                  <w:r>
+                    <w:rPr>
+                      <w:sz w:val="18"/>
+                      <w:szCs w:val="18"/>
+                    </w:rPr>
+                    <w:fldChar w:fldCharType="end"/>
+                  </w:r>
+                </w:p>
+              </w:tc>
+            </w:tr>
+            <w:tr>
+              <w:tc>
+                <w:tcPr>
+                  <w:tcW w:w="1115" w:type="dxa"/>
+                  <w:tcBorders>
+                    <w:top w:val="nil"/>
+                    <w:left w:val="nil"/>
+                    <w:bottom w:val="nil"/>
+                    <w:right w:val="nil"/>
+                  </w:tcBorders>
+                </w:tcPr>
+                <w:p>
+                  <w:pPr>
+                    <w:jc w:val="right"/>
+                    <w:rPr>
+                      <w:color w:val="7F7F7F" w:themeColor="text1" w:themeTint="80"/>
+                      <w:sz w:val="18"/>
+                      <w:szCs w:val="18"/>
+                    </w:rPr>
+                  </w:pPr>
+                  <w:bookmarkStart w:id="0" w:name="_Hlk486160287"/>
+                  <w:r>
+                    <w:rPr>
+                      <w:color w:val="7F7F7F" w:themeColor="text1" w:themeTint="80"/>
+                      <w:sz w:val="18"/>
+                      <w:szCs w:val="18"/>
+                    </w:rPr>
+                    <w:t>Total:</w:t>
+                  </w:r>
+                </w:p>
+              </w:tc>
+              <w:tc>
+                <w:tcPr>
+                  <w:tcW w:w="1504" w:type="dxa"/>
+                  <w:tcBorders>
+                    <w:top w:val="nil"/>
+                    <w:left w:val="nil"/>
+                    <w:bottom w:val="nil"/>
+                    <w:right w:val="nil"/>
+                  </w:tcBorders>
+                </w:tcPr>
+                <w:p>
+                  <w:pPr>
+                    <w:rPr>
+                      <w:sz w:val="18"/>
+                      <w:szCs w:val="18"/>
+                    </w:rPr>
+                  </w:pPr>
+                  <w:r>
+                    <w:rPr>
+                      <w:sz w:val="18"/>
+                      <w:szCs w:val="18"/>
+                    </w:rPr>
+                    <w:fldChar w:fldCharType="begin"/>
+                  </w:r>
+                  <w:r>
+                    <w:rPr>
+                      <w:sz w:val="18"/>
+                      <w:szCs w:val="18"/>
+                    </w:rPr>
+                    <w:instrText xml:space="preserve"> MERGEFIELD  Total  \* MERGEFORMAT </w:instrText>
+                  </w:r>
+                  <w:r>
+                    <w:rPr>
+                      <w:sz w:val="18"/>
+                      <w:szCs w:val="18"/>
+                    </w:rPr>
+                    <w:fldChar w:fldCharType="separate"/>
+                  </w:r>
+                  <w:r>
+                    <w:rPr>
+                      <w:noProof/>
+                      <w:sz w:val="18"/>
+                      <w:szCs w:val="18"/>
+                    </w:rPr>
+                    <w:t>«Total»</w:t>
+                  </w:r>
+                  <w:r>
+                    <w:rPr>
+                      <w:sz w:val="18"/>
+                      <w:szCs w:val="18"/>
+                    </w:rPr>
+                    <w:fldChar w:fldCharType="end"/>
+                  </w:r>
+                </w:p>
+              </w:tc>
+            </w:tr>
+            <w:bookmarkEnd w:id="0"/>
+            <w:tr>
+              <w:tc>
+                <w:tcPr>
+                  <w:tcW w:w="1115" w:type="dxa"/>
+                  <w:tcBorders>
+                    <w:top w:val="nil"/>
+                    <w:left w:val="nil"/>
+                    <w:bottom w:val="nil"/>
+                    <w:right w:val="nil"/>
+                  </w:tcBorders>
+                </w:tcPr>
+                <w:p>
+                  <w:pPr>
+                    <w:jc w:val="right"/>
+                    <w:rPr>
+                      <w:noProof/>
+                      <w:color w:val="7F7F7F" w:themeColor="text1" w:themeTint="80"/>
+                      <w:sz w:val="18"/>
+                      <w:szCs w:val="18"/>
+                    </w:rPr>
+                  </w:pPr>
+                  <w:r>
+                    <w:rPr>
+                      <w:color w:val="7F7F7F" w:themeColor="text1" w:themeTint="80"/>
+                      <w:sz w:val="18"/>
+                      <w:szCs w:val="18"/>
+                    </w:rPr>
+                    <w:t>Expires</w:t>
+                  </w:r>
+                  <w:r>
+                    <w:rPr>
+                      <w:color w:val="7F7F7F" w:themeColor="text1" w:themeTint="80"/>
+                      <w:sz w:val="18"/>
+                      <w:szCs w:val="18"/>
+                    </w:rPr>
+                    <w:t>:</w:t>
+                  </w:r>
+                </w:p>
+              </w:tc>
+              <w:tc>
+                <w:tcPr>
+                  <w:tcW w:w="1504" w:type="dxa"/>
+                  <w:tcBorders>
+                    <w:top w:val="nil"/>
+                    <w:left w:val="nil"/>
+                    <w:bottom w:val="nil"/>
+                    <w:right w:val="nil"/>
+                  </w:tcBorders>
+                </w:tcPr>
+                <w:p>
+                  <w:pPr>
+                    <w:rPr>
+                      <w:noProof/>
+                      <w:sz w:val="18"/>
+                      <w:szCs w:val="18"/>
+                    </w:rPr>
+                  </w:pPr>
+                  <w:r>
+                    <w:rPr>
+                      <w:sz w:val="18"/>
+                      <w:szCs w:val="18"/>
+                    </w:rPr>
+                    <w:fldChar w:fldCharType="begin"/>
+                  </w:r>
+                  <w:r>
+                    <w:rPr>
+                      <w:sz w:val="18"/>
+                      <w:szCs w:val="18"/>
+                    </w:rPr>
+                    <w:instrText xml:space="preserve"> MERGEFIELD  Expires  \* MERGEFORMAT </w:instrText>
+                  </w:r>
+                  <w:r>
+                    <w:rPr>
+                      <w:sz w:val="18"/>
+                      <w:szCs w:val="18"/>
+                    </w:rPr>
+                    <w:fldChar w:fldCharType="separate"/>
+                  </w:r>
+                  <w:r>
+                    <w:rPr>
+                      <w:noProof/>
+                      <w:sz w:val="18"/>
+                      <w:szCs w:val="18"/>
+                    </w:rPr>
+                    <w:t>«Expires»</w:t>
+                  </w:r>
+                  <w:r>
+                    <w:rPr>
+                      <w:sz w:val="18"/>
+                      <w:szCs w:val="18"/>
+                    </w:rPr>
+                    <w:fldChar w:fldCharType="end"/>
+                  </w:r>
+                </w:p>
+              </w:tc>
+            </w:tr>
+            <w:tr>
+              <w:tc>
+                <w:tcPr>
+                  <w:tcW w:w="1115" w:type="dxa"/>
+                  <w:tcBorders>
+                    <w:top w:val="nil"/>
+                    <w:left w:val="nil"/>
+                    <w:bottom w:val="nil"/>
+                    <w:right w:val="nil"/>
+                  </w:tcBorders>
+                </w:tcPr>
+                <w:p>
+                  <w:pPr>
+                    <w:jc w:val="right"/>
+                    <w:rPr>
+                      <w:noProof/>
+                      <w:color w:val="7F7F7F" w:themeColor="text1" w:themeTint="80"/>
+                      <w:sz w:val="18"/>
+                      <w:szCs w:val="18"/>
+                    </w:rPr>
+                  </w:pPr>
+                  <w:r>
+                    <w:rPr>
+                      <w:color w:val="7F7F7F" w:themeColor="text1" w:themeTint="80"/>
+                      <w:sz w:val="18"/>
+                      <w:szCs w:val="18"/>
+                    </w:rPr>
+                    <w:t>Status:</w:t>
+                  </w:r>
+                </w:p>
+              </w:tc>
+              <w:tc>
+                <w:tcPr>
+                  <w:tcW w:w="1504" w:type="dxa"/>
+                  <w:tcBorders>
+                    <w:top w:val="nil"/>
+                    <w:left w:val="nil"/>
+                    <w:bottom w:val="nil"/>
+                    <w:right w:val="nil"/>
+                  </w:tcBorders>
+                </w:tcPr>
+                <w:p>
+                  <w:pPr>
+                    <w:rPr>
+                      <w:noProof/>
+                      <w:sz w:val="18"/>
+                      <w:szCs w:val="18"/>
+                    </w:rPr>
+                  </w:pPr>
+                  <w:r>
+                    <w:rPr>
+                      <w:sz w:val="18"/>
+                      <w:szCs w:val="18"/>
+                    </w:rPr>
+                    <w:fldChar w:fldCharType="begin"/>
+                  </w:r>
+                  <w:r>
+                    <w:rPr>
+                      <w:sz w:val="18"/>
+                      <w:szCs w:val="18"/>
+                    </w:rPr>
+                    <w:instrText xml:space="preserve"> MERGEFIELD  PaymentStatus  \* MERGEFORMAT </w:instrText>
+                  </w:r>
+                  <w:r>
+                    <w:rPr>
+                      <w:sz w:val="18"/>
+                      <w:szCs w:val="18"/>
+                    </w:rPr>
+                    <w:fldChar w:fldCharType="separate"/>
+                  </w:r>
+                  <w:r>
+                    <w:rPr>
+                      <w:noProof/>
+                      <w:sz w:val="18"/>
+                      <w:szCs w:val="18"/>
+                    </w:rPr>
+                    <w:t>«PaymentStatus»</w:t>
+                  </w:r>
+                  <w:r>
+                    <w:rPr>
+                      <w:sz w:val="18"/>
+                      <w:szCs w:val="18"/>
+                    </w:rPr>
+                    <w:fldChar w:fldCharType="end"/>
+                  </w:r>
                 </w:p>
               </w:tc>
             </w:tr>
@@ -1028,8 +488,39 @@
         </w:tc>
         <w:tc>
           <w:tcPr>
-            <w:tcW w:w="265" w:type="dxa"/>
-            <w:shd w:val="clear" w:color="auto" w:fill="4D677F"/>
+            <w:tcW w:w="260" w:type="dxa"/>
+            <w:tcBorders>
+              <w:left w:val="single" w:sz="4" w:space="0" w:color="000000"/>
+            </w:tcBorders>
+            <w:shd w:val="clear" w:color="auto" w:fill="3E67B1"/>
+          </w:tcPr>
+          <w:p/>
+          <w:p/>
+        </w:tc>
+      </w:tr>
+      <w:tr>
+        <w:tc>
+          <w:tcPr>
+            <w:tcW w:w="260" w:type="dxa"/>
+            <w:shd w:val="clear" w:color="auto" w:fill="3E67B1"/>
+          </w:tcPr>
+          <w:p/>
+        </w:tc>
+        <w:tc>
+          <w:tcPr>
+            <w:tcW w:w="8840" w:type="dxa"/>
+            <w:gridSpan w:val="3"/>
+            <w:shd w:val="clear" w:color="auto" w:fill="3E67B1"/>
+          </w:tcPr>
+          <w:p/>
+        </w:tc>
+        <w:tc>
+          <w:tcPr>
+            <w:tcW w:w="260" w:type="dxa"/>
+            <w:tcBorders>
+              <w:left w:val="nil"/>
+            </w:tcBorders>
+            <w:shd w:val="clear" w:color="auto" w:fill="3E67B1"/>
           </w:tcPr>
           <w:p/>
         </w:tc>
@@ -1037,15 +528,663 @@
       <w:tr>
         <w:tc>
           <w:tcPr>
-            <w:tcW w:w="9351" w:type="dxa"/>
-            <w:gridSpan w:val="4"/>
-            <w:shd w:val="clear" w:color="auto" w:fill="4D677F"/>
+            <w:tcW w:w="260" w:type="dxa"/>
+            <w:tcBorders>
+              <w:right w:val="single" w:sz="4" w:space="0" w:color="auto"/>
+            </w:tcBorders>
+            <w:shd w:val="clear" w:color="auto" w:fill="3E67B1"/>
+          </w:tcPr>
+          <w:p/>
+        </w:tc>
+        <w:tc>
+          <w:tcPr>
+            <w:tcW w:w="8840" w:type="dxa"/>
+            <w:gridSpan w:val="3"/>
+            <w:tcBorders>
+              <w:left w:val="single" w:sz="4" w:space="0" w:color="auto"/>
+              <w:right w:val="single" w:sz="6" w:space="0" w:color="auto"/>
+            </w:tcBorders>
+          </w:tcPr>
+          <w:p>
+            <w:pPr>
+              <w:spacing w:before="200"/>
+              <w:rPr>
+                <w:rFonts w:eastAsia="Times New Roman" w:cs="Times New Roman"/>
+              </w:rPr>
+            </w:pPr>
+            <w:bookmarkStart w:id="1" w:name="_GoBack"/>
+            <w:bookmarkEnd w:id="1"/>
+            <w:r>
+              <w:rPr>
+                <w:rFonts w:eastAsia="Times New Roman" w:cs="Times New Roman"/>
+              </w:rPr>
+              <w:t xml:space="preserve">Dear </w:t>
+            </w:r>
+            <w:r>
+              <w:rPr>
+                <w:rFonts w:eastAsia="Times New Roman" w:cs="Times New Roman"/>
+                <w:noProof/>
+              </w:rPr>
+              <w:fldChar w:fldCharType="begin"/>
+            </w:r>
+            <w:r>
+              <w:rPr>
+                <w:rFonts w:eastAsia="Times New Roman" w:cs="Times New Roman"/>
+                <w:noProof/>
+              </w:rPr>
+              <w:instrText xml:space="preserve"> MERGEFIELD  FirstName  \* MERGEFORMAT </w:instrText>
+            </w:r>
+            <w:r>
+              <w:rPr>
+                <w:rFonts w:eastAsia="Times New Roman" w:cs="Times New Roman"/>
+                <w:noProof/>
+              </w:rPr>
+              <w:fldChar w:fldCharType="separate"/>
+            </w:r>
+            <w:r>
+              <w:rPr>
+                <w:rFonts w:eastAsia="Times New Roman" w:cs="Times New Roman"/>
+                <w:noProof/>
+              </w:rPr>
+              <w:t>«FirstName»</w:t>
+            </w:r>
+            <w:r>
+              <w:rPr>
+                <w:rFonts w:eastAsia="Times New Roman" w:cs="Times New Roman"/>
+                <w:noProof/>
+              </w:rPr>
+              <w:fldChar w:fldCharType="end"/>
+            </w:r>
+            <w:r>
+              <w:rPr>
+                <w:rFonts w:eastAsia="Times New Roman" w:cs="Times New Roman"/>
+              </w:rPr>
+              <w:t>,</w:t>
+            </w:r>
+          </w:p>
+          <w:p>
+            <w:pPr>
+              <w:spacing w:before="200"/>
+              <w:rPr>
+                <w:rFonts w:eastAsia="Times New Roman" w:cs="Times New Roman"/>
+              </w:rPr>
+            </w:pPr>
+            <w:r>
+              <w:rPr>
+                <w:rFonts w:eastAsia="Times New Roman" w:cs="Times New Roman"/>
+              </w:rPr>
+              <w:t xml:space="preserve">The recording of </w:t>
+            </w:r>
+            <w:r>
+              <w:rPr>
+                <w:rFonts w:eastAsia="Times New Roman" w:cs="Times New Roman"/>
+                <w:i/>
+              </w:rPr>
+              <w:fldChar w:fldCharType="begin"/>
+            </w:r>
+            <w:r>
+              <w:rPr>
+                <w:rFonts w:eastAsia="Times New Roman" w:cs="Times New Roman"/>
+                <w:i/>
+              </w:rPr>
+              <w:instrText xml:space="preserve"> MERGEFIELD  WebinarTitle  \* MERGEFORMAT </w:instrText>
+            </w:r>
+            <w:r>
+              <w:rPr>
+                <w:rFonts w:eastAsia="Times New Roman" w:cs="Times New Roman"/>
+                <w:i/>
+              </w:rPr>
+              <w:fldChar w:fldCharType="separate"/>
+            </w:r>
+            <w:r>
+              <w:rPr>
+                <w:rFonts w:eastAsia="Times New Roman" w:cs="Times New Roman"/>
+                <w:i/>
+                <w:noProof/>
+              </w:rPr>
+              <w:t>«WebinarTitle»</w:t>
+            </w:r>
+            <w:r>
+              <w:rPr>
+                <w:rFonts w:eastAsia="Times New Roman" w:cs="Times New Roman"/>
+                <w:i/>
+              </w:rPr>
+              <w:fldChar w:fldCharType="end"/>
+            </w:r>
+            <w:r>
+              <w:rPr>
+                <w:rFonts w:eastAsia="Times New Roman" w:cs="Times New Roman"/>
+              </w:rPr>
+              <w:t xml:space="preserve"> is ready to view! </w:t>
+            </w:r>
+            <w:r>
+              <w:rPr>
+                <w:rFonts w:eastAsia="Times New Roman" w:cs="Times New Roman"/>
+                <w:noProof/>
+              </w:rPr>
+              <w:fldChar w:fldCharType="begin"/>
+            </w:r>
+            <w:r>
+              <w:rPr>
+                <w:rFonts w:eastAsia="Times New Roman" w:cs="Times New Roman"/>
+                <w:noProof/>
+              </w:rPr>
+              <w:instrText xml:space="preserve"> MERGEFIELD  RegDesc  \* MERGEFORMAT </w:instrText>
+            </w:r>
+            <w:r>
+              <w:rPr>
+                <w:rFonts w:eastAsia="Times New Roman" w:cs="Times New Roman"/>
+                <w:noProof/>
+              </w:rPr>
+              <w:fldChar w:fldCharType="separate"/>
+            </w:r>
+            <w:r>
+              <w:rPr>
+                <w:rFonts w:eastAsia="Times New Roman" w:cs="Times New Roman"/>
+                <w:noProof/>
+              </w:rPr>
+              <w:t>«RegDesc»</w:t>
+            </w:r>
+            <w:r>
+              <w:rPr>
+                <w:rFonts w:eastAsia="Times New Roman" w:cs="Times New Roman"/>
+                <w:noProof/>
+              </w:rPr>
+              <w:fldChar w:fldCharType="end"/>
+            </w:r>
+          </w:p>
+          <w:p>
+            <w:pPr>
+              <w:spacing w:before="200"/>
+              <w:rPr>
+                <w:rFonts w:eastAsia="Times New Roman" w:cs="Times New Roman"/>
+                <w:noProof/>
+              </w:rPr>
+            </w:pPr>
+            <w:r>
+              <w:rPr>
+                <w:rFonts w:eastAsia="Times New Roman" w:cs="Times New Roman"/>
+              </w:rPr>
+              <w:t xml:space="preserve">How </w:t>
+            </w:r>
+            <w:proofErr w:type="gramStart"/>
+            <w:r>
+              <w:rPr>
+                <w:rFonts w:eastAsia="Times New Roman" w:cs="Times New Roman"/>
+              </w:rPr>
+              <w:t>To</w:t>
+            </w:r>
+            <w:proofErr w:type="gramEnd"/>
+            <w:r>
+              <w:rPr>
+                <w:rFonts w:eastAsia="Times New Roman" w:cs="Times New Roman"/>
+              </w:rPr>
+              <w:t xml:space="preserve"> Access Your Recording:</w:t>
+            </w:r>
+            <w:r>
+              <w:rPr>
+                <w:rFonts w:eastAsia="Times New Roman" w:cs="Times New Roman"/>
+              </w:rPr>
+              <w:br/>
+            </w:r>
+            <w:r>
+              <w:rPr>
+                <w:rFonts w:eastAsia="Times New Roman" w:cs="Times New Roman"/>
+                <w:b/>
+                <w:i/>
+              </w:rPr>
+              <w:t>If you are the original registrant</w:t>
+            </w:r>
+            <w:r>
+              <w:rPr>
+                <w:rFonts w:eastAsia="Times New Roman" w:cs="Times New Roman"/>
+              </w:rPr>
+              <w:t xml:space="preserve"> ( </w:t>
+            </w:r>
+            <w:r>
+              <w:rPr>
+                <w:rFonts w:eastAsia="Times New Roman" w:cs="Times New Roman"/>
+                <w:noProof/>
+              </w:rPr>
+              <w:fldChar w:fldCharType="begin"/>
+            </w:r>
+            <w:r>
+              <w:rPr>
+                <w:rFonts w:eastAsia="Times New Roman" w:cs="Times New Roman"/>
+                <w:noProof/>
+              </w:rPr>
+              <w:instrText xml:space="preserve"> MERGEFIELD  BillingEmail  \* MERGEFORMAT </w:instrText>
+            </w:r>
+            <w:r>
+              <w:rPr>
+                <w:rFonts w:eastAsia="Times New Roman" w:cs="Times New Roman"/>
+                <w:noProof/>
+              </w:rPr>
+              <w:fldChar w:fldCharType="separate"/>
+            </w:r>
+            <w:r>
+              <w:rPr>
+                <w:rFonts w:eastAsia="Times New Roman" w:cs="Times New Roman"/>
+                <w:noProof/>
+              </w:rPr>
+              <w:t>«BillingEmail»</w:t>
+            </w:r>
+            <w:r>
+              <w:rPr>
+                <w:rFonts w:eastAsia="Times New Roman" w:cs="Times New Roman"/>
+                <w:noProof/>
+              </w:rPr>
+              <w:fldChar w:fldCharType="end"/>
+            </w:r>
+            <w:r>
+              <w:rPr>
+                <w:rFonts w:eastAsia="Times New Roman" w:cs="Times New Roman"/>
+                <w:noProof/>
+              </w:rPr>
+              <w:t xml:space="preserve"> ) </w:t>
+            </w:r>
+            <w:r>
+              <w:rPr>
+                <w:rFonts w:eastAsia="Times New Roman" w:cs="Times New Roman"/>
+              </w:rPr>
+              <w:t xml:space="preserve">you can log into your account to access the full details of your order. </w:t>
+            </w:r>
+            <w:r>
+              <w:rPr>
+                <w:rFonts w:eastAsia="Times New Roman" w:cs="Times New Roman"/>
+                <w:noProof/>
+              </w:rPr>
+              <w:fldChar w:fldCharType="begin"/>
+            </w:r>
+            <w:r>
+              <w:rPr>
+                <w:rFonts w:eastAsia="Times New Roman" w:cs="Times New Roman"/>
+                <w:noProof/>
+              </w:rPr>
+              <w:instrText xml:space="preserve"> MERGEFIELD  LinkToMyWebinars  \* MERGEFORMAT </w:instrText>
+            </w:r>
+            <w:r>
+              <w:rPr>
+                <w:rFonts w:eastAsia="Times New Roman" w:cs="Times New Roman"/>
+                <w:noProof/>
+              </w:rPr>
+              <w:fldChar w:fldCharType="separate"/>
+            </w:r>
+            <w:r>
+              <w:rPr>
+                <w:rFonts w:eastAsia="Times New Roman" w:cs="Times New Roman"/>
+                <w:noProof/>
+              </w:rPr>
+              <w:t>«LinkToMyWebinars»</w:t>
+            </w:r>
+            <w:r>
+              <w:rPr>
+                <w:rFonts w:eastAsia="Times New Roman" w:cs="Times New Roman"/>
+                <w:noProof/>
+              </w:rPr>
+              <w:fldChar w:fldCharType="end"/>
+            </w:r>
+          </w:p>
+          <w:p>
+            <w:pPr>
+              <w:spacing w:before="200"/>
+              <w:rPr>
+                <w:rFonts w:eastAsia="Times New Roman" w:cs="Times New Roman"/>
+              </w:rPr>
+            </w:pPr>
+            <w:r>
+              <w:rPr>
+                <w:rFonts w:eastAsia="Times New Roman" w:cs="Times New Roman"/>
+                <w:b/>
+                <w:i/>
+              </w:rPr>
+              <w:t>If you are not the original registrant</w:t>
+            </w:r>
+            <w:r>
+              <w:rPr>
+                <w:rFonts w:eastAsia="Times New Roman" w:cs="Times New Roman"/>
+              </w:rPr>
+              <w:t xml:space="preserve"> - you can access the content by visiting the link below. No password required but you will be prompted for name and email. </w:t>
+            </w:r>
+            <w:r>
+              <w:rPr>
+                <w:rFonts w:eastAsia="Times New Roman" w:cs="Times New Roman"/>
+                <w:noProof/>
+              </w:rPr>
+              <w:fldChar w:fldCharType="begin"/>
+            </w:r>
+            <w:r>
+              <w:rPr>
+                <w:rFonts w:eastAsia="Times New Roman" w:cs="Times New Roman"/>
+                <w:noProof/>
+              </w:rPr>
+              <w:instrText xml:space="preserve"> MERGEFIELD  OndemandLink  \* MERGEFORMAT </w:instrText>
+            </w:r>
+            <w:r>
+              <w:rPr>
+                <w:rFonts w:eastAsia="Times New Roman" w:cs="Times New Roman"/>
+                <w:noProof/>
+              </w:rPr>
+              <w:fldChar w:fldCharType="separate"/>
+            </w:r>
+            <w:r>
+              <w:rPr>
+                <w:rFonts w:eastAsia="Times New Roman" w:cs="Times New Roman"/>
+                <w:noProof/>
+              </w:rPr>
+              <w:t>«OndemandLink»</w:t>
+            </w:r>
+            <w:r>
+              <w:rPr>
+                <w:rFonts w:eastAsia="Times New Roman" w:cs="Times New Roman"/>
+                <w:noProof/>
+              </w:rPr>
+              <w:fldChar w:fldCharType="end"/>
+            </w:r>
+            <w:r>
+              <w:rPr>
+                <w:rFonts w:eastAsia="Times New Roman" w:cs="Times New Roman"/>
+              </w:rPr>
+              <w:t xml:space="preserve">. </w:t>
+            </w:r>
+          </w:p>
+          <w:p>
+            <w:pPr>
+              <w:spacing w:before="200"/>
+              <w:rPr>
+                <w:rFonts w:eastAsia="Times New Roman" w:cs="Times New Roman"/>
+              </w:rPr>
+            </w:pPr>
+            <w:r>
+              <w:rPr>
+                <w:rFonts w:eastAsia="Times New Roman" w:cs="Times New Roman"/>
+              </w:rPr>
+              <w:t>It is possible that clicking the link directly within the email is prevented by your network’s policies. Pasting the above address into your browser’s window might work better.</w:t>
+            </w:r>
+          </w:p>
+          <w:p>
+            <w:pPr>
+              <w:spacing w:before="200"/>
+              <w:rPr>
+                <w:rFonts w:eastAsia="Times New Roman" w:cs="Times New Roman"/>
+                <w:noProof/>
+              </w:rPr>
+            </w:pPr>
+            <w:r>
+              <w:rPr>
+                <w:rFonts w:eastAsia="Times New Roman" w:cs="Times New Roman"/>
+                <w:noProof/>
+              </w:rPr>
+              <w:fldChar w:fldCharType="begin"/>
+            </w:r>
+            <w:r>
+              <w:rPr>
+                <w:rFonts w:eastAsia="Times New Roman" w:cs="Times New Roman"/>
+                <w:noProof/>
+              </w:rPr>
+              <w:instrText xml:space="preserve"> MERGEFIELD  PaymentCaption  \* MERGEFORMAT </w:instrText>
+            </w:r>
+            <w:r>
+              <w:rPr>
+                <w:rFonts w:eastAsia="Times New Roman" w:cs="Times New Roman"/>
+                <w:noProof/>
+              </w:rPr>
+              <w:fldChar w:fldCharType="separate"/>
+            </w:r>
+            <w:r>
+              <w:rPr>
+                <w:rFonts w:eastAsia="Times New Roman" w:cs="Times New Roman"/>
+                <w:noProof/>
+              </w:rPr>
+              <w:t>«PaymentCaption»</w:t>
+            </w:r>
+            <w:r>
+              <w:rPr>
+                <w:rFonts w:eastAsia="Times New Roman" w:cs="Times New Roman"/>
+                <w:noProof/>
+              </w:rPr>
+              <w:fldChar w:fldCharType="end"/>
+            </w:r>
+          </w:p>
+          <w:p/>
+        </w:tc>
+        <w:tc>
+          <w:tcPr>
+            <w:tcW w:w="260" w:type="dxa"/>
+            <w:tcBorders>
+              <w:left w:val="single" w:sz="6" w:space="0" w:color="auto"/>
+            </w:tcBorders>
+            <w:shd w:val="clear" w:color="auto" w:fill="3E67B1"/>
+          </w:tcPr>
+          <w:p/>
+        </w:tc>
+      </w:tr>
+      <w:tr>
+        <w:tc>
+          <w:tcPr>
+            <w:tcW w:w="260" w:type="dxa"/>
+            <w:shd w:val="clear" w:color="auto" w:fill="3E67B1"/>
+          </w:tcPr>
+          <w:p/>
+          <w:p/>
+        </w:tc>
+        <w:tc>
+          <w:tcPr>
+            <w:tcW w:w="4420" w:type="dxa"/>
+            <w:shd w:val="clear" w:color="auto" w:fill="243842"/>
+          </w:tcPr>
+          <w:p>
+            <w:pPr>
+              <w:jc w:val="center"/>
+              <w:rPr>
+                <w:sz w:val="18"/>
+                <w:szCs w:val="18"/>
+              </w:rPr>
+            </w:pPr>
+          </w:p>
+          <w:p>
+            <w:pPr>
+              <w:jc w:val="center"/>
+            </w:pPr>
+            <w:r>
+              <w:rPr>
+                <w:sz w:val="18"/>
+                <w:szCs w:val="18"/>
+              </w:rPr>
+              <w:fldChar w:fldCharType="begin"/>
+            </w:r>
+            <w:r>
+              <w:rPr>
+                <w:sz w:val="18"/>
+                <w:szCs w:val="18"/>
+              </w:rPr>
+              <w:instrText xml:space="preserve"> MERGEFIELD  AffFooter  \* MERGEFORMAT </w:instrText>
+            </w:r>
+            <w:r>
+              <w:rPr>
+                <w:sz w:val="18"/>
+                <w:szCs w:val="18"/>
+              </w:rPr>
+              <w:fldChar w:fldCharType="separate"/>
+            </w:r>
+            <w:r>
+              <w:rPr>
+                <w:noProof/>
+                <w:sz w:val="18"/>
+                <w:szCs w:val="18"/>
+              </w:rPr>
+              <w:t>«AffFooter»</w:t>
+            </w:r>
+            <w:r>
+              <w:rPr>
+                <w:sz w:val="18"/>
+                <w:szCs w:val="18"/>
+              </w:rPr>
+              <w:fldChar w:fldCharType="end"/>
+            </w:r>
+          </w:p>
+        </w:tc>
+        <w:tc>
+          <w:tcPr>
+            <w:tcW w:w="4420" w:type="dxa"/>
+            <w:gridSpan w:val="2"/>
+            <w:shd w:val="clear" w:color="auto" w:fill="243842"/>
+          </w:tcPr>
+          <w:p>
+            <w:pPr>
+              <w:jc w:val="center"/>
+              <w:rPr>
+                <w:sz w:val="18"/>
+                <w:szCs w:val="18"/>
+              </w:rPr>
+            </w:pPr>
+          </w:p>
+          <w:p>
+            <w:pPr>
+              <w:jc w:val="center"/>
+              <w:rPr>
+                <w:sz w:val="18"/>
+                <w:szCs w:val="18"/>
+              </w:rPr>
+            </w:pPr>
+            <w:r>
+              <w:rPr>
+                <w:sz w:val="18"/>
+                <w:szCs w:val="18"/>
+              </w:rPr>
+              <w:t>info@ttstrain.com</w:t>
+            </w:r>
+          </w:p>
+          <w:p>
+            <w:pPr>
+              <w:jc w:val="center"/>
+              <w:rPr>
+                <w:sz w:val="18"/>
+                <w:szCs w:val="18"/>
+              </w:rPr>
+            </w:pPr>
+            <w:r>
+              <w:rPr>
+                <w:sz w:val="18"/>
+                <w:szCs w:val="18"/>
+              </w:rPr>
+              <w:t>800-831-0678</w:t>
+            </w:r>
+          </w:p>
+          <w:p>
+            <w:pPr>
+              <w:jc w:val="center"/>
+            </w:pPr>
+          </w:p>
+        </w:tc>
+        <w:tc>
+          <w:tcPr>
+            <w:tcW w:w="260" w:type="dxa"/>
+            <w:shd w:val="clear" w:color="auto" w:fill="3E67B1"/>
+          </w:tcPr>
+          <w:p/>
+        </w:tc>
+      </w:tr>
+      <w:tr>
+        <w:tc>
+          <w:tcPr>
+            <w:tcW w:w="260" w:type="dxa"/>
+            <w:shd w:val="clear" w:color="auto" w:fill="3E67B1"/>
+          </w:tcPr>
+          <w:p/>
+        </w:tc>
+        <w:tc>
+          <w:tcPr>
+            <w:tcW w:w="8840" w:type="dxa"/>
+            <w:gridSpan w:val="3"/>
+            <w:shd w:val="clear" w:color="auto" w:fill="86BE48"/>
+          </w:tcPr>
+          <w:p>
+            <w:pPr>
+              <w:jc w:val="center"/>
+              <w:rPr>
+                <w:sz w:val="18"/>
+                <w:szCs w:val="18"/>
+              </w:rPr>
+            </w:pPr>
+            <w:r>
+              <w:rPr>
+                <w:sz w:val="18"/>
+                <w:szCs w:val="18"/>
+              </w:rPr>
+              <w:fldChar w:fldCharType="begin"/>
+            </w:r>
+            <w:r>
+              <w:rPr>
+                <w:sz w:val="18"/>
+                <w:szCs w:val="18"/>
+              </w:rPr>
+              <w:instrText xml:space="preserve"> MERGEFIELD  ServiceNote  \* MERGEFORMAT </w:instrText>
+            </w:r>
+            <w:r>
+              <w:rPr>
+                <w:sz w:val="18"/>
+                <w:szCs w:val="18"/>
+              </w:rPr>
+              <w:fldChar w:fldCharType="separate"/>
+            </w:r>
+            <w:r>
+              <w:rPr>
+                <w:noProof/>
+                <w:sz w:val="18"/>
+                <w:szCs w:val="18"/>
+              </w:rPr>
+              <w:t>«ServiceNote»</w:t>
+            </w:r>
+            <w:r>
+              <w:rPr>
+                <w:sz w:val="18"/>
+                <w:szCs w:val="18"/>
+              </w:rPr>
+              <w:fldChar w:fldCharType="end"/>
+            </w:r>
+          </w:p>
+        </w:tc>
+        <w:tc>
+          <w:tcPr>
+            <w:tcW w:w="260" w:type="dxa"/>
+            <w:shd w:val="clear" w:color="auto" w:fill="3E67B1"/>
+          </w:tcPr>
+          <w:p/>
+        </w:tc>
+      </w:tr>
+      <w:tr>
+        <w:tc>
+          <w:tcPr>
+            <w:tcW w:w="9360" w:type="dxa"/>
+            <w:gridSpan w:val="5"/>
+            <w:shd w:val="clear" w:color="auto" w:fill="3E67B1"/>
           </w:tcPr>
           <w:p/>
         </w:tc>
       </w:tr>
     </w:tbl>
-    <w:p/>
+    <w:p>
+      <w:pPr>
+        <w:rPr>
+          <w:rFonts w:eastAsia="Times New Roman" w:cs="Times New Roman"/>
+        </w:rPr>
+      </w:pPr>
+    </w:p>
+    <w:p>
+      <w:pPr>
+        <w:rPr>
+          <w:rFonts w:eastAsia="Times New Roman" w:cs="Times New Roman"/>
+        </w:rPr>
+      </w:pPr>
+    </w:p>
+    <w:p>
+      <w:pPr>
+        <w:rPr>
+          <w:rFonts w:eastAsia="Times New Roman" w:cs="Times New Roman"/>
+        </w:rPr>
+      </w:pPr>
+    </w:p>
     <w:p/>
     <w:sectPr>
       <w:pgSz w:w="12240" w:h="15840"/>
@@ -1809,18 +1948,18 @@
 </file>
 
 <file path=customXml/item1.xml><?xml version="1.0" encoding="utf-8"?>
-<p:properties xmlns:p="http://schemas.microsoft.com/office/2006/metadata/properties" xmlns:xsi="http://www.w3.org/2001/XMLSchema-instance" xmlns:pc="http://schemas.microsoft.com/office/infopath/2007/PartnerControls">
-  <documentManagement/>
-</p:properties>
-</file>
-
-<file path=customXml/item2.xml><?xml version="1.0" encoding="utf-8"?>
 <?mso-contentType ?>
 <FormTemplates xmlns="http://schemas.microsoft.com/sharepoint/v3/contenttype/forms">
   <Display>DocumentLibraryForm</Display>
   <Edit>DocumentLibraryForm</Edit>
   <New>DocumentLibraryForm</New>
 </FormTemplates>
+</file>
+
+<file path=customXml/item2.xml><?xml version="1.0" encoding="utf-8"?>
+<p:properties xmlns:p="http://schemas.microsoft.com/office/2006/metadata/properties" xmlns:xsi="http://www.w3.org/2001/XMLSchema-instance" xmlns:pc="http://schemas.microsoft.com/office/infopath/2007/PartnerControls">
+  <documentManagement/>
+</p:properties>
 </file>
 
 <file path=customXml/item3.xml><?xml version="1.0" encoding="utf-8"?>
@@ -1996,18 +2135,18 @@
 </file>
 
 <file path=customXml/itemProps1.xml><?xml version="1.0" encoding="utf-8"?>
-<ds:datastoreItem xmlns:ds="http://schemas.openxmlformats.org/officeDocument/2006/customXml" ds:itemID="{E289B5C0-0919-49CD-AAA6-177DBA4BD1D0}">
+<ds:datastoreItem xmlns:ds="http://schemas.openxmlformats.org/officeDocument/2006/customXml" ds:itemID="{890576DF-815A-4CE0-8073-F56BFF5F29B9}">
   <ds:schemaRefs>
-    <ds:schemaRef ds:uri="http://schemas.microsoft.com/office/2006/metadata/properties"/>
-    <ds:schemaRef ds:uri="http://schemas.microsoft.com/office/infopath/2007/PartnerControls"/>
+    <ds:schemaRef ds:uri="http://schemas.microsoft.com/sharepoint/v3/contenttype/forms"/>
   </ds:schemaRefs>
 </ds:datastoreItem>
 </file>
 
 <file path=customXml/itemProps2.xml><?xml version="1.0" encoding="utf-8"?>
-<ds:datastoreItem xmlns:ds="http://schemas.openxmlformats.org/officeDocument/2006/customXml" ds:itemID="{890576DF-815A-4CE0-8073-F56BFF5F29B9}">
+<ds:datastoreItem xmlns:ds="http://schemas.openxmlformats.org/officeDocument/2006/customXml" ds:itemID="{E289B5C0-0919-49CD-AAA6-177DBA4BD1D0}">
   <ds:schemaRefs>
-    <ds:schemaRef ds:uri="http://schemas.microsoft.com/sharepoint/v3/contenttype/forms"/>
+    <ds:schemaRef ds:uri="http://schemas.microsoft.com/office/2006/metadata/properties"/>
+    <ds:schemaRef ds:uri="http://schemas.microsoft.com/office/infopath/2007/PartnerControls"/>
   </ds:schemaRefs>
 </ds:datastoreItem>
 </file>
@@ -2031,7 +2170,7 @@
 </file>
 
 <file path=customXml/itemProps4.xml><?xml version="1.0" encoding="utf-8"?>
-<ds:datastoreItem xmlns:ds="http://schemas.openxmlformats.org/officeDocument/2006/customXml" ds:itemID="{4E23E687-FAFA-4A7A-8147-4958685C6020}">
+<ds:datastoreItem xmlns:ds="http://schemas.openxmlformats.org/officeDocument/2006/customXml" ds:itemID="{594A3A2A-1525-4CDB-8A9B-C187A3DE6CB0}">
   <ds:schemaRefs>
     <ds:schemaRef ds:uri="http://schemas.openxmlformats.org/officeDocument/2006/bibliography"/>
   </ds:schemaRefs>
